--- a/deliverables/final_report/오이소창원_개발완료보고서_20261004.docx
+++ b/deliverables/final_report/오이소창원_개발완료보고서_20261004.docx
@@ -66,8 +66,8 @@
         </w:tblBorders>
       </w:tblPr>
       <w:tblGrid>
-        <w:gridCol w:w="2664"/>
-        <w:gridCol w:w="7540"/>
+        <w:gridCol w:w="1260"/>
+        <w:gridCol w:w="8944"/>
       </w:tblGrid>
       <w:tr>
         <w:trPr>
@@ -76,7 +76,7 @@
         </w:trPr>
         <w:tc>
           <w:tcPr>
-            <w:tcW w:type="dxa" w:w="2664"/>
+            <w:tcW w:type="dxa" w:w="1260"/>
             <w:tcBorders>
               <w:top w:val="single" w:color="C9D3DF" w:sz="4"/>
               <w:left w:val="single" w:color="C9D3DF" w:sz="4"/>
@@ -110,7 +110,7 @@
         </w:tc>
         <w:tc>
           <w:tcPr>
-            <w:tcW w:type="dxa" w:w="7540"/>
+            <w:tcW w:type="dxa" w:w="8944"/>
             <w:tcBorders>
               <w:top w:val="single" w:color="C9D3DF" w:sz="4"/>
               <w:left w:val="single" w:color="C9D3DF" w:sz="4"/>
@@ -150,7 +150,7 @@
         </w:trPr>
         <w:tc>
           <w:tcPr>
-            <w:tcW w:type="dxa" w:w="2664"/>
+            <w:tcW w:type="dxa" w:w="1260"/>
             <w:tcBorders>
               <w:top w:val="single" w:color="C9D3DF" w:sz="4"/>
               <w:left w:val="single" w:color="C9D3DF" w:sz="4"/>
@@ -180,7 +180,7 @@
         </w:tc>
         <w:tc>
           <w:tcPr>
-            <w:tcW w:type="dxa" w:w="7540"/>
+            <w:tcW w:type="dxa" w:w="8944"/>
             <w:tcBorders>
               <w:top w:val="single" w:color="C9D3DF" w:sz="4"/>
               <w:left w:val="single" w:color="C9D3DF" w:sz="4"/>
@@ -216,7 +216,7 @@
         </w:trPr>
         <w:tc>
           <w:tcPr>
-            <w:tcW w:type="dxa" w:w="2664"/>
+            <w:tcW w:type="dxa" w:w="1260"/>
             <w:tcBorders>
               <w:top w:val="single" w:color="C9D3DF" w:sz="4"/>
               <w:left w:val="single" w:color="C9D3DF" w:sz="4"/>
@@ -246,7 +246,7 @@
         </w:tc>
         <w:tc>
           <w:tcPr>
-            <w:tcW w:type="dxa" w:w="7540"/>
+            <w:tcW w:type="dxa" w:w="8944"/>
             <w:tcBorders>
               <w:top w:val="single" w:color="C9D3DF" w:sz="4"/>
               <w:left w:val="single" w:color="C9D3DF" w:sz="4"/>
@@ -282,7 +282,7 @@
         </w:trPr>
         <w:tc>
           <w:tcPr>
-            <w:tcW w:type="dxa" w:w="2664"/>
+            <w:tcW w:type="dxa" w:w="1260"/>
             <w:tcBorders>
               <w:top w:val="single" w:color="C9D3DF" w:sz="4"/>
               <w:left w:val="single" w:color="C9D3DF" w:sz="4"/>
@@ -312,7 +312,7 @@
         </w:tc>
         <w:tc>
           <w:tcPr>
-            <w:tcW w:type="dxa" w:w="7540"/>
+            <w:tcW w:type="dxa" w:w="8944"/>
             <w:tcBorders>
               <w:top w:val="single" w:color="C9D3DF" w:sz="4"/>
               <w:left w:val="single" w:color="C9D3DF" w:sz="4"/>
@@ -348,7 +348,7 @@
         </w:trPr>
         <w:tc>
           <w:tcPr>
-            <w:tcW w:type="dxa" w:w="2664"/>
+            <w:tcW w:type="dxa" w:w="1260"/>
             <w:tcBorders>
               <w:top w:val="single" w:color="C9D3DF" w:sz="4"/>
               <w:left w:val="single" w:color="C9D3DF" w:sz="4"/>
@@ -378,7 +378,7 @@
         </w:tc>
         <w:tc>
           <w:tcPr>
-            <w:tcW w:type="dxa" w:w="7540"/>
+            <w:tcW w:type="dxa" w:w="8944"/>
             <w:tcBorders>
               <w:top w:val="single" w:color="C9D3DF" w:sz="4"/>
               <w:left w:val="single" w:color="C9D3DF" w:sz="4"/>
@@ -404,7 +404,7 @@
               </w:rPr>
               <w:t xml:space="preserve">배포 앱 </w:t>
             </w:r>
-            <w:hyperlink w:history="1" r:id="rId3u72h3x00qhugejklj_r5">
+            <w:hyperlink w:history="1" r:id="rIdfzo7rkzfe0aw5_osjnb6b">
               <w:r>
                 <w:rPr>
                   <w:rStyle w:val="Hyperlink"/>
@@ -423,7 +423,7 @@
               </w:rPr>
               <w:t xml:space="preserve"> · 저장소 </w:t>
             </w:r>
-            <w:hyperlink w:history="1" r:id="rIdpitu4v0axpc6q0lioslto">
+            <w:hyperlink w:history="1" r:id="rId81buxutj88ylbq5lrrg0k">
               <w:r>
                 <w:rPr>
                   <w:rStyle w:val="Hyperlink"/>
@@ -444,7 +444,7 @@
         </w:trPr>
         <w:tc>
           <w:tcPr>
-            <w:tcW w:type="dxa" w:w="2664"/>
+            <w:tcW w:type="dxa" w:w="1260"/>
             <w:tcBorders>
               <w:top w:val="single" w:color="C9D3DF" w:sz="4"/>
               <w:left w:val="single" w:color="C9D3DF" w:sz="4"/>
@@ -474,7 +474,7 @@
         </w:tc>
         <w:tc>
           <w:tcPr>
-            <w:tcW w:type="dxa" w:w="7540"/>
+            <w:tcW w:type="dxa" w:w="8944"/>
             <w:tcBorders>
               <w:top w:val="single" w:color="C9D3DF" w:sz="4"/>
               <w:left w:val="single" w:color="C9D3DF" w:sz="4"/>
@@ -510,7 +510,7 @@
         </w:trPr>
         <w:tc>
           <w:tcPr>
-            <w:tcW w:type="dxa" w:w="2664"/>
+            <w:tcW w:type="dxa" w:w="1260"/>
             <w:tcBorders>
               <w:top w:val="single" w:color="C9D3DF" w:sz="4"/>
               <w:left w:val="single" w:color="C9D3DF" w:sz="4"/>
@@ -540,7 +540,7 @@
         </w:tc>
         <w:tc>
           <w:tcPr>
-            <w:tcW w:type="dxa" w:w="7540"/>
+            <w:tcW w:type="dxa" w:w="8944"/>
             <w:tcBorders>
               <w:top w:val="single" w:color="C9D3DF" w:sz="4"/>
               <w:left w:val="single" w:color="C9D3DF" w:sz="4"/>
@@ -941,7 +941,7 @@
           </w:tcPr>
           <w:p>
             <w:pPr>
-              <w:jc w:val="center"/>
+              <w:jc w:val="left"/>
             </w:pPr>
             <w:r>
               <w:rPr>
@@ -1037,7 +1037,7 @@
           </w:tcPr>
           <w:p>
             <w:pPr>
-              <w:jc w:val="center"/>
+              <w:jc w:val="left"/>
             </w:pPr>
             <w:r>
               <w:rPr>
@@ -1133,7 +1133,7 @@
           </w:tcPr>
           <w:p>
             <w:pPr>
-              <w:jc w:val="center"/>
+              <w:jc w:val="left"/>
             </w:pPr>
             <w:r>
               <w:rPr>
@@ -1229,7 +1229,7 @@
           </w:tcPr>
           <w:p>
             <w:pPr>
-              <w:jc w:val="center"/>
+              <w:jc w:val="left"/>
             </w:pPr>
             <w:r>
               <w:rPr>
@@ -1384,9 +1384,9 @@
         </w:tblBorders>
       </w:tblPr>
       <w:tblGrid>
-        <w:gridCol w:w="2283"/>
-        <w:gridCol w:w="2454"/>
-        <w:gridCol w:w="5467"/>
+        <w:gridCol w:w="860"/>
+        <w:gridCol w:w="1260"/>
+        <w:gridCol w:w="8084"/>
       </w:tblGrid>
       <w:tr>
         <w:trPr>
@@ -1395,7 +1395,7 @@
         </w:trPr>
         <w:tc>
           <w:tcPr>
-            <w:tcW w:type="dxa" w:w="2283"/>
+            <w:tcW w:type="dxa" w:w="860"/>
             <w:tcBorders>
               <w:top w:val="single" w:color="C9D3DF" w:sz="4"/>
               <w:left w:val="single" w:color="C9D3DF" w:sz="4"/>
@@ -1429,7 +1429,7 @@
         </w:tc>
         <w:tc>
           <w:tcPr>
-            <w:tcW w:type="dxa" w:w="2454"/>
+            <w:tcW w:type="dxa" w:w="1260"/>
             <w:tcBorders>
               <w:top w:val="single" w:color="C9D3DF" w:sz="4"/>
               <w:left w:val="single" w:color="C9D3DF" w:sz="4"/>
@@ -1463,7 +1463,7 @@
         </w:tc>
         <w:tc>
           <w:tcPr>
-            <w:tcW w:type="dxa" w:w="5467"/>
+            <w:tcW w:type="dxa" w:w="8084"/>
             <w:tcBorders>
               <w:top w:val="single" w:color="C9D3DF" w:sz="4"/>
               <w:left w:val="single" w:color="C9D3DF" w:sz="4"/>
@@ -1503,7 +1503,7 @@
         </w:trPr>
         <w:tc>
           <w:tcPr>
-            <w:tcW w:type="dxa" w:w="2283"/>
+            <w:tcW w:type="dxa" w:w="860"/>
             <w:tcBorders>
               <w:top w:val="single" w:color="C9D3DF" w:sz="4"/>
               <w:left w:val="single" w:color="C9D3DF" w:sz="4"/>
@@ -1533,7 +1533,7 @@
         </w:tc>
         <w:tc>
           <w:tcPr>
-            <w:tcW w:type="dxa" w:w="2454"/>
+            <w:tcW w:type="dxa" w:w="1260"/>
             <w:tcBorders>
               <w:top w:val="single" w:color="C9D3DF" w:sz="4"/>
               <w:left w:val="single" w:color="C9D3DF" w:sz="4"/>
@@ -1563,7 +1563,7 @@
         </w:tc>
         <w:tc>
           <w:tcPr>
-            <w:tcW w:type="dxa" w:w="5467"/>
+            <w:tcW w:type="dxa" w:w="8084"/>
             <w:tcBorders>
               <w:top w:val="single" w:color="C9D3DF" w:sz="4"/>
               <w:left w:val="single" w:color="C9D3DF" w:sz="4"/>
@@ -1599,7 +1599,7 @@
         </w:trPr>
         <w:tc>
           <w:tcPr>
-            <w:tcW w:type="dxa" w:w="2283"/>
+            <w:tcW w:type="dxa" w:w="860"/>
             <w:tcBorders>
               <w:top w:val="single" w:color="C9D3DF" w:sz="4"/>
               <w:left w:val="single" w:color="C9D3DF" w:sz="4"/>
@@ -1629,7 +1629,7 @@
         </w:tc>
         <w:tc>
           <w:tcPr>
-            <w:tcW w:type="dxa" w:w="2454"/>
+            <w:tcW w:type="dxa" w:w="1260"/>
             <w:tcBorders>
               <w:top w:val="single" w:color="C9D3DF" w:sz="4"/>
               <w:left w:val="single" w:color="C9D3DF" w:sz="4"/>
@@ -1659,7 +1659,7 @@
         </w:tc>
         <w:tc>
           <w:tcPr>
-            <w:tcW w:type="dxa" w:w="5467"/>
+            <w:tcW w:type="dxa" w:w="8084"/>
             <w:tcBorders>
               <w:top w:val="single" w:color="C9D3DF" w:sz="4"/>
               <w:left w:val="single" w:color="C9D3DF" w:sz="4"/>
@@ -1695,7 +1695,7 @@
         </w:trPr>
         <w:tc>
           <w:tcPr>
-            <w:tcW w:type="dxa" w:w="2283"/>
+            <w:tcW w:type="dxa" w:w="860"/>
             <w:tcBorders>
               <w:top w:val="single" w:color="C9D3DF" w:sz="4"/>
               <w:left w:val="single" w:color="C9D3DF" w:sz="4"/>
@@ -1725,7 +1725,7 @@
         </w:tc>
         <w:tc>
           <w:tcPr>
-            <w:tcW w:type="dxa" w:w="2454"/>
+            <w:tcW w:type="dxa" w:w="1260"/>
             <w:tcBorders>
               <w:top w:val="single" w:color="C9D3DF" w:sz="4"/>
               <w:left w:val="single" w:color="C9D3DF" w:sz="4"/>
@@ -1755,7 +1755,7 @@
         </w:tc>
         <w:tc>
           <w:tcPr>
-            <w:tcW w:type="dxa" w:w="5467"/>
+            <w:tcW w:type="dxa" w:w="8084"/>
             <w:tcBorders>
               <w:top w:val="single" w:color="C9D3DF" w:sz="4"/>
               <w:left w:val="single" w:color="C9D3DF" w:sz="4"/>
@@ -1791,7 +1791,7 @@
         </w:trPr>
         <w:tc>
           <w:tcPr>
-            <w:tcW w:type="dxa" w:w="2283"/>
+            <w:tcW w:type="dxa" w:w="860"/>
             <w:tcBorders>
               <w:top w:val="single" w:color="C9D3DF" w:sz="4"/>
               <w:left w:val="single" w:color="C9D3DF" w:sz="4"/>
@@ -1821,7 +1821,7 @@
         </w:tc>
         <w:tc>
           <w:tcPr>
-            <w:tcW w:type="dxa" w:w="2454"/>
+            <w:tcW w:type="dxa" w:w="1260"/>
             <w:tcBorders>
               <w:top w:val="single" w:color="C9D3DF" w:sz="4"/>
               <w:left w:val="single" w:color="C9D3DF" w:sz="4"/>
@@ -1851,7 +1851,7 @@
         </w:tc>
         <w:tc>
           <w:tcPr>
-            <w:tcW w:type="dxa" w:w="5467"/>
+            <w:tcW w:type="dxa" w:w="8084"/>
             <w:tcBorders>
               <w:top w:val="single" w:color="C9D3DF" w:sz="4"/>
               <w:left w:val="single" w:color="C9D3DF" w:sz="4"/>
@@ -1999,7 +1999,7 @@
           </w:tcPr>
           <w:p>
             <w:pPr>
-              <w:jc w:val="center"/>
+              <w:jc w:val="left"/>
             </w:pPr>
             <w:r>
               <w:rPr>
@@ -2065,7 +2065,7 @@
           </w:tcPr>
           <w:p>
             <w:pPr>
-              <w:jc w:val="center"/>
+              <w:jc w:val="left"/>
             </w:pPr>
             <w:r>
               <w:rPr>
@@ -2131,7 +2131,7 @@
           </w:tcPr>
           <w:p>
             <w:pPr>
-              <w:jc w:val="center"/>
+              <w:jc w:val="left"/>
             </w:pPr>
             <w:r>
               <w:rPr>
@@ -2197,7 +2197,7 @@
           </w:tcPr>
           <w:p>
             <w:pPr>
-              <w:jc w:val="center"/>
+              <w:jc w:val="left"/>
             </w:pPr>
             <w:r>
               <w:rPr>
@@ -2277,8 +2277,8 @@
         </w:tblBorders>
       </w:tblPr>
       <w:tblGrid>
-        <w:gridCol w:w="3181"/>
-        <w:gridCol w:w="7023"/>
+        <w:gridCol w:w="3060"/>
+        <w:gridCol w:w="7144"/>
       </w:tblGrid>
       <w:tr>
         <w:trPr>
@@ -2287,7 +2287,7 @@
         </w:trPr>
         <w:tc>
           <w:tcPr>
-            <w:tcW w:type="dxa" w:w="3181"/>
+            <w:tcW w:type="dxa" w:w="3060"/>
             <w:tcBorders>
               <w:top w:val="single" w:color="C9D3DF" w:sz="4"/>
               <w:left w:val="single" w:color="C9D3DF" w:sz="4"/>
@@ -2321,7 +2321,7 @@
         </w:tc>
         <w:tc>
           <w:tcPr>
-            <w:tcW w:type="dxa" w:w="7023"/>
+            <w:tcW w:type="dxa" w:w="7144"/>
             <w:tcBorders>
               <w:top w:val="single" w:color="C9D3DF" w:sz="4"/>
               <w:left w:val="single" w:color="C9D3DF" w:sz="4"/>
@@ -2361,7 +2361,7 @@
         </w:trPr>
         <w:tc>
           <w:tcPr>
-            <w:tcW w:type="dxa" w:w="3181"/>
+            <w:tcW w:type="dxa" w:w="3060"/>
             <w:tcBorders>
               <w:top w:val="single" w:color="C9D3DF" w:sz="4"/>
               <w:left w:val="single" w:color="C9D3DF" w:sz="4"/>
@@ -2391,7 +2391,7 @@
         </w:tc>
         <w:tc>
           <w:tcPr>
-            <w:tcW w:type="dxa" w:w="7023"/>
+            <w:tcW w:type="dxa" w:w="7144"/>
             <w:tcBorders>
               <w:top w:val="single" w:color="C9D3DF" w:sz="4"/>
               <w:left w:val="single" w:color="C9D3DF" w:sz="4"/>
@@ -2427,7 +2427,7 @@
         </w:trPr>
         <w:tc>
           <w:tcPr>
-            <w:tcW w:type="dxa" w:w="3181"/>
+            <w:tcW w:type="dxa" w:w="3060"/>
             <w:tcBorders>
               <w:top w:val="single" w:color="C9D3DF" w:sz="4"/>
               <w:left w:val="single" w:color="C9D3DF" w:sz="4"/>
@@ -2457,7 +2457,7 @@
         </w:tc>
         <w:tc>
           <w:tcPr>
-            <w:tcW w:type="dxa" w:w="7023"/>
+            <w:tcW w:type="dxa" w:w="7144"/>
             <w:tcBorders>
               <w:top w:val="single" w:color="C9D3DF" w:sz="4"/>
               <w:left w:val="single" w:color="C9D3DF" w:sz="4"/>
@@ -2493,7 +2493,7 @@
         </w:trPr>
         <w:tc>
           <w:tcPr>
-            <w:tcW w:type="dxa" w:w="3181"/>
+            <w:tcW w:type="dxa" w:w="3060"/>
             <w:tcBorders>
               <w:top w:val="single" w:color="C9D3DF" w:sz="4"/>
               <w:left w:val="single" w:color="C9D3DF" w:sz="4"/>
@@ -2523,7 +2523,7 @@
         </w:tc>
         <w:tc>
           <w:tcPr>
-            <w:tcW w:type="dxa" w:w="7023"/>
+            <w:tcW w:type="dxa" w:w="7144"/>
             <w:tcBorders>
               <w:top w:val="single" w:color="C9D3DF" w:sz="4"/>
               <w:left w:val="single" w:color="C9D3DF" w:sz="4"/>
@@ -2559,7 +2559,7 @@
         </w:trPr>
         <w:tc>
           <w:tcPr>
-            <w:tcW w:type="dxa" w:w="3181"/>
+            <w:tcW w:type="dxa" w:w="3060"/>
             <w:tcBorders>
               <w:top w:val="single" w:color="C9D3DF" w:sz="4"/>
               <w:left w:val="single" w:color="C9D3DF" w:sz="4"/>
@@ -2589,7 +2589,7 @@
         </w:tc>
         <w:tc>
           <w:tcPr>
-            <w:tcW w:type="dxa" w:w="7023"/>
+            <w:tcW w:type="dxa" w:w="7144"/>
             <w:tcBorders>
               <w:top w:val="single" w:color="C9D3DF" w:sz="4"/>
               <w:left w:val="single" w:color="C9D3DF" w:sz="4"/>
@@ -2625,7 +2625,7 @@
         </w:trPr>
         <w:tc>
           <w:tcPr>
-            <w:tcW w:type="dxa" w:w="3181"/>
+            <w:tcW w:type="dxa" w:w="3060"/>
             <w:tcBorders>
               <w:top w:val="single" w:color="C9D3DF" w:sz="4"/>
               <w:left w:val="single" w:color="C9D3DF" w:sz="4"/>
@@ -2655,7 +2655,7 @@
         </w:tc>
         <w:tc>
           <w:tcPr>
-            <w:tcW w:type="dxa" w:w="7023"/>
+            <w:tcW w:type="dxa" w:w="7144"/>
             <w:tcBorders>
               <w:top w:val="single" w:color="C9D3DF" w:sz="4"/>
               <w:left w:val="single" w:color="C9D3DF" w:sz="4"/>
@@ -2766,8 +2766,8 @@
         </w:tblBorders>
       </w:tblPr>
       <w:tblGrid>
-        <w:gridCol w:w="3351"/>
-        <w:gridCol w:w="6853"/>
+        <w:gridCol w:w="2860"/>
+        <w:gridCol w:w="7344"/>
       </w:tblGrid>
       <w:tr>
         <w:trPr>
@@ -2776,7 +2776,7 @@
         </w:trPr>
         <w:tc>
           <w:tcPr>
-            <w:tcW w:type="dxa" w:w="3351"/>
+            <w:tcW w:type="dxa" w:w="2860"/>
             <w:tcBorders>
               <w:top w:val="single" w:color="C9D3DF" w:sz="4"/>
               <w:left w:val="single" w:color="C9D3DF" w:sz="4"/>
@@ -2810,7 +2810,7 @@
         </w:tc>
         <w:tc>
           <w:tcPr>
-            <w:tcW w:type="dxa" w:w="6853"/>
+            <w:tcW w:type="dxa" w:w="7344"/>
             <w:tcBorders>
               <w:top w:val="single" w:color="C9D3DF" w:sz="4"/>
               <w:left w:val="single" w:color="C9D3DF" w:sz="4"/>
@@ -2850,7 +2850,7 @@
         </w:trPr>
         <w:tc>
           <w:tcPr>
-            <w:tcW w:type="dxa" w:w="3351"/>
+            <w:tcW w:type="dxa" w:w="2860"/>
             <w:tcBorders>
               <w:top w:val="single" w:color="C9D3DF" w:sz="4"/>
               <w:left w:val="single" w:color="C9D3DF" w:sz="4"/>
@@ -2880,7 +2880,7 @@
         </w:tc>
         <w:tc>
           <w:tcPr>
-            <w:tcW w:type="dxa" w:w="6853"/>
+            <w:tcW w:type="dxa" w:w="7344"/>
             <w:tcBorders>
               <w:top w:val="single" w:color="C9D3DF" w:sz="4"/>
               <w:left w:val="single" w:color="C9D3DF" w:sz="4"/>
@@ -2916,7 +2916,7 @@
         </w:trPr>
         <w:tc>
           <w:tcPr>
-            <w:tcW w:type="dxa" w:w="3351"/>
+            <w:tcW w:type="dxa" w:w="2860"/>
             <w:tcBorders>
               <w:top w:val="single" w:color="C9D3DF" w:sz="4"/>
               <w:left w:val="single" w:color="C9D3DF" w:sz="4"/>
@@ -2946,7 +2946,7 @@
         </w:tc>
         <w:tc>
           <w:tcPr>
-            <w:tcW w:type="dxa" w:w="6853"/>
+            <w:tcW w:type="dxa" w:w="7344"/>
             <w:tcBorders>
               <w:top w:val="single" w:color="C9D3DF" w:sz="4"/>
               <w:left w:val="single" w:color="C9D3DF" w:sz="4"/>
@@ -2982,7 +2982,7 @@
         </w:trPr>
         <w:tc>
           <w:tcPr>
-            <w:tcW w:type="dxa" w:w="3351"/>
+            <w:tcW w:type="dxa" w:w="2860"/>
             <w:tcBorders>
               <w:top w:val="single" w:color="C9D3DF" w:sz="4"/>
               <w:left w:val="single" w:color="C9D3DF" w:sz="4"/>
@@ -3012,7 +3012,7 @@
         </w:tc>
         <w:tc>
           <w:tcPr>
-            <w:tcW w:type="dxa" w:w="6853"/>
+            <w:tcW w:type="dxa" w:w="7344"/>
             <w:tcBorders>
               <w:top w:val="single" w:color="C9D3DF" w:sz="4"/>
               <w:left w:val="single" w:color="C9D3DF" w:sz="4"/>
@@ -3048,7 +3048,7 @@
         </w:trPr>
         <w:tc>
           <w:tcPr>
-            <w:tcW w:type="dxa" w:w="3351"/>
+            <w:tcW w:type="dxa" w:w="2860"/>
             <w:tcBorders>
               <w:top w:val="single" w:color="C9D3DF" w:sz="4"/>
               <w:left w:val="single" w:color="C9D3DF" w:sz="4"/>
@@ -3078,7 +3078,7 @@
         </w:tc>
         <w:tc>
           <w:tcPr>
-            <w:tcW w:type="dxa" w:w="6853"/>
+            <w:tcW w:type="dxa" w:w="7344"/>
             <w:tcBorders>
               <w:top w:val="single" w:color="C9D3DF" w:sz="4"/>
               <w:left w:val="single" w:color="C9D3DF" w:sz="4"/>
@@ -3144,9 +3144,9 @@
         </w:tblBorders>
       </w:tblPr>
       <w:tblGrid>
-        <w:gridCol w:w="2523"/>
-        <w:gridCol w:w="4494"/>
-        <w:gridCol w:w="3187"/>
+        <w:gridCol w:w="2660"/>
+        <w:gridCol w:w="4413"/>
+        <w:gridCol w:w="3131"/>
       </w:tblGrid>
       <w:tr>
         <w:trPr>
@@ -3155,7 +3155,7 @@
         </w:trPr>
         <w:tc>
           <w:tcPr>
-            <w:tcW w:type="dxa" w:w="2523"/>
+            <w:tcW w:type="dxa" w:w="2660"/>
             <w:tcBorders>
               <w:top w:val="single" w:color="C9D3DF" w:sz="4"/>
               <w:left w:val="single" w:color="C9D3DF" w:sz="4"/>
@@ -3189,7 +3189,7 @@
         </w:tc>
         <w:tc>
           <w:tcPr>
-            <w:tcW w:type="dxa" w:w="4494"/>
+            <w:tcW w:type="dxa" w:w="4413"/>
             <w:tcBorders>
               <w:top w:val="single" w:color="C9D3DF" w:sz="4"/>
               <w:left w:val="single" w:color="C9D3DF" w:sz="4"/>
@@ -3223,7 +3223,7 @@
         </w:tc>
         <w:tc>
           <w:tcPr>
-            <w:tcW w:type="dxa" w:w="3187"/>
+            <w:tcW w:type="dxa" w:w="3131"/>
             <w:tcBorders>
               <w:top w:val="single" w:color="C9D3DF" w:sz="4"/>
               <w:left w:val="single" w:color="C9D3DF" w:sz="4"/>
@@ -3263,7 +3263,7 @@
         </w:trPr>
         <w:tc>
           <w:tcPr>
-            <w:tcW w:type="dxa" w:w="2523"/>
+            <w:tcW w:type="dxa" w:w="2660"/>
             <w:tcBorders>
               <w:top w:val="single" w:color="C9D3DF" w:sz="4"/>
               <w:left w:val="single" w:color="C9D3DF" w:sz="4"/>
@@ -3293,7 +3293,7 @@
         </w:tc>
         <w:tc>
           <w:tcPr>
-            <w:tcW w:type="dxa" w:w="4494"/>
+            <w:tcW w:type="dxa" w:w="4413"/>
             <w:tcBorders>
               <w:top w:val="single" w:color="C9D3DF" w:sz="4"/>
               <w:left w:val="single" w:color="C9D3DF" w:sz="4"/>
@@ -3323,7 +3323,7 @@
         </w:tc>
         <w:tc>
           <w:tcPr>
-            <w:tcW w:type="dxa" w:w="3187"/>
+            <w:tcW w:type="dxa" w:w="3131"/>
             <w:tcBorders>
               <w:top w:val="single" w:color="C9D3DF" w:sz="4"/>
               <w:left w:val="single" w:color="C9D3DF" w:sz="4"/>
@@ -3359,7 +3359,7 @@
         </w:trPr>
         <w:tc>
           <w:tcPr>
-            <w:tcW w:type="dxa" w:w="2523"/>
+            <w:tcW w:type="dxa" w:w="2660"/>
             <w:tcBorders>
               <w:top w:val="single" w:color="C9D3DF" w:sz="4"/>
               <w:left w:val="single" w:color="C9D3DF" w:sz="4"/>
@@ -3389,7 +3389,7 @@
         </w:tc>
         <w:tc>
           <w:tcPr>
-            <w:tcW w:type="dxa" w:w="4494"/>
+            <w:tcW w:type="dxa" w:w="4413"/>
             <w:tcBorders>
               <w:top w:val="single" w:color="C9D3DF" w:sz="4"/>
               <w:left w:val="single" w:color="C9D3DF" w:sz="4"/>
@@ -3419,7 +3419,7 @@
         </w:tc>
         <w:tc>
           <w:tcPr>
-            <w:tcW w:type="dxa" w:w="3187"/>
+            <w:tcW w:type="dxa" w:w="3131"/>
             <w:tcBorders>
               <w:top w:val="single" w:color="C9D3DF" w:sz="4"/>
               <w:left w:val="single" w:color="C9D3DF" w:sz="4"/>
@@ -3455,7 +3455,7 @@
         </w:trPr>
         <w:tc>
           <w:tcPr>
-            <w:tcW w:type="dxa" w:w="2523"/>
+            <w:tcW w:type="dxa" w:w="2660"/>
             <w:tcBorders>
               <w:top w:val="single" w:color="C9D3DF" w:sz="4"/>
               <w:left w:val="single" w:color="C9D3DF" w:sz="4"/>
@@ -3485,7 +3485,7 @@
         </w:tc>
         <w:tc>
           <w:tcPr>
-            <w:tcW w:type="dxa" w:w="4494"/>
+            <w:tcW w:type="dxa" w:w="4413"/>
             <w:tcBorders>
               <w:top w:val="single" w:color="C9D3DF" w:sz="4"/>
               <w:left w:val="single" w:color="C9D3DF" w:sz="4"/>
@@ -3515,7 +3515,7 @@
         </w:tc>
         <w:tc>
           <w:tcPr>
-            <w:tcW w:type="dxa" w:w="3187"/>
+            <w:tcW w:type="dxa" w:w="3131"/>
             <w:tcBorders>
               <w:top w:val="single" w:color="C9D3DF" w:sz="4"/>
               <w:left w:val="single" w:color="C9D3DF" w:sz="4"/>
@@ -3551,7 +3551,7 @@
         </w:trPr>
         <w:tc>
           <w:tcPr>
-            <w:tcW w:type="dxa" w:w="2523"/>
+            <w:tcW w:type="dxa" w:w="2660"/>
             <w:tcBorders>
               <w:top w:val="single" w:color="C9D3DF" w:sz="4"/>
               <w:left w:val="single" w:color="C9D3DF" w:sz="4"/>
@@ -3581,7 +3581,7 @@
         </w:tc>
         <w:tc>
           <w:tcPr>
-            <w:tcW w:type="dxa" w:w="4494"/>
+            <w:tcW w:type="dxa" w:w="4413"/>
             <w:tcBorders>
               <w:top w:val="single" w:color="C9D3DF" w:sz="4"/>
               <w:left w:val="single" w:color="C9D3DF" w:sz="4"/>
@@ -3611,7 +3611,7 @@
         </w:tc>
         <w:tc>
           <w:tcPr>
-            <w:tcW w:type="dxa" w:w="3187"/>
+            <w:tcW w:type="dxa" w:w="3131"/>
             <w:tcBorders>
               <w:top w:val="single" w:color="C9D3DF" w:sz="4"/>
               <w:left w:val="single" w:color="C9D3DF" w:sz="4"/>
@@ -3647,7 +3647,7 @@
         </w:trPr>
         <w:tc>
           <w:tcPr>
-            <w:tcW w:type="dxa" w:w="2523"/>
+            <w:tcW w:type="dxa" w:w="2660"/>
             <w:tcBorders>
               <w:top w:val="single" w:color="C9D3DF" w:sz="4"/>
               <w:left w:val="single" w:color="C9D3DF" w:sz="4"/>
@@ -3677,7 +3677,7 @@
         </w:tc>
         <w:tc>
           <w:tcPr>
-            <w:tcW w:type="dxa" w:w="4494"/>
+            <w:tcW w:type="dxa" w:w="4413"/>
             <w:tcBorders>
               <w:top w:val="single" w:color="C9D3DF" w:sz="4"/>
               <w:left w:val="single" w:color="C9D3DF" w:sz="4"/>
@@ -3707,7 +3707,7 @@
         </w:tc>
         <w:tc>
           <w:tcPr>
-            <w:tcW w:type="dxa" w:w="3187"/>
+            <w:tcW w:type="dxa" w:w="3131"/>
             <w:tcBorders>
               <w:top w:val="single" w:color="C9D3DF" w:sz="4"/>
               <w:left w:val="single" w:color="C9D3DF" w:sz="4"/>
@@ -3755,10 +3755,10 @@
         </w:tblBorders>
       </w:tblPr>
       <w:tblGrid>
-        <w:gridCol w:w="1816"/>
-        <w:gridCol w:w="3022"/>
-        <w:gridCol w:w="3615"/>
-        <w:gridCol w:w="1751"/>
+        <w:gridCol w:w="860"/>
+        <w:gridCol w:w="3681"/>
+        <w:gridCol w:w="4403"/>
+        <w:gridCol w:w="1260"/>
       </w:tblGrid>
       <w:tr>
         <w:trPr>
@@ -3767,7 +3767,7 @@
         </w:trPr>
         <w:tc>
           <w:tcPr>
-            <w:tcW w:type="dxa" w:w="1816"/>
+            <w:tcW w:type="dxa" w:w="860"/>
             <w:tcBorders>
               <w:top w:val="single" w:color="C9D3DF" w:sz="4"/>
               <w:left w:val="single" w:color="C9D3DF" w:sz="4"/>
@@ -3801,7 +3801,7 @@
         </w:tc>
         <w:tc>
           <w:tcPr>
-            <w:tcW w:type="dxa" w:w="3022"/>
+            <w:tcW w:type="dxa" w:w="3681"/>
             <w:tcBorders>
               <w:top w:val="single" w:color="C9D3DF" w:sz="4"/>
               <w:left w:val="single" w:color="C9D3DF" w:sz="4"/>
@@ -3835,7 +3835,7 @@
         </w:tc>
         <w:tc>
           <w:tcPr>
-            <w:tcW w:type="dxa" w:w="3615"/>
+            <w:tcW w:type="dxa" w:w="4403"/>
             <w:tcBorders>
               <w:top w:val="single" w:color="C9D3DF" w:sz="4"/>
               <w:left w:val="single" w:color="C9D3DF" w:sz="4"/>
@@ -3869,7 +3869,7 @@
         </w:tc>
         <w:tc>
           <w:tcPr>
-            <w:tcW w:type="dxa" w:w="1751"/>
+            <w:tcW w:type="dxa" w:w="1260"/>
             <w:tcBorders>
               <w:top w:val="single" w:color="C9D3DF" w:sz="4"/>
               <w:left w:val="single" w:color="C9D3DF" w:sz="4"/>
@@ -3909,7 +3909,7 @@
         </w:trPr>
         <w:tc>
           <w:tcPr>
-            <w:tcW w:type="dxa" w:w="1816"/>
+            <w:tcW w:type="dxa" w:w="860"/>
             <w:tcBorders>
               <w:top w:val="single" w:color="C9D3DF" w:sz="4"/>
               <w:left w:val="single" w:color="C9D3DF" w:sz="4"/>
@@ -3939,7 +3939,7 @@
         </w:tc>
         <w:tc>
           <w:tcPr>
-            <w:tcW w:type="dxa" w:w="3022"/>
+            <w:tcW w:type="dxa" w:w="3681"/>
             <w:tcBorders>
               <w:top w:val="single" w:color="C9D3DF" w:sz="4"/>
               <w:left w:val="single" w:color="C9D3DF" w:sz="4"/>
@@ -3969,7 +3969,7 @@
         </w:tc>
         <w:tc>
           <w:tcPr>
-            <w:tcW w:type="dxa" w:w="3615"/>
+            <w:tcW w:type="dxa" w:w="4403"/>
             <w:tcBorders>
               <w:top w:val="single" w:color="C9D3DF" w:sz="4"/>
               <w:left w:val="single" w:color="C9D3DF" w:sz="4"/>
@@ -3999,7 +3999,7 @@
         </w:tc>
         <w:tc>
           <w:tcPr>
-            <w:tcW w:type="dxa" w:w="1751"/>
+            <w:tcW w:type="dxa" w:w="1260"/>
             <w:tcBorders>
               <w:top w:val="single" w:color="C9D3DF" w:sz="4"/>
               <w:left w:val="single" w:color="C9D3DF" w:sz="4"/>
@@ -4035,7 +4035,7 @@
         </w:trPr>
         <w:tc>
           <w:tcPr>
-            <w:tcW w:type="dxa" w:w="1816"/>
+            <w:tcW w:type="dxa" w:w="860"/>
             <w:tcBorders>
               <w:top w:val="single" w:color="C9D3DF" w:sz="4"/>
               <w:left w:val="single" w:color="C9D3DF" w:sz="4"/>
@@ -4065,7 +4065,7 @@
         </w:tc>
         <w:tc>
           <w:tcPr>
-            <w:tcW w:type="dxa" w:w="3022"/>
+            <w:tcW w:type="dxa" w:w="3681"/>
             <w:tcBorders>
               <w:top w:val="single" w:color="C9D3DF" w:sz="4"/>
               <w:left w:val="single" w:color="C9D3DF" w:sz="4"/>
@@ -4095,7 +4095,7 @@
         </w:tc>
         <w:tc>
           <w:tcPr>
-            <w:tcW w:type="dxa" w:w="3615"/>
+            <w:tcW w:type="dxa" w:w="4403"/>
             <w:tcBorders>
               <w:top w:val="single" w:color="C9D3DF" w:sz="4"/>
               <w:left w:val="single" w:color="C9D3DF" w:sz="4"/>
@@ -4125,7 +4125,7 @@
         </w:tc>
         <w:tc>
           <w:tcPr>
-            <w:tcW w:type="dxa" w:w="1751"/>
+            <w:tcW w:type="dxa" w:w="1260"/>
             <w:tcBorders>
               <w:top w:val="single" w:color="C9D3DF" w:sz="4"/>
               <w:left w:val="single" w:color="C9D3DF" w:sz="4"/>
@@ -4161,7 +4161,7 @@
         </w:trPr>
         <w:tc>
           <w:tcPr>
-            <w:tcW w:type="dxa" w:w="1816"/>
+            <w:tcW w:type="dxa" w:w="860"/>
             <w:tcBorders>
               <w:top w:val="single" w:color="C9D3DF" w:sz="4"/>
               <w:left w:val="single" w:color="C9D3DF" w:sz="4"/>
@@ -4191,7 +4191,7 @@
         </w:tc>
         <w:tc>
           <w:tcPr>
-            <w:tcW w:type="dxa" w:w="3022"/>
+            <w:tcW w:type="dxa" w:w="3681"/>
             <w:tcBorders>
               <w:top w:val="single" w:color="C9D3DF" w:sz="4"/>
               <w:left w:val="single" w:color="C9D3DF" w:sz="4"/>
@@ -4221,7 +4221,7 @@
         </w:tc>
         <w:tc>
           <w:tcPr>
-            <w:tcW w:type="dxa" w:w="3615"/>
+            <w:tcW w:type="dxa" w:w="4403"/>
             <w:tcBorders>
               <w:top w:val="single" w:color="C9D3DF" w:sz="4"/>
               <w:left w:val="single" w:color="C9D3DF" w:sz="4"/>
@@ -4251,7 +4251,7 @@
         </w:tc>
         <w:tc>
           <w:tcPr>
-            <w:tcW w:type="dxa" w:w="1751"/>
+            <w:tcW w:type="dxa" w:w="1260"/>
             <w:tcBorders>
               <w:top w:val="single" w:color="C9D3DF" w:sz="4"/>
               <w:left w:val="single" w:color="C9D3DF" w:sz="4"/>
@@ -4287,7 +4287,7 @@
         </w:trPr>
         <w:tc>
           <w:tcPr>
-            <w:tcW w:type="dxa" w:w="1816"/>
+            <w:tcW w:type="dxa" w:w="860"/>
             <w:tcBorders>
               <w:top w:val="single" w:color="C9D3DF" w:sz="4"/>
               <w:left w:val="single" w:color="C9D3DF" w:sz="4"/>
@@ -4317,7 +4317,7 @@
         </w:tc>
         <w:tc>
           <w:tcPr>
-            <w:tcW w:type="dxa" w:w="3022"/>
+            <w:tcW w:type="dxa" w:w="3681"/>
             <w:tcBorders>
               <w:top w:val="single" w:color="C9D3DF" w:sz="4"/>
               <w:left w:val="single" w:color="C9D3DF" w:sz="4"/>
@@ -4347,7 +4347,7 @@
         </w:tc>
         <w:tc>
           <w:tcPr>
-            <w:tcW w:type="dxa" w:w="3615"/>
+            <w:tcW w:type="dxa" w:w="4403"/>
             <w:tcBorders>
               <w:top w:val="single" w:color="C9D3DF" w:sz="4"/>
               <w:left w:val="single" w:color="C9D3DF" w:sz="4"/>
@@ -4377,7 +4377,7 @@
         </w:tc>
         <w:tc>
           <w:tcPr>
-            <w:tcW w:type="dxa" w:w="1751"/>
+            <w:tcW w:type="dxa" w:w="1260"/>
             <w:tcBorders>
               <w:top w:val="single" w:color="C9D3DF" w:sz="4"/>
               <w:left w:val="single" w:color="C9D3DF" w:sz="4"/>
@@ -4413,7 +4413,7 @@
         </w:trPr>
         <w:tc>
           <w:tcPr>
-            <w:tcW w:type="dxa" w:w="1816"/>
+            <w:tcW w:type="dxa" w:w="860"/>
             <w:tcBorders>
               <w:top w:val="single" w:color="C9D3DF" w:sz="4"/>
               <w:left w:val="single" w:color="C9D3DF" w:sz="4"/>
@@ -4443,7 +4443,7 @@
         </w:tc>
         <w:tc>
           <w:tcPr>
-            <w:tcW w:type="dxa" w:w="3022"/>
+            <w:tcW w:type="dxa" w:w="3681"/>
             <w:tcBorders>
               <w:top w:val="single" w:color="C9D3DF" w:sz="4"/>
               <w:left w:val="single" w:color="C9D3DF" w:sz="4"/>
@@ -4473,7 +4473,7 @@
         </w:tc>
         <w:tc>
           <w:tcPr>
-            <w:tcW w:type="dxa" w:w="3615"/>
+            <w:tcW w:type="dxa" w:w="4403"/>
             <w:tcBorders>
               <w:top w:val="single" w:color="C9D3DF" w:sz="4"/>
               <w:left w:val="single" w:color="C9D3DF" w:sz="4"/>
@@ -4503,7 +4503,7 @@
         </w:tc>
         <w:tc>
           <w:tcPr>
-            <w:tcW w:type="dxa" w:w="1751"/>
+            <w:tcW w:type="dxa" w:w="1260"/>
             <w:tcBorders>
               <w:top w:val="single" w:color="C9D3DF" w:sz="4"/>
               <w:left w:val="single" w:color="C9D3DF" w:sz="4"/>
@@ -4539,7 +4539,7 @@
         </w:trPr>
         <w:tc>
           <w:tcPr>
-            <w:tcW w:type="dxa" w:w="1816"/>
+            <w:tcW w:type="dxa" w:w="860"/>
             <w:tcBorders>
               <w:top w:val="single" w:color="C9D3DF" w:sz="4"/>
               <w:left w:val="single" w:color="C9D3DF" w:sz="4"/>
@@ -4569,7 +4569,7 @@
         </w:tc>
         <w:tc>
           <w:tcPr>
-            <w:tcW w:type="dxa" w:w="3022"/>
+            <w:tcW w:type="dxa" w:w="3681"/>
             <w:tcBorders>
               <w:top w:val="single" w:color="C9D3DF" w:sz="4"/>
               <w:left w:val="single" w:color="C9D3DF" w:sz="4"/>
@@ -4599,7 +4599,7 @@
         </w:tc>
         <w:tc>
           <w:tcPr>
-            <w:tcW w:type="dxa" w:w="3615"/>
+            <w:tcW w:type="dxa" w:w="4403"/>
             <w:tcBorders>
               <w:top w:val="single" w:color="C9D3DF" w:sz="4"/>
               <w:left w:val="single" w:color="C9D3DF" w:sz="4"/>
@@ -4629,7 +4629,7 @@
         </w:tc>
         <w:tc>
           <w:tcPr>
-            <w:tcW w:type="dxa" w:w="1751"/>
+            <w:tcW w:type="dxa" w:w="1260"/>
             <w:tcBorders>
               <w:top w:val="single" w:color="C9D3DF" w:sz="4"/>
               <w:left w:val="single" w:color="C9D3DF" w:sz="4"/>
@@ -4741,8 +4741,8 @@
         </w:tblBorders>
       </w:tblPr>
       <w:tblGrid>
-        <w:gridCol w:w="3168"/>
-        <w:gridCol w:w="7036"/>
+        <w:gridCol w:w="2860"/>
+        <w:gridCol w:w="7344"/>
       </w:tblGrid>
       <w:tr>
         <w:trPr>
@@ -4751,7 +4751,7 @@
         </w:trPr>
         <w:tc>
           <w:tcPr>
-            <w:tcW w:type="dxa" w:w="3168"/>
+            <w:tcW w:type="dxa" w:w="2860"/>
             <w:tcBorders>
               <w:top w:val="single" w:color="C9D3DF" w:sz="4"/>
               <w:left w:val="single" w:color="C9D3DF" w:sz="4"/>
@@ -4785,7 +4785,7 @@
         </w:tc>
         <w:tc>
           <w:tcPr>
-            <w:tcW w:type="dxa" w:w="7036"/>
+            <w:tcW w:type="dxa" w:w="7344"/>
             <w:tcBorders>
               <w:top w:val="single" w:color="C9D3DF" w:sz="4"/>
               <w:left w:val="single" w:color="C9D3DF" w:sz="4"/>
@@ -4825,7 +4825,7 @@
         </w:trPr>
         <w:tc>
           <w:tcPr>
-            <w:tcW w:type="dxa" w:w="3168"/>
+            <w:tcW w:type="dxa" w:w="2860"/>
             <w:tcBorders>
               <w:top w:val="single" w:color="C9D3DF" w:sz="4"/>
               <w:left w:val="single" w:color="C9D3DF" w:sz="4"/>
@@ -4855,7 +4855,7 @@
         </w:tc>
         <w:tc>
           <w:tcPr>
-            <w:tcW w:type="dxa" w:w="7036"/>
+            <w:tcW w:type="dxa" w:w="7344"/>
             <w:tcBorders>
               <w:top w:val="single" w:color="C9D3DF" w:sz="4"/>
               <w:left w:val="single" w:color="C9D3DF" w:sz="4"/>
@@ -4891,7 +4891,7 @@
         </w:trPr>
         <w:tc>
           <w:tcPr>
-            <w:tcW w:type="dxa" w:w="3168"/>
+            <w:tcW w:type="dxa" w:w="2860"/>
             <w:tcBorders>
               <w:top w:val="single" w:color="C9D3DF" w:sz="4"/>
               <w:left w:val="single" w:color="C9D3DF" w:sz="4"/>
@@ -4921,7 +4921,7 @@
         </w:tc>
         <w:tc>
           <w:tcPr>
-            <w:tcW w:type="dxa" w:w="7036"/>
+            <w:tcW w:type="dxa" w:w="7344"/>
             <w:tcBorders>
               <w:top w:val="single" w:color="C9D3DF" w:sz="4"/>
               <w:left w:val="single" w:color="C9D3DF" w:sz="4"/>
@@ -5000,8 +5000,8 @@
         </w:tblBorders>
       </w:tblPr>
       <w:tblGrid>
-        <w:gridCol w:w="2588"/>
-        <w:gridCol w:w="7616"/>
+        <w:gridCol w:w="1260"/>
+        <w:gridCol w:w="8944"/>
       </w:tblGrid>
       <w:tr>
         <w:trPr>
@@ -5010,7 +5010,7 @@
         </w:trPr>
         <w:tc>
           <w:tcPr>
-            <w:tcW w:type="dxa" w:w="2588"/>
+            <w:tcW w:type="dxa" w:w="1260"/>
             <w:tcBorders>
               <w:top w:val="single" w:color="C9D3DF" w:sz="4"/>
               <w:left w:val="single" w:color="C9D3DF" w:sz="4"/>
@@ -5044,7 +5044,7 @@
         </w:tc>
         <w:tc>
           <w:tcPr>
-            <w:tcW w:type="dxa" w:w="7616"/>
+            <w:tcW w:type="dxa" w:w="8944"/>
             <w:tcBorders>
               <w:top w:val="single" w:color="C9D3DF" w:sz="4"/>
               <w:left w:val="single" w:color="C9D3DF" w:sz="4"/>
@@ -5084,7 +5084,7 @@
         </w:trPr>
         <w:tc>
           <w:tcPr>
-            <w:tcW w:type="dxa" w:w="2588"/>
+            <w:tcW w:type="dxa" w:w="1260"/>
             <w:tcBorders>
               <w:top w:val="single" w:color="C9D3DF" w:sz="4"/>
               <w:left w:val="single" w:color="C9D3DF" w:sz="4"/>
@@ -5114,7 +5114,7 @@
         </w:tc>
         <w:tc>
           <w:tcPr>
-            <w:tcW w:type="dxa" w:w="7616"/>
+            <w:tcW w:type="dxa" w:w="8944"/>
             <w:tcBorders>
               <w:top w:val="single" w:color="C9D3DF" w:sz="4"/>
               <w:left w:val="single" w:color="C9D3DF" w:sz="4"/>
@@ -5150,7 +5150,7 @@
         </w:trPr>
         <w:tc>
           <w:tcPr>
-            <w:tcW w:type="dxa" w:w="2588"/>
+            <w:tcW w:type="dxa" w:w="1260"/>
             <w:tcBorders>
               <w:top w:val="single" w:color="C9D3DF" w:sz="4"/>
               <w:left w:val="single" w:color="C9D3DF" w:sz="4"/>
@@ -5180,7 +5180,7 @@
         </w:tc>
         <w:tc>
           <w:tcPr>
-            <w:tcW w:type="dxa" w:w="7616"/>
+            <w:tcW w:type="dxa" w:w="8944"/>
             <w:tcBorders>
               <w:top w:val="single" w:color="C9D3DF" w:sz="4"/>
               <w:left w:val="single" w:color="C9D3DF" w:sz="4"/>
@@ -5346,7 +5346,7 @@
           </w:tcPr>
           <w:p>
             <w:pPr>
-              <w:jc w:val="center"/>
+              <w:jc w:val="left"/>
             </w:pPr>
             <w:r>
               <w:rPr>
@@ -5412,7 +5412,7 @@
           </w:tcPr>
           <w:p>
             <w:pPr>
-              <w:jc w:val="center"/>
+              <w:jc w:val="left"/>
             </w:pPr>
             <w:r>
               <w:rPr>
@@ -5478,7 +5478,7 @@
           </w:tcPr>
           <w:p>
             <w:pPr>
-              <w:jc w:val="center"/>
+              <w:jc w:val="left"/>
             </w:pPr>
             <w:r>
               <w:rPr>
@@ -5544,7 +5544,7 @@
           </w:tcPr>
           <w:p>
             <w:pPr>
-              <w:jc w:val="center"/>
+              <w:jc w:val="left"/>
             </w:pPr>
             <w:r>
               <w:rPr>
@@ -5610,7 +5610,7 @@
           </w:tcPr>
           <w:p>
             <w:pPr>
-              <w:jc w:val="center"/>
+              <w:jc w:val="left"/>
             </w:pPr>
             <w:r>
               <w:rPr>
@@ -5724,7 +5724,7 @@
         <w:sz w:val="16"/>
         <w:szCs w:val="16"/>
       </w:rPr>
-      <w:t xml:space="preserve">오이소창원 개발완료보고서</w:t>
+      <w:t xml:space="preserve">오이소창원 개발완료보고서 · </w:t>
     </w:r>
     <w:r>
       <w:rPr>
@@ -5734,6 +5734,11 @@
       </w:rPr>
       <w:fldChar w:fldCharType="begin"/>
       <w:instrText xml:space="preserve">PAGE</w:instrText>
+      <w:fldChar w:fldCharType="separate"/>
+      <w:fldChar w:fldCharType="end"/>
+      <w:t xml:space="preserve"> / </w:t>
+      <w:fldChar w:fldCharType="begin"/>
+      <w:instrText xml:space="preserve">NUMPAGES</w:instrText>
       <w:fldChar w:fldCharType="separate"/>
       <w:fldChar w:fldCharType="end"/>
     </w:r>

--- a/deliverables/final_report/오이소창원_개발완료보고서_20261004.docx
+++ b/deliverables/final_report/오이소창원_개발완료보고서_20261004.docx
@@ -404,7 +404,7 @@
               </w:rPr>
               <w:t xml:space="preserve">배포 앱 </w:t>
             </w:r>
-            <w:hyperlink w:history="1" r:id="rIdfzo7rkzfe0aw5_osjnb6b">
+            <w:hyperlink w:history="1" r:id="rIdjbvqtbw_hr1v5uknstjx5">
               <w:r>
                 <w:rPr>
                   <w:rStyle w:val="Hyperlink"/>
@@ -423,7 +423,7 @@
               </w:rPr>
               <w:t xml:space="preserve"> · 저장소 </w:t>
             </w:r>
-            <w:hyperlink w:history="1" r:id="rId81buxutj88ylbq5lrrg0k">
+            <w:hyperlink w:history="1" r:id="rIdmhgkwroj3fo741xcxa9qk">
               <w:r>
                 <w:rPr>
                   <w:rStyle w:val="Hyperlink"/>
@@ -3145,8 +3145,8 @@
       </w:tblPr>
       <w:tblGrid>
         <w:gridCol w:w="2660"/>
-        <w:gridCol w:w="4413"/>
-        <w:gridCol w:w="3131"/>
+        <w:gridCol w:w="4426"/>
+        <w:gridCol w:w="3118"/>
       </w:tblGrid>
       <w:tr>
         <w:trPr>
@@ -3189,7 +3189,7 @@
         </w:tc>
         <w:tc>
           <w:tcPr>
-            <w:tcW w:type="dxa" w:w="4413"/>
+            <w:tcW w:type="dxa" w:w="4426"/>
             <w:tcBorders>
               <w:top w:val="single" w:color="C9D3DF" w:sz="4"/>
               <w:left w:val="single" w:color="C9D3DF" w:sz="4"/>
@@ -3223,7 +3223,7 @@
         </w:tc>
         <w:tc>
           <w:tcPr>
-            <w:tcW w:type="dxa" w:w="3131"/>
+            <w:tcW w:type="dxa" w:w="3118"/>
             <w:tcBorders>
               <w:top w:val="single" w:color="C9D3DF" w:sz="4"/>
               <w:left w:val="single" w:color="C9D3DF" w:sz="4"/>
@@ -3293,7 +3293,7 @@
         </w:tc>
         <w:tc>
           <w:tcPr>
-            <w:tcW w:type="dxa" w:w="4413"/>
+            <w:tcW w:type="dxa" w:w="4426"/>
             <w:tcBorders>
               <w:top w:val="single" w:color="C9D3DF" w:sz="4"/>
               <w:left w:val="single" w:color="C9D3DF" w:sz="4"/>
@@ -3323,7 +3323,7 @@
         </w:tc>
         <w:tc>
           <w:tcPr>
-            <w:tcW w:type="dxa" w:w="3131"/>
+            <w:tcW w:type="dxa" w:w="3118"/>
             <w:tcBorders>
               <w:top w:val="single" w:color="C9D3DF" w:sz="4"/>
               <w:left w:val="single" w:color="C9D3DF" w:sz="4"/>
@@ -3389,7 +3389,7 @@
         </w:tc>
         <w:tc>
           <w:tcPr>
-            <w:tcW w:type="dxa" w:w="4413"/>
+            <w:tcW w:type="dxa" w:w="4426"/>
             <w:tcBorders>
               <w:top w:val="single" w:color="C9D3DF" w:sz="4"/>
               <w:left w:val="single" w:color="C9D3DF" w:sz="4"/>
@@ -3419,7 +3419,7 @@
         </w:tc>
         <w:tc>
           <w:tcPr>
-            <w:tcW w:type="dxa" w:w="3131"/>
+            <w:tcW w:type="dxa" w:w="3118"/>
             <w:tcBorders>
               <w:top w:val="single" w:color="C9D3DF" w:sz="4"/>
               <w:left w:val="single" w:color="C9D3DF" w:sz="4"/>
@@ -3485,7 +3485,7 @@
         </w:tc>
         <w:tc>
           <w:tcPr>
-            <w:tcW w:type="dxa" w:w="4413"/>
+            <w:tcW w:type="dxa" w:w="4426"/>
             <w:tcBorders>
               <w:top w:val="single" w:color="C9D3DF" w:sz="4"/>
               <w:left w:val="single" w:color="C9D3DF" w:sz="4"/>
@@ -3515,7 +3515,7 @@
         </w:tc>
         <w:tc>
           <w:tcPr>
-            <w:tcW w:type="dxa" w:w="3131"/>
+            <w:tcW w:type="dxa" w:w="3118"/>
             <w:tcBorders>
               <w:top w:val="single" w:color="C9D3DF" w:sz="4"/>
               <w:left w:val="single" w:color="C9D3DF" w:sz="4"/>
@@ -3581,7 +3581,7 @@
         </w:tc>
         <w:tc>
           <w:tcPr>
-            <w:tcW w:type="dxa" w:w="4413"/>
+            <w:tcW w:type="dxa" w:w="4426"/>
             <w:tcBorders>
               <w:top w:val="single" w:color="C9D3DF" w:sz="4"/>
               <w:left w:val="single" w:color="C9D3DF" w:sz="4"/>
@@ -3611,7 +3611,7 @@
         </w:tc>
         <w:tc>
           <w:tcPr>
-            <w:tcW w:type="dxa" w:w="3131"/>
+            <w:tcW w:type="dxa" w:w="3118"/>
             <w:tcBorders>
               <w:top w:val="single" w:color="C9D3DF" w:sz="4"/>
               <w:left w:val="single" w:color="C9D3DF" w:sz="4"/>
@@ -3677,61 +3677,61 @@
         </w:tc>
         <w:tc>
           <w:tcPr>
-            <w:tcW w:type="dxa" w:w="4413"/>
-            <w:tcBorders>
-              <w:top w:val="single" w:color="C9D3DF" w:sz="4"/>
-              <w:left w:val="single" w:color="C9D3DF" w:sz="4"/>
-              <w:bottom w:val="single" w:color="C9D3DF" w:sz="4"/>
-              <w:right w:val="single" w:color="C9D3DF" w:sz="4"/>
-            </w:tcBorders>
-            <w:tcMar>
-              <w:top w:type="dxa" w:w="50"/>
-              <w:left w:type="dxa" w:w="80"/>
-              <w:bottom w:type="dxa" w:w="50"/>
-              <w:right w:type="dxa" w:w="80"/>
-            </w:tcMar>
-          </w:tcPr>
-          <w:p>
-            <w:pPr>
-              <w:jc w:val="left"/>
-            </w:pPr>
-            <w:r>
-              <w:rPr>
-                <w:rFonts w:ascii="Malgun Gothic" w:cs="Malgun Gothic" w:eastAsia="Malgun Gothic" w:hAnsi="Malgun Gothic"/>
-                <w:sz w:val="17"/>
-                <w:szCs w:val="17"/>
-              </w:rPr>
-              <w:t xml:space="preserve">10/3, 3명(U01~U03), 8개 과제 수행 후 온라인 설문</w:t>
-            </w:r>
-          </w:p>
-        </w:tc>
-        <w:tc>
-          <w:tcPr>
-            <w:tcW w:type="dxa" w:w="3131"/>
-            <w:tcBorders>
-              <w:top w:val="single" w:color="C9D3DF" w:sz="4"/>
-              <w:left w:val="single" w:color="C9D3DF" w:sz="4"/>
-              <w:bottom w:val="single" w:color="C9D3DF" w:sz="4"/>
-              <w:right w:val="single" w:color="C9D3DF" w:sz="4"/>
-            </w:tcBorders>
-            <w:tcMar>
-              <w:top w:type="dxa" w:w="50"/>
-              <w:left w:type="dxa" w:w="80"/>
-              <w:bottom w:type="dxa" w:w="50"/>
-              <w:right w:type="dxa" w:w="80"/>
-            </w:tcMar>
-          </w:tcPr>
-          <w:p>
-            <w:pPr>
-              <w:jc w:val="left"/>
-            </w:pPr>
-            <w:r>
-              <w:rPr>
-                <w:rFonts w:ascii="Malgun Gothic" w:cs="Malgun Gothic" w:eastAsia="Malgun Gothic" w:hAnsi="Malgun Gothic"/>
-                <w:sz w:val="17"/>
-                <w:szCs w:val="17"/>
-              </w:rPr>
-              <w:t xml:space="preserve">문항 평균 4.84/5, 전체 만족도 4.67/5, 다시 사용·추천 3명 모두 예</w:t>
+            <w:tcW w:type="dxa" w:w="4426"/>
+            <w:tcBorders>
+              <w:top w:val="single" w:color="C9D3DF" w:sz="4"/>
+              <w:left w:val="single" w:color="C9D3DF" w:sz="4"/>
+              <w:bottom w:val="single" w:color="C9D3DF" w:sz="4"/>
+              <w:right w:val="single" w:color="C9D3DF" w:sz="4"/>
+            </w:tcBorders>
+            <w:tcMar>
+              <w:top w:type="dxa" w:w="50"/>
+              <w:left w:type="dxa" w:w="80"/>
+              <w:bottom w:type="dxa" w:w="50"/>
+              <w:right w:type="dxa" w:w="80"/>
+            </w:tcMar>
+          </w:tcPr>
+          <w:p>
+            <w:pPr>
+              <w:jc w:val="left"/>
+            </w:pPr>
+            <w:r>
+              <w:rPr>
+                <w:rFonts w:ascii="Malgun Gothic" w:cs="Malgun Gothic" w:eastAsia="Malgun Gothic" w:hAnsi="Malgun Gothic"/>
+                <w:sz w:val="17"/>
+                <w:szCs w:val="17"/>
+              </w:rPr>
+              <w:t xml:space="preserve">10/3~10/4, 4명(U01~U04), 8개 과제 수행 후 온라인 설문</w:t>
+            </w:r>
+          </w:p>
+        </w:tc>
+        <w:tc>
+          <w:tcPr>
+            <w:tcW w:type="dxa" w:w="3118"/>
+            <w:tcBorders>
+              <w:top w:val="single" w:color="C9D3DF" w:sz="4"/>
+              <w:left w:val="single" w:color="C9D3DF" w:sz="4"/>
+              <w:bottom w:val="single" w:color="C9D3DF" w:sz="4"/>
+              <w:right w:val="single" w:color="C9D3DF" w:sz="4"/>
+            </w:tcBorders>
+            <w:tcMar>
+              <w:top w:type="dxa" w:w="50"/>
+              <w:left w:type="dxa" w:w="80"/>
+              <w:bottom w:type="dxa" w:w="50"/>
+              <w:right w:type="dxa" w:w="80"/>
+            </w:tcMar>
+          </w:tcPr>
+          <w:p>
+            <w:pPr>
+              <w:jc w:val="left"/>
+            </w:pPr>
+            <w:r>
+              <w:rPr>
+                <w:rFonts w:ascii="Malgun Gothic" w:cs="Malgun Gothic" w:eastAsia="Malgun Gothic" w:hAnsi="Malgun Gothic"/>
+                <w:sz w:val="17"/>
+                <w:szCs w:val="17"/>
+              </w:rPr>
+              <w:t xml:space="preserve">문항 평균 4.56/5, 전체 만족도 4.75/5, 다시 사용·추천 4명 모두 예</w:t>
             </w:r>
           </w:p>
         </w:tc>
@@ -4666,6 +4666,114 @@
     </w:p>
     <w:p>
       <w:pPr>
+        <w:pStyle w:val="Heading2"/>
+        <w:keepNext/>
+        <w:spacing w:after="60" w:before="160"/>
+      </w:pPr>
+      <w:r>
+        <w:rPr>
+          <w:rFonts w:ascii="Malgun Gothic" w:cs="Malgun Gothic" w:eastAsia="Malgun Gothic" w:hAnsi="Malgun Gothic"/>
+          <w:b/>
+          <w:bCs/>
+          <w:color w:val="2E9E6B"/>
+          <w:sz w:val="21"/>
+          <w:szCs w:val="21"/>
+        </w:rPr>
+        <w:t xml:space="preserve">4-2. 실사용자 테스트 결과(4명, 설문 분석 탭 10/4 13:21 기준)</w:t>
+      </w:r>
+    </w:p>
+    <w:p>
+      <w:pPr>
+        <w:jc w:val="center"/>
+      </w:pPr>
+      <w:r>
+        <w:drawing>
+          <wp:inline distT="0" distB="0" distL="0" distR="0">
+            <wp:extent cx="6096000" cy="2133600"/>
+            <wp:effectExtent t="0" r="0" b="0" l="0"/>
+            <wp:docPr id="1" name="" descr="" title=""/>
+            <wp:cNvGraphicFramePr>
+              <a:graphicFrameLocks xmlns:a="http://schemas.openxmlformats.org/drawingml/2006/main" noChangeAspect="1"/>
+            </wp:cNvGraphicFramePr>
+            <a:graphic xmlns:a="http://schemas.openxmlformats.org/drawingml/2006/main">
+              <a:graphicData uri="http://schemas.openxmlformats.org/drawingml/2006/picture">
+                <pic:pic xmlns:pic="http://schemas.openxmlformats.org/drawingml/2006/picture">
+                  <pic:nvPicPr>
+                    <pic:cNvPr id="0" name="" descr=""/>
+                    <pic:cNvPicPr>
+                      <a:picLocks noChangeAspect="1" noChangeArrowheads="1"/>
+                    </pic:cNvPicPr>
+                  </pic:nvPicPr>
+                  <pic:blipFill>
+                    <a:blip r:embed="rId10" cstate="none"/>
+                    <a:srcRect/>
+                    <a:stretch>
+                      <a:fillRect/>
+                    </a:stretch>
+                  </pic:blipFill>
+                  <pic:spPr bwMode="auto">
+                    <a:xfrm>
+                      <a:off x="0" y="0"/>
+                      <a:ext cx="6096000" cy="2133600"/>
+                    </a:xfrm>
+                    <a:prstGeom prst="rect">
+                      <a:avLst/>
+                    </a:prstGeom>
+                  </pic:spPr>
+                </pic:pic>
+              </a:graphicData>
+            </a:graphic>
+          </wp:inline>
+        </w:drawing>
+      </w:r>
+    </w:p>
+    <w:p>
+      <w:pPr>
+        <w:jc w:val="center"/>
+      </w:pPr>
+      <w:r>
+        <w:drawing>
+          <wp:inline distT="0" distB="0" distL="0" distR="0">
+            <wp:extent cx="6096000" cy="2438400"/>
+            <wp:effectExtent t="0" r="0" b="0" l="0"/>
+            <wp:docPr id="1" name="" descr="" title=""/>
+            <wp:cNvGraphicFramePr>
+              <a:graphicFrameLocks xmlns:a="http://schemas.openxmlformats.org/drawingml/2006/main" noChangeAspect="1"/>
+            </wp:cNvGraphicFramePr>
+            <a:graphic xmlns:a="http://schemas.openxmlformats.org/drawingml/2006/main">
+              <a:graphicData uri="http://schemas.openxmlformats.org/drawingml/2006/picture">
+                <pic:pic xmlns:pic="http://schemas.openxmlformats.org/drawingml/2006/picture">
+                  <pic:nvPicPr>
+                    <pic:cNvPr id="0" name="" descr=""/>
+                    <pic:cNvPicPr>
+                      <a:picLocks noChangeAspect="1" noChangeArrowheads="1"/>
+                    </pic:cNvPicPr>
+                  </pic:nvPicPr>
+                  <pic:blipFill>
+                    <a:blip r:embed="rId11" cstate="none"/>
+                    <a:srcRect/>
+                    <a:stretch>
+                      <a:fillRect/>
+                    </a:stretch>
+                  </pic:blipFill>
+                  <pic:spPr bwMode="auto">
+                    <a:xfrm>
+                      <a:off x="0" y="0"/>
+                      <a:ext cx="6096000" cy="2438400"/>
+                    </a:xfrm>
+                    <a:prstGeom prst="rect">
+                      <a:avLst/>
+                    </a:prstGeom>
+                  </pic:spPr>
+                </pic:pic>
+              </a:graphicData>
+            </a:graphic>
+          </wp:inline>
+        </w:drawing>
+      </w:r>
+    </w:p>
+    <w:p>
+      <w:pPr>
         <w:spacing w:after="60"/>
       </w:pPr>
       <w:r>
@@ -4676,7 +4784,7 @@
           <w:sz w:val="19"/>
           <w:szCs w:val="19"/>
         </w:rPr>
-        <w:t xml:space="preserve">실사용자 결과.</w:t>
+        <w:t xml:space="preserve">해석.</w:t>
       </w:r>
       <w:r>
         <w:rPr>
@@ -4684,7 +4792,7 @@
           <w:sz w:val="19"/>
           <w:szCs w:val="19"/>
         </w:rPr>
-        <w:t xml:space="preserve"> 가장 유용한 기능은 ① 맞춤 혜택(3명), 가장 개선이 필요한 기능은 ② 생활 정보 둘러보기(3명)였습니다. 캘린더·리포트 저장은 U01이 모바일·PC에서 부분완료, 불편사항 접수안내는 모바일 1명(U03)이 미완료(원인 확인 필요)였습니다. 의견에 따라 타지역 거주기간이 필요한 이유 표시, 화면 다듬기, 생활 정보 안내·목록 돌아가기, 휴대폰에서 파일 여는 법 안내를 반영했습니다.</w:t>
+        <w:t xml:space="preserve"> 가장 높은 항목은 ‘내 상황에 맞춘 안내’·‘생활 정보 유용’·‘캘린더·리포트 도움’(4.75), 가장 낮은 항목은 ‘화면 보기 편함’(4.25)입니다. 4명 모두 ① 맞춤 혜택을 가장 유용한 기능으로, ② 생활 정보 둘러보기를 가장 개선이 필요한 기능으로 꼽았습니다. 완료가 가장 적은 과제는 캘린더·리포트 저장(모바일 2/4, PC 0/2)이고, 미완료는 모바일 1·2·6단계 각 1건입니다. 의견에 따라 타지역 거주기간이 필요한 이유 표시, 첫 화면 디자인 정리, 생활 정보 안내·목록 돌아가기, 휴대폰에서 파일 여는 법 안내를 반영했고, ‘질문 문항이 많음’(U04)과 모바일 미완료 원인은 응답자 확인 후 보완합니다.</w:t>
       </w:r>
     </w:p>
     <w:p>
@@ -5138,7 +5246,7 @@
                 <w:sz w:val="17"/>
                 <w:szCs w:val="17"/>
               </w:rPr>
-              <w:t xml:space="preserve">정책 24건 4단계 판정, 정착 할 일 26개, 생활 정보 60곳, 지역말 2,253개, 접수 창구 6단계, 자동 테스트 126개 통과, 대표 TC 6건 × PC·모바일 12회 통과, 팀 자체 테스트 1차 32건·2차 9건 모두 반영, 실사용자 문항 평균 4.84/5 · 만족도 4.67/5 · 추천 3/3</w:t>
+              <w:t xml:space="preserve">정책 24건 4단계 판정, 정착 할 일 26개, 생활 정보 60곳, 지역말 2,253개, 접수 창구 6단계, 자동 테스트 126개 통과, 대표 TC 6건 × PC·모바일 12회 통과, 팀 자체 테스트 1차 32건·2차 9건 모두 반영, 실사용자 4명 문항 평균 4.56/5 · 만족도 4.75/5 · 추천 4/4</w:t>
             </w:r>
           </w:p>
         </w:tc>
@@ -5204,7 +5312,7 @@
                 <w:sz w:val="17"/>
                 <w:szCs w:val="17"/>
               </w:rPr>
-              <w:t xml:space="preserve">실명·연락처 없이 동작, 모든 정책 안내에 공식 링크·확인일 표시, 긴급·위기 문장은 AI 없이 즉시 안내, 사전 밖 지역말은 짐작하지 않음, 이메일은 2개 동의 후에만 저장하고 해지 즉시 삭제, 실사용자 3명 모두 ‘내 상황에 맞춘 안내’ 문항 5점</w:t>
+              <w:t xml:space="preserve">실명·연락처 없이 동작, 모든 정책 안내에 공식 링크·확인일 표시, 긴급·위기 문장은 AI 없이 즉시 안내, 사전 밖 지역말은 짐작하지 않음, 이메일은 2개 동의 후에만 저장하고 해지 즉시 삭제, 실사용자 4명 모두 ① 맞춤 혜택을 가장 유용한 기능으로 선택</w:t>
             </w:r>
           </w:p>
         </w:tc>
@@ -5246,8 +5354,8 @@
         </w:tblBorders>
       </w:tblPr>
       <w:tblGrid>
-        <w:gridCol w:w="5481"/>
-        <w:gridCol w:w="4723"/>
+        <w:gridCol w:w="5519"/>
+        <w:gridCol w:w="4685"/>
       </w:tblGrid>
       <w:tr>
         <w:trPr>
@@ -5256,7 +5364,7 @@
         </w:trPr>
         <w:tc>
           <w:tcPr>
-            <w:tcW w:type="dxa" w:w="5481"/>
+            <w:tcW w:type="dxa" w:w="5519"/>
             <w:tcBorders>
               <w:top w:val="single" w:color="C9D3DF" w:sz="4"/>
               <w:left w:val="single" w:color="C9D3DF" w:sz="4"/>
@@ -5290,7 +5398,7 @@
         </w:tc>
         <w:tc>
           <w:tcPr>
-            <w:tcW w:type="dxa" w:w="4723"/>
+            <w:tcW w:type="dxa" w:w="4685"/>
             <w:tcBorders>
               <w:top w:val="single" w:color="C9D3DF" w:sz="4"/>
               <w:left w:val="single" w:color="C9D3DF" w:sz="4"/>
@@ -5330,7 +5438,7 @@
         </w:trPr>
         <w:tc>
           <w:tcPr>
-            <w:tcW w:type="dxa" w:w="5481"/>
+            <w:tcW w:type="dxa" w:w="5519"/>
             <w:tcBorders>
               <w:top w:val="single" w:color="C9D3DF" w:sz="4"/>
               <w:left w:val="single" w:color="C9D3DF" w:sz="4"/>
@@ -5360,7 +5468,7 @@
         </w:tc>
         <w:tc>
           <w:tcPr>
-            <w:tcW w:type="dxa" w:w="4723"/>
+            <w:tcW w:type="dxa" w:w="4685"/>
             <w:tcBorders>
               <w:top w:val="single" w:color="C9D3DF" w:sz="4"/>
               <w:left w:val="single" w:color="C9D3DF" w:sz="4"/>
@@ -5396,7 +5504,7 @@
         </w:trPr>
         <w:tc>
           <w:tcPr>
-            <w:tcW w:type="dxa" w:w="5481"/>
+            <w:tcW w:type="dxa" w:w="5519"/>
             <w:tcBorders>
               <w:top w:val="single" w:color="C9D3DF" w:sz="4"/>
               <w:left w:val="single" w:color="C9D3DF" w:sz="4"/>
@@ -5426,7 +5534,7 @@
         </w:tc>
         <w:tc>
           <w:tcPr>
-            <w:tcW w:type="dxa" w:w="4723"/>
+            <w:tcW w:type="dxa" w:w="4685"/>
             <w:tcBorders>
               <w:top w:val="single" w:color="C9D3DF" w:sz="4"/>
               <w:left w:val="single" w:color="C9D3DF" w:sz="4"/>
@@ -5462,7 +5570,7 @@
         </w:trPr>
         <w:tc>
           <w:tcPr>
-            <w:tcW w:type="dxa" w:w="5481"/>
+            <w:tcW w:type="dxa" w:w="5519"/>
             <w:tcBorders>
               <w:top w:val="single" w:color="C9D3DF" w:sz="4"/>
               <w:left w:val="single" w:color="C9D3DF" w:sz="4"/>
@@ -5492,7 +5600,7 @@
         </w:tc>
         <w:tc>
           <w:tcPr>
-            <w:tcW w:type="dxa" w:w="4723"/>
+            <w:tcW w:type="dxa" w:w="4685"/>
             <w:tcBorders>
               <w:top w:val="single" w:color="C9D3DF" w:sz="4"/>
               <w:left w:val="single" w:color="C9D3DF" w:sz="4"/>
@@ -5528,7 +5636,7 @@
         </w:trPr>
         <w:tc>
           <w:tcPr>
-            <w:tcW w:type="dxa" w:w="5481"/>
+            <w:tcW w:type="dxa" w:w="5519"/>
             <w:tcBorders>
               <w:top w:val="single" w:color="C9D3DF" w:sz="4"/>
               <w:left w:val="single" w:color="C9D3DF" w:sz="4"/>
@@ -5558,7 +5666,7 @@
         </w:tc>
         <w:tc>
           <w:tcPr>
-            <w:tcW w:type="dxa" w:w="4723"/>
+            <w:tcW w:type="dxa" w:w="4685"/>
             <w:tcBorders>
               <w:top w:val="single" w:color="C9D3DF" w:sz="4"/>
               <w:left w:val="single" w:color="C9D3DF" w:sz="4"/>
@@ -5594,61 +5702,61 @@
         </w:trPr>
         <w:tc>
           <w:tcPr>
-            <w:tcW w:type="dxa" w:w="5481"/>
-            <w:tcBorders>
-              <w:top w:val="single" w:color="C9D3DF" w:sz="4"/>
-              <w:left w:val="single" w:color="C9D3DF" w:sz="4"/>
-              <w:bottom w:val="single" w:color="C9D3DF" w:sz="4"/>
-              <w:right w:val="single" w:color="C9D3DF" w:sz="4"/>
-            </w:tcBorders>
-            <w:tcMar>
-              <w:top w:type="dxa" w:w="50"/>
-              <w:left w:type="dxa" w:w="80"/>
-              <w:bottom w:type="dxa" w:w="50"/>
-              <w:right w:type="dxa" w:w="80"/>
-            </w:tcMar>
-          </w:tcPr>
-          <w:p>
-            <w:pPr>
-              <w:jc w:val="left"/>
-            </w:pPr>
-            <w:r>
-              <w:rPr>
-                <w:rFonts w:ascii="Malgun Gothic" w:cs="Malgun Gothic" w:eastAsia="Malgun Gothic" w:hAnsi="Malgun Gothic"/>
-                <w:sz w:val="17"/>
-                <w:szCs w:val="17"/>
-              </w:rPr>
-              <w:t xml:space="preserve">실사용자 3명은 작은 표본이고, 생활 정보 둘러보기·모바일 불편사항 과제에 개선 여지</w:t>
-            </w:r>
-          </w:p>
-        </w:tc>
-        <w:tc>
-          <w:tcPr>
-            <w:tcW w:type="dxa" w:w="4723"/>
-            <w:tcBorders>
-              <w:top w:val="single" w:color="C9D3DF" w:sz="4"/>
-              <w:left w:val="single" w:color="C9D3DF" w:sz="4"/>
-              <w:bottom w:val="single" w:color="C9D3DF" w:sz="4"/>
-              <w:right w:val="single" w:color="C9D3DF" w:sz="4"/>
-            </w:tcBorders>
-            <w:tcMar>
-              <w:top w:type="dxa" w:w="50"/>
-              <w:left w:type="dxa" w:w="80"/>
-              <w:bottom w:type="dxa" w:w="50"/>
-              <w:right w:type="dxa" w:w="80"/>
-            </w:tcMar>
-          </w:tcPr>
-          <w:p>
-            <w:pPr>
-              <w:jc w:val="left"/>
-            </w:pPr>
-            <w:r>
-              <w:rPr>
-                <w:rFonts w:ascii="Malgun Gothic" w:cs="Malgun Gothic" w:eastAsia="Malgun Gothic" w:hAnsi="Malgun Gothic"/>
-                <w:sz w:val="17"/>
-                <w:szCs w:val="17"/>
-              </w:rPr>
-              <w:t xml:space="preserve">생활 정보 화면 개선, 미완료 원인 확인, 경남 시군 확산 시 기관 담당자·전입 청년 대상 확대 검증(B2G)</w:t>
+            <w:tcW w:type="dxa" w:w="5519"/>
+            <w:tcBorders>
+              <w:top w:val="single" w:color="C9D3DF" w:sz="4"/>
+              <w:left w:val="single" w:color="C9D3DF" w:sz="4"/>
+              <w:bottom w:val="single" w:color="C9D3DF" w:sz="4"/>
+              <w:right w:val="single" w:color="C9D3DF" w:sz="4"/>
+            </w:tcBorders>
+            <w:tcMar>
+              <w:top w:type="dxa" w:w="50"/>
+              <w:left w:type="dxa" w:w="80"/>
+              <w:bottom w:type="dxa" w:w="50"/>
+              <w:right w:type="dxa" w:w="80"/>
+            </w:tcMar>
+          </w:tcPr>
+          <w:p>
+            <w:pPr>
+              <w:jc w:val="left"/>
+            </w:pPr>
+            <w:r>
+              <w:rPr>
+                <w:rFonts w:ascii="Malgun Gothic" w:cs="Malgun Gothic" w:eastAsia="Malgun Gothic" w:hAnsi="Malgun Gothic"/>
+                <w:sz w:val="17"/>
+                <w:szCs w:val="17"/>
+              </w:rPr>
+              <w:t xml:space="preserve">실사용자 4명은 작은 표본이고(1명 창원 비거주), 화면 편의(4.25)·생활 정보·캘린더 저장 과제에 개선 여지</w:t>
+            </w:r>
+          </w:p>
+        </w:tc>
+        <w:tc>
+          <w:tcPr>
+            <w:tcW w:type="dxa" w:w="4685"/>
+            <w:tcBorders>
+              <w:top w:val="single" w:color="C9D3DF" w:sz="4"/>
+              <w:left w:val="single" w:color="C9D3DF" w:sz="4"/>
+              <w:bottom w:val="single" w:color="C9D3DF" w:sz="4"/>
+              <w:right w:val="single" w:color="C9D3DF" w:sz="4"/>
+            </w:tcBorders>
+            <w:tcMar>
+              <w:top w:type="dxa" w:w="50"/>
+              <w:left w:type="dxa" w:w="80"/>
+              <w:bottom w:type="dxa" w:w="50"/>
+              <w:right w:type="dxa" w:w="80"/>
+            </w:tcMar>
+          </w:tcPr>
+          <w:p>
+            <w:pPr>
+              <w:jc w:val="left"/>
+            </w:pPr>
+            <w:r>
+              <w:rPr>
+                <w:rFonts w:ascii="Malgun Gothic" w:cs="Malgun Gothic" w:eastAsia="Malgun Gothic" w:hAnsi="Malgun Gothic"/>
+                <w:sz w:val="17"/>
+                <w:szCs w:val="17"/>
+              </w:rPr>
+              <w:t xml:space="preserve">생활 정보·저장 화면 개선, 미완료 원인 확인, 경남 시군 확산 시 기관 담당자·전입 청년 대상 확대 검증(B2G)</w:t>
             </w:r>
           </w:p>
         </w:tc>

--- a/deliverables/final_report/오이소창원_개발완료보고서_20261004.docx
+++ b/deliverables/final_report/오이소창원_개발완료보고서_20261004.docx
@@ -404,7 +404,7 @@
               </w:rPr>
               <w:t xml:space="preserve">배포 앱 </w:t>
             </w:r>
-            <w:hyperlink w:history="1" r:id="rIdjbvqtbw_hr1v5uknstjx5">
+            <w:hyperlink w:history="1" r:id="rIdycuo0hswoamk9kgbnd3ej">
               <w:r>
                 <w:rPr>
                   <w:rStyle w:val="Hyperlink"/>
@@ -423,7 +423,7 @@
               </w:rPr>
               <w:t xml:space="preserve"> · 저장소 </w:t>
             </w:r>
-            <w:hyperlink w:history="1" r:id="rIdmhgkwroj3fo741xcxa9qk">
+            <w:hyperlink w:history="1" r:id="rId9frembyfnjghqkjp-xomr">
               <w:r>
                 <w:rPr>
                   <w:rStyle w:val="Hyperlink"/>

--- a/deliverables/final_report/오이소창원_개발완료보고서_20261004.docx
+++ b/deliverables/final_report/오이소창원_개발완료보고서_20261004.docx
@@ -404,7 +404,7 @@
               </w:rPr>
               <w:t xml:space="preserve">배포 앱 </w:t>
             </w:r>
-            <w:hyperlink w:history="1" r:id="rIdycuo0hswoamk9kgbnd3ej">
+            <w:hyperlink w:history="1" r:id="rIdmevvbsvbzxugbshnsleav">
               <w:r>
                 <w:rPr>
                   <w:rStyle w:val="Hyperlink"/>
@@ -423,7 +423,7 @@
               </w:rPr>
               <w:t xml:space="preserve"> · 저장소 </w:t>
             </w:r>
-            <w:hyperlink w:history="1" r:id="rId9frembyfnjghqkjp-xomr">
+            <w:hyperlink w:history="1" r:id="rIdriyliqhtby-f299soplvh">
               <w:r>
                 <w:rPr>
                   <w:rStyle w:val="Hyperlink"/>

--- a/deliverables/final_report/오이소창원_개발완료보고서_20261004.docx
+++ b/deliverables/final_report/오이소창원_개발완료보고서_20261004.docx
@@ -20,6 +20,54 @@
           <w:szCs w:val="34"/>
         </w:rPr>
         <w:t xml:space="preserve">개발완료보고서 — 오이소창원</w:t>
+      </w:r>
+      <w:r>
+        <w:drawing>
+          <wp:anchor distT="0" distB="0" distL="114300" distR="0" simplePos="0" allowOverlap="1" behindDoc="0" locked="0" layoutInCell="1" relativeHeight="1114425">
+            <wp:simplePos x="0" y="0"/>
+            <wp:positionH relativeFrom="margin">
+              <wp:align>right</wp:align>
+            </wp:positionH>
+            <wp:positionV relativeFrom="margin">
+              <wp:align>top</wp:align>
+            </wp:positionV>
+            <wp:extent cx="914400" cy="1114425"/>
+            <wp:effectExtent t="0" r="0" b="0" l="0"/>
+            <wp:wrapSquare wrapText="left" distL="114300"/>
+            <wp:docPr id="1" name="" descr="" title=""/>
+            <wp:cNvGraphicFramePr>
+              <a:graphicFrameLocks xmlns:a="http://schemas.openxmlformats.org/drawingml/2006/main" noChangeAspect="1"/>
+            </wp:cNvGraphicFramePr>
+            <a:graphic xmlns:a="http://schemas.openxmlformats.org/drawingml/2006/main">
+              <a:graphicData uri="http://schemas.openxmlformats.org/drawingml/2006/picture">
+                <pic:pic xmlns:pic="http://schemas.openxmlformats.org/drawingml/2006/picture">
+                  <pic:nvPicPr>
+                    <pic:cNvPr id="0" name="" descr=""/>
+                    <pic:cNvPicPr>
+                      <a:picLocks noChangeAspect="1" noChangeArrowheads="1"/>
+                    </pic:cNvPicPr>
+                  </pic:nvPicPr>
+                  <pic:blipFill>
+                    <a:blip r:embed="rId8" cstate="none"/>
+                    <a:srcRect/>
+                    <a:stretch>
+                      <a:fillRect/>
+                    </a:stretch>
+                  </pic:blipFill>
+                  <pic:spPr bwMode="auto">
+                    <a:xfrm>
+                      <a:off x="0" y="0"/>
+                      <a:ext cx="914400" cy="1114425"/>
+                    </a:xfrm>
+                    <a:prstGeom prst="rect">
+                      <a:avLst/>
+                    </a:prstGeom>
+                  </pic:spPr>
+                </pic:pic>
+              </a:graphicData>
+            </a:graphic>
+          </wp:anchor>
+        </w:drawing>
       </w:r>
     </w:p>
     <w:p>
@@ -404,7 +452,7 @@
               </w:rPr>
               <w:t xml:space="preserve">배포 앱 </w:t>
             </w:r>
-            <w:hyperlink w:history="1" r:id="rIdmevvbsvbzxugbshnsleav">
+            <w:hyperlink w:history="1" r:id="rIdwrlswboapujmpj9mnuwii">
               <w:r>
                 <w:rPr>
                   <w:rStyle w:val="Hyperlink"/>
@@ -423,7 +471,7 @@
               </w:rPr>
               <w:t xml:space="preserve"> · 저장소 </w:t>
             </w:r>
-            <w:hyperlink w:history="1" r:id="rIdriyliqhtby-f299soplvh">
+            <w:hyperlink w:history="1" r:id="rIdcwzuyra89vdtrojz37igz">
               <w:r>
                 <w:rPr>
                   <w:rStyle w:val="Hyperlink"/>
@@ -1349,7 +1397,7 @@
                     </pic:cNvPicPr>
                   </pic:nvPicPr>
                   <pic:blipFill>
-                    <a:blip r:embed="rId8" cstate="none"/>
+                    <a:blip r:embed="rId9" cstate="none"/>
                     <a:srcRect/>
                     <a:stretch>
                       <a:fillRect/>
@@ -2715,7 +2763,7 @@
       <w:r>
         <w:drawing>
           <wp:inline distT="0" distB="0" distL="0" distR="0">
-            <wp:extent cx="6096000" cy="4067175"/>
+            <wp:extent cx="6096000" cy="3190875"/>
             <wp:effectExtent t="0" r="0" b="0" l="0"/>
             <wp:docPr id="1" name="" descr="" title=""/>
             <wp:cNvGraphicFramePr>
@@ -2731,7 +2779,7 @@
                     </pic:cNvPicPr>
                   </pic:nvPicPr>
                   <pic:blipFill>
-                    <a:blip r:embed="rId9" cstate="none"/>
+                    <a:blip r:embed="rId10" cstate="none"/>
                     <a:srcRect/>
                     <a:stretch>
                       <a:fillRect/>
@@ -2740,7 +2788,7 @@
                   <pic:spPr bwMode="auto">
                     <a:xfrm>
                       <a:off x="0" y="0"/>
-                      <a:ext cx="6096000" cy="4067175"/>
+                      <a:ext cx="6096000" cy="3190875"/>
                     </a:xfrm>
                     <a:prstGeom prst="rect">
                       <a:avLst/>
@@ -3317,7 +3365,7 @@
                 <w:sz w:val="17"/>
                 <w:szCs w:val="17"/>
               </w:rPr>
-              <w:t xml:space="preserve">unittest 126개(정책 판정·일정·저장·Agent 검증·지역말·캘린더·리포트·이메일 동의), 코드 수정 때마다 실행</w:t>
+              <w:t xml:space="preserve">unittest 127개(정책 판정·일정·저장·Agent 검증·지역말·캘린더·리포트·이메일 동의), 코드 수정 때마다 실행</w:t>
             </w:r>
           </w:p>
         </w:tc>
@@ -3347,7 +3395,7 @@
                 <w:sz w:val="17"/>
                 <w:szCs w:val="17"/>
               </w:rPr>
-              <w:t xml:space="preserve">126개 통과</w:t>
+              <w:t xml:space="preserve">127개 통과</w:t>
             </w:r>
           </w:p>
         </w:tc>
@@ -4705,7 +4753,7 @@
                     </pic:cNvPicPr>
                   </pic:nvPicPr>
                   <pic:blipFill>
-                    <a:blip r:embed="rId10" cstate="none"/>
+                    <a:blip r:embed="rId11" cstate="none"/>
                     <a:srcRect/>
                     <a:stretch>
                       <a:fillRect/>
@@ -4750,7 +4798,7 @@
                     </pic:cNvPicPr>
                   </pic:nvPicPr>
                   <pic:blipFill>
-                    <a:blip r:embed="rId11" cstate="none"/>
+                    <a:blip r:embed="rId12" cstate="none"/>
                     <a:srcRect/>
                     <a:stretch>
                       <a:fillRect/>
@@ -5053,7 +5101,7 @@
                 <w:sz w:val="17"/>
                 <w:szCs w:val="17"/>
               </w:rPr>
-              <w:t xml:space="preserve">기획안, 데이터 수집·출처 검증(정책·할 일·생활 정보·지역말·접수 창구 JSON), 앱 전체 코드(app.py, src/ 모듈 12개, 약 4,700줄), 자동 테스트 126개(약 2,500줄), 정책 4단계 판정 엔진, Agent 도구 루프·답변 검증, 정착 일정·저장, 캘린더·리포트·이메일 알림, 화면 설계, 설문·평가지, 테스트 체크리스트</w:t>
+              <w:t xml:space="preserve">기획안, 데이터 수집·출처 검증(정책·할 일·생활 정보·지역말·접수 창구 JSON), 앱 전체 코드(app.py, src/ 모듈 12개, 약 4,700줄), 자동 테스트 127개(약 2,500줄), 정책 4단계 판정 엔진, Agent 도구 루프·답변 검증, 정착 일정·저장, 캘린더·리포트·이메일 알림, 화면 설계, 설문·평가지, 테스트 체크리스트</w:t>
             </w:r>
           </w:p>
         </w:tc>
@@ -5246,7 +5294,7 @@
                 <w:sz w:val="17"/>
                 <w:szCs w:val="17"/>
               </w:rPr>
-              <w:t xml:space="preserve">정책 24건 4단계 판정, 정착 할 일 26개, 생활 정보 60곳, 지역말 2,253개, 접수 창구 6단계, 자동 테스트 126개 통과, 대표 TC 6건 × PC·모바일 12회 통과, 팀 자체 테스트 1차 32건·2차 9건 모두 반영, 실사용자 4명 문항 평균 4.56/5 · 만족도 4.75/5 · 추천 4/4</w:t>
+              <w:t xml:space="preserve">정책 24건 4단계 판정, 정착 할 일 26개, 생활 정보 60곳, 지역말 2,253개, 접수 창구 6단계, 자동 테스트 127개 통과, 대표 TC 6건 × PC·모바일 12회 통과, 팀 자체 테스트 1차 32건·2차 9건 모두 반영, 실사용자 4명 문항 평균 4.56/5 · 만족도 4.75/5 · 추천 4/4</w:t>
             </w:r>
           </w:p>
         </w:tc>

--- a/deliverables/final_report/오이소창원_개발완료보고서_20261004.docx
+++ b/deliverables/final_report/오이소창원_개발완료보고서_20261004.docx
@@ -23,7 +23,7 @@
       </w:r>
       <w:r>
         <w:drawing>
-          <wp:anchor distT="0" distB="0" distL="114300" distR="0" simplePos="0" allowOverlap="1" behindDoc="0" locked="0" layoutInCell="1" relativeHeight="1114425">
+          <wp:anchor distT="0" distB="0" distL="114300" distR="0" simplePos="0" allowOverlap="1" behindDoc="0" locked="0" layoutInCell="1" relativeHeight="1019175">
             <wp:simplePos x="0" y="0"/>
             <wp:positionH relativeFrom="margin">
               <wp:align>right</wp:align>
@@ -31,7 +31,7 @@
             <wp:positionV relativeFrom="margin">
               <wp:align>top</wp:align>
             </wp:positionV>
-            <wp:extent cx="914400" cy="1114425"/>
+            <wp:extent cx="914400" cy="1019175"/>
             <wp:effectExtent t="0" r="0" b="0" l="0"/>
             <wp:wrapSquare wrapText="left" distL="114300"/>
             <wp:docPr id="1" name="" descr="" title=""/>
@@ -57,7 +57,7 @@
                   <pic:spPr bwMode="auto">
                     <a:xfrm>
                       <a:off x="0" y="0"/>
-                      <a:ext cx="914400" cy="1114425"/>
+                      <a:ext cx="914400" cy="1019175"/>
                     </a:xfrm>
                     <a:prstGeom prst="rect">
                       <a:avLst/>
@@ -452,7 +452,7 @@
               </w:rPr>
               <w:t xml:space="preserve">배포 앱 </w:t>
             </w:r>
-            <w:hyperlink w:history="1" r:id="rIdwrlswboapujmpj9mnuwii">
+            <w:hyperlink w:history="1" r:id="rIdx4on5pbefxbprvjrfqnrn">
               <w:r>
                 <w:rPr>
                   <w:rStyle w:val="Hyperlink"/>
@@ -471,7 +471,7 @@
               </w:rPr>
               <w:t xml:space="preserve"> · 저장소 </w:t>
             </w:r>
-            <w:hyperlink w:history="1" r:id="rIdcwzuyra89vdtrojz37igz">
+            <w:hyperlink w:history="1" r:id="rIdeq-p_9d7bvqrgokt4ek4f">
               <w:r>
                 <w:rPr>
                   <w:rStyle w:val="Hyperlink"/>
@@ -3192,9 +3192,9 @@
         </w:tblBorders>
       </w:tblPr>
       <w:tblGrid>
-        <w:gridCol w:w="2660"/>
-        <w:gridCol w:w="4426"/>
-        <w:gridCol w:w="3118"/>
+        <w:gridCol w:w="2860"/>
+        <w:gridCol w:w="4312"/>
+        <w:gridCol w:w="3032"/>
       </w:tblGrid>
       <w:tr>
         <w:trPr>
@@ -3203,7 +3203,7 @@
         </w:trPr>
         <w:tc>
           <w:tcPr>
-            <w:tcW w:type="dxa" w:w="2660"/>
+            <w:tcW w:type="dxa" w:w="2860"/>
             <w:tcBorders>
               <w:top w:val="single" w:color="C9D3DF" w:sz="4"/>
               <w:left w:val="single" w:color="C9D3DF" w:sz="4"/>
@@ -3237,7 +3237,7 @@
         </w:tc>
         <w:tc>
           <w:tcPr>
-            <w:tcW w:type="dxa" w:w="4426"/>
+            <w:tcW w:type="dxa" w:w="4312"/>
             <w:tcBorders>
               <w:top w:val="single" w:color="C9D3DF" w:sz="4"/>
               <w:left w:val="single" w:color="C9D3DF" w:sz="4"/>
@@ -3271,7 +3271,7 @@
         </w:tc>
         <w:tc>
           <w:tcPr>
-            <w:tcW w:type="dxa" w:w="3118"/>
+            <w:tcW w:type="dxa" w:w="3032"/>
             <w:tcBorders>
               <w:top w:val="single" w:color="C9D3DF" w:sz="4"/>
               <w:left w:val="single" w:color="C9D3DF" w:sz="4"/>
@@ -3311,7 +3311,7 @@
         </w:trPr>
         <w:tc>
           <w:tcPr>
-            <w:tcW w:type="dxa" w:w="2660"/>
+            <w:tcW w:type="dxa" w:w="2860"/>
             <w:tcBorders>
               <w:top w:val="single" w:color="C9D3DF" w:sz="4"/>
               <w:left w:val="single" w:color="C9D3DF" w:sz="4"/>
@@ -3341,7 +3341,7 @@
         </w:tc>
         <w:tc>
           <w:tcPr>
-            <w:tcW w:type="dxa" w:w="4426"/>
+            <w:tcW w:type="dxa" w:w="4312"/>
             <w:tcBorders>
               <w:top w:val="single" w:color="C9D3DF" w:sz="4"/>
               <w:left w:val="single" w:color="C9D3DF" w:sz="4"/>
@@ -3371,7 +3371,7 @@
         </w:tc>
         <w:tc>
           <w:tcPr>
-            <w:tcW w:type="dxa" w:w="3118"/>
+            <w:tcW w:type="dxa" w:w="3032"/>
             <w:tcBorders>
               <w:top w:val="single" w:color="C9D3DF" w:sz="4"/>
               <w:left w:val="single" w:color="C9D3DF" w:sz="4"/>
@@ -3407,7 +3407,7 @@
         </w:trPr>
         <w:tc>
           <w:tcPr>
-            <w:tcW w:type="dxa" w:w="2660"/>
+            <w:tcW w:type="dxa" w:w="2860"/>
             <w:tcBorders>
               <w:top w:val="single" w:color="C9D3DF" w:sz="4"/>
               <w:left w:val="single" w:color="C9D3DF" w:sz="4"/>
@@ -3437,7 +3437,7 @@
         </w:tc>
         <w:tc>
           <w:tcPr>
-            <w:tcW w:type="dxa" w:w="4426"/>
+            <w:tcW w:type="dxa" w:w="4312"/>
             <w:tcBorders>
               <w:top w:val="single" w:color="C9D3DF" w:sz="4"/>
               <w:left w:val="single" w:color="C9D3DF" w:sz="4"/>
@@ -3467,7 +3467,7 @@
         </w:tc>
         <w:tc>
           <w:tcPr>
-            <w:tcW w:type="dxa" w:w="3118"/>
+            <w:tcW w:type="dxa" w:w="3032"/>
             <w:tcBorders>
               <w:top w:val="single" w:color="C9D3DF" w:sz="4"/>
               <w:left w:val="single" w:color="C9D3DF" w:sz="4"/>
@@ -3503,91 +3503,91 @@
         </w:trPr>
         <w:tc>
           <w:tcPr>
-            <w:tcW w:type="dxa" w:w="2660"/>
-            <w:tcBorders>
-              <w:top w:val="single" w:color="C9D3DF" w:sz="4"/>
-              <w:left w:val="single" w:color="C9D3DF" w:sz="4"/>
-              <w:bottom w:val="single" w:color="C9D3DF" w:sz="4"/>
-              <w:right w:val="single" w:color="C9D3DF" w:sz="4"/>
-            </w:tcBorders>
-            <w:tcMar>
-              <w:top w:type="dxa" w:w="50"/>
-              <w:left w:type="dxa" w:w="80"/>
-              <w:bottom w:type="dxa" w:w="50"/>
-              <w:right w:type="dxa" w:w="80"/>
-            </w:tcMar>
-          </w:tcPr>
-          <w:p>
-            <w:pPr>
-              <w:jc w:val="center"/>
-            </w:pPr>
-            <w:r>
-              <w:rPr>
-                <w:rFonts w:ascii="Malgun Gothic" w:cs="Malgun Gothic" w:eastAsia="Malgun Gothic" w:hAnsi="Malgun Gothic"/>
-                <w:sz w:val="17"/>
-                <w:szCs w:val="17"/>
-              </w:rPr>
-              <w:t xml:space="preserve">팀 자체 테스트 1차</w:t>
-            </w:r>
-          </w:p>
-        </w:tc>
-        <w:tc>
-          <w:tcPr>
-            <w:tcW w:type="dxa" w:w="4426"/>
-            <w:tcBorders>
-              <w:top w:val="single" w:color="C9D3DF" w:sz="4"/>
-              <w:left w:val="single" w:color="C9D3DF" w:sz="4"/>
-              <w:bottom w:val="single" w:color="C9D3DF" w:sz="4"/>
-              <w:right w:val="single" w:color="C9D3DF" w:sz="4"/>
-            </w:tcBorders>
-            <w:tcMar>
-              <w:top w:type="dxa" w:w="50"/>
-              <w:left w:type="dxa" w:w="80"/>
-              <w:bottom w:type="dxa" w:w="50"/>
-              <w:right w:type="dxa" w:w="80"/>
-            </w:tcMar>
-          </w:tcPr>
-          <w:p>
-            <w:pPr>
-              <w:jc w:val="left"/>
-            </w:pPr>
-            <w:r>
-              <w:rPr>
-                <w:rFonts w:ascii="Malgun Gothic" w:cs="Malgun Gothic" w:eastAsia="Malgun Gothic" w:hAnsi="Malgun Gothic"/>
-                <w:sz w:val="17"/>
-                <w:szCs w:val="17"/>
-              </w:rPr>
-              <w:t xml:space="preserve">이혜경, 배포본 웹·모바일 3회 이상 직접 실행</w:t>
-            </w:r>
-          </w:p>
-        </w:tc>
-        <w:tc>
-          <w:tcPr>
-            <w:tcW w:type="dxa" w:w="3118"/>
-            <w:tcBorders>
-              <w:top w:val="single" w:color="C9D3DF" w:sz="4"/>
-              <w:left w:val="single" w:color="C9D3DF" w:sz="4"/>
-              <w:bottom w:val="single" w:color="C9D3DF" w:sz="4"/>
-              <w:right w:val="single" w:color="C9D3DF" w:sz="4"/>
-            </w:tcBorders>
-            <w:tcMar>
-              <w:top w:type="dxa" w:w="50"/>
-              <w:left w:type="dxa" w:w="80"/>
-              <w:bottom w:type="dxa" w:w="50"/>
-              <w:right w:type="dxa" w:w="80"/>
-            </w:tcMar>
-          </w:tcPr>
-          <w:p>
-            <w:pPr>
-              <w:jc w:val="left"/>
-            </w:pPr>
-            <w:r>
-              <w:rPr>
-                <w:rFonts w:ascii="Malgun Gothic" w:cs="Malgun Gothic" w:eastAsia="Malgun Gothic" w:hAnsi="Malgun Gothic"/>
-                <w:sz w:val="17"/>
-                <w:szCs w:val="17"/>
-              </w:rPr>
-              <w:t xml:space="preserve">지적·요청 32건 중 32건 반영(100%)</w:t>
+            <w:tcW w:type="dxa" w:w="2860"/>
+            <w:tcBorders>
+              <w:top w:val="single" w:color="C9D3DF" w:sz="4"/>
+              <w:left w:val="single" w:color="C9D3DF" w:sz="4"/>
+              <w:bottom w:val="single" w:color="C9D3DF" w:sz="4"/>
+              <w:right w:val="single" w:color="C9D3DF" w:sz="4"/>
+            </w:tcBorders>
+            <w:tcMar>
+              <w:top w:type="dxa" w:w="50"/>
+              <w:left w:type="dxa" w:w="80"/>
+              <w:bottom w:type="dxa" w:w="50"/>
+              <w:right w:type="dxa" w:w="80"/>
+            </w:tcMar>
+          </w:tcPr>
+          <w:p>
+            <w:pPr>
+              <w:jc w:val="center"/>
+            </w:pPr>
+            <w:r>
+              <w:rPr>
+                <w:rFonts w:ascii="Malgun Gothic" w:cs="Malgun Gothic" w:eastAsia="Malgun Gothic" w:hAnsi="Malgun Gothic"/>
+                <w:sz w:val="17"/>
+                <w:szCs w:val="17"/>
+              </w:rPr>
+              <w:t xml:space="preserve">팀 자체 테스트(이혜경)</w:t>
+            </w:r>
+          </w:p>
+        </w:tc>
+        <w:tc>
+          <w:tcPr>
+            <w:tcW w:type="dxa" w:w="4312"/>
+            <w:tcBorders>
+              <w:top w:val="single" w:color="C9D3DF" w:sz="4"/>
+              <w:left w:val="single" w:color="C9D3DF" w:sz="4"/>
+              <w:bottom w:val="single" w:color="C9D3DF" w:sz="4"/>
+              <w:right w:val="single" w:color="C9D3DF" w:sz="4"/>
+            </w:tcBorders>
+            <w:tcMar>
+              <w:top w:type="dxa" w:w="50"/>
+              <w:left w:type="dxa" w:w="80"/>
+              <w:bottom w:type="dxa" w:w="50"/>
+              <w:right w:type="dxa" w:w="80"/>
+            </w:tcMar>
+          </w:tcPr>
+          <w:p>
+            <w:pPr>
+              <w:jc w:val="left"/>
+            </w:pPr>
+            <w:r>
+              <w:rPr>
+                <w:rFonts w:ascii="Malgun Gothic" w:cs="Malgun Gothic" w:eastAsia="Malgun Gothic" w:hAnsi="Malgun Gothic"/>
+                <w:sz w:val="17"/>
+                <w:szCs w:val="17"/>
+              </w:rPr>
+              <w:t xml:space="preserve">배포본 웹·모바일 23번 직접 실행(회차별 날짜·시각·수정 전후 기록)</w:t>
+            </w:r>
+          </w:p>
+        </w:tc>
+        <w:tc>
+          <w:tcPr>
+            <w:tcW w:type="dxa" w:w="3032"/>
+            <w:tcBorders>
+              <w:top w:val="single" w:color="C9D3DF" w:sz="4"/>
+              <w:left w:val="single" w:color="C9D3DF" w:sz="4"/>
+              <w:bottom w:val="single" w:color="C9D3DF" w:sz="4"/>
+              <w:right w:val="single" w:color="C9D3DF" w:sz="4"/>
+            </w:tcBorders>
+            <w:tcMar>
+              <w:top w:type="dxa" w:w="50"/>
+              <w:left w:type="dxa" w:w="80"/>
+              <w:bottom w:type="dxa" w:w="50"/>
+              <w:right w:type="dxa" w:w="80"/>
+            </w:tcMar>
+          </w:tcPr>
+          <w:p>
+            <w:pPr>
+              <w:jc w:val="left"/>
+            </w:pPr>
+            <w:r>
+              <w:rPr>
+                <w:rFonts w:ascii="Malgun Gothic" w:cs="Malgun Gothic" w:eastAsia="Malgun Gothic" w:hAnsi="Malgun Gothic"/>
+                <w:sz w:val="17"/>
+                <w:szCs w:val="17"/>
+              </w:rPr>
+              <w:t xml:space="preserve">지적 65건 중 63건 반영(이메일 2건 계정 대기)</w:t>
             </w:r>
           </w:p>
         </w:tc>
@@ -3599,37 +3599,37 @@
         </w:trPr>
         <w:tc>
           <w:tcPr>
-            <w:tcW w:type="dxa" w:w="2660"/>
-            <w:tcBorders>
-              <w:top w:val="single" w:color="C9D3DF" w:sz="4"/>
-              <w:left w:val="single" w:color="C9D3DF" w:sz="4"/>
-              <w:bottom w:val="single" w:color="C9D3DF" w:sz="4"/>
-              <w:right w:val="single" w:color="C9D3DF" w:sz="4"/>
-            </w:tcBorders>
-            <w:tcMar>
-              <w:top w:type="dxa" w:w="50"/>
-              <w:left w:type="dxa" w:w="80"/>
-              <w:bottom w:type="dxa" w:w="50"/>
-              <w:right w:type="dxa" w:w="80"/>
-            </w:tcMar>
-          </w:tcPr>
-          <w:p>
-            <w:pPr>
-              <w:jc w:val="center"/>
-            </w:pPr>
-            <w:r>
-              <w:rPr>
-                <w:rFonts w:ascii="Malgun Gothic" w:cs="Malgun Gothic" w:eastAsia="Malgun Gothic" w:hAnsi="Malgun Gothic"/>
-                <w:sz w:val="17"/>
-                <w:szCs w:val="17"/>
-              </w:rPr>
-              <w:t xml:space="preserve">팀 자체 테스트 2차</w:t>
-            </w:r>
-          </w:p>
-        </w:tc>
-        <w:tc>
-          <w:tcPr>
-            <w:tcW w:type="dxa" w:w="4426"/>
+            <w:tcW w:type="dxa" w:w="2860"/>
+            <w:tcBorders>
+              <w:top w:val="single" w:color="C9D3DF" w:sz="4"/>
+              <w:left w:val="single" w:color="C9D3DF" w:sz="4"/>
+              <w:bottom w:val="single" w:color="C9D3DF" w:sz="4"/>
+              <w:right w:val="single" w:color="C9D3DF" w:sz="4"/>
+            </w:tcBorders>
+            <w:tcMar>
+              <w:top w:type="dxa" w:w="50"/>
+              <w:left w:type="dxa" w:w="80"/>
+              <w:bottom w:type="dxa" w:w="50"/>
+              <w:right w:type="dxa" w:w="80"/>
+            </w:tcMar>
+          </w:tcPr>
+          <w:p>
+            <w:pPr>
+              <w:jc w:val="center"/>
+            </w:pPr>
+            <w:r>
+              <w:rPr>
+                <w:rFonts w:ascii="Malgun Gothic" w:cs="Malgun Gothic" w:eastAsia="Malgun Gothic" w:hAnsi="Malgun Gothic"/>
+                <w:sz w:val="17"/>
+                <w:szCs w:val="17"/>
+              </w:rPr>
+              <w:t xml:space="preserve">팀 자체 테스트(이미영)</w:t>
+            </w:r>
+          </w:p>
+        </w:tc>
+        <w:tc>
+          <w:tcPr>
+            <w:tcW w:type="dxa" w:w="4312"/>
             <w:tcBorders>
               <w:top w:val="single" w:color="C9D3DF" w:sz="4"/>
               <w:left w:val="single" w:color="C9D3DF" w:sz="4"/>
@@ -3659,7 +3659,7 @@
         </w:tc>
         <w:tc>
           <w:tcPr>
-            <w:tcW w:type="dxa" w:w="3118"/>
+            <w:tcW w:type="dxa" w:w="3032"/>
             <w:tcBorders>
               <w:top w:val="single" w:color="C9D3DF" w:sz="4"/>
               <w:left w:val="single" w:color="C9D3DF" w:sz="4"/>
@@ -3695,7 +3695,7 @@
         </w:trPr>
         <w:tc>
           <w:tcPr>
-            <w:tcW w:type="dxa" w:w="2660"/>
+            <w:tcW w:type="dxa" w:w="2860"/>
             <w:tcBorders>
               <w:top w:val="single" w:color="C9D3DF" w:sz="4"/>
               <w:left w:val="single" w:color="C9D3DF" w:sz="4"/>
@@ -3725,7 +3725,7 @@
         </w:tc>
         <w:tc>
           <w:tcPr>
-            <w:tcW w:type="dxa" w:w="4426"/>
+            <w:tcW w:type="dxa" w:w="4312"/>
             <w:tcBorders>
               <w:top w:val="single" w:color="C9D3DF" w:sz="4"/>
               <w:left w:val="single" w:color="C9D3DF" w:sz="4"/>
@@ -3755,7 +3755,7 @@
         </w:tc>
         <w:tc>
           <w:tcPr>
-            <w:tcW w:type="dxa" w:w="3118"/>
+            <w:tcW w:type="dxa" w:w="3032"/>
             <w:tcBorders>
               <w:top w:val="single" w:color="C9D3DF" w:sz="4"/>
               <w:left w:val="single" w:color="C9D3DF" w:sz="4"/>
@@ -5294,7 +5294,7 @@
                 <w:sz w:val="17"/>
                 <w:szCs w:val="17"/>
               </w:rPr>
-              <w:t xml:space="preserve">정책 24건 4단계 판정, 정착 할 일 26개, 생활 정보 60곳, 지역말 2,253개, 접수 창구 6단계, 자동 테스트 127개 통과, 대표 TC 6건 × PC·모바일 12회 통과, 팀 자체 테스트 1차 32건·2차 9건 모두 반영, 실사용자 4명 문항 평균 4.56/5 · 만족도 4.75/5 · 추천 4/4</w:t>
+              <w:t xml:space="preserve">정책 24건 4단계 판정, 정착 할 일 26개, 생활 정보 60곳, 지역말 2,253개, 접수 창구 6단계, 자동 테스트 127개 통과, 대표 TC 6건 × PC·모바일 12회 통과, 팀 자체 테스트 25번·지적 74건 중 72건 반영, 실사용자 4명 문항 평균 4.56/5 · 만족도 4.75/5 · 추천 4/4</w:t>
             </w:r>
           </w:p>
         </w:tc>
@@ -6056,7 +6056,11 @@
         <w:szCs w:val="19"/>
       </w:rPr>
     </w:rPrDefault>
-    <w:pPrDefault/>
+    <w:pPrDefault>
+      <w:pPr>
+        <w:wordWrap w:val="0"/>
+      </w:pPr>
+    </w:pPrDefault>
   </w:docDefaults>
   <w:style w:type="paragraph" w:styleId="Title">
     <w:name w:val="Title"/>

--- a/deliverables/final_report/오이소창원_개발완료보고서_20261004.docx
+++ b/deliverables/final_report/오이소창원_개발완료보고서_20261004.docx
@@ -452,7 +452,7 @@
               </w:rPr>
               <w:t xml:space="preserve">배포 앱 </w:t>
             </w:r>
-            <w:hyperlink w:history="1" r:id="rIdx4on5pbefxbprvjrfqnrn">
+            <w:hyperlink w:history="1" r:id="rIdhlov5_7ovus1uumbnf0hj">
               <w:r>
                 <w:rPr>
                   <w:rStyle w:val="Hyperlink"/>
@@ -471,7 +471,7 @@
               </w:rPr>
               <w:t xml:space="preserve"> · 저장소 </w:t>
             </w:r>
-            <w:hyperlink w:history="1" r:id="rIdeq-p_9d7bvqrgokt4ek4f">
+            <w:hyperlink w:history="1" r:id="rIdjborxx-0n1mxl9c28oojz">
               <w:r>
                 <w:rPr>
                   <w:rStyle w:val="Hyperlink"/>
@@ -3557,7 +3557,7 @@
                 <w:sz w:val="17"/>
                 <w:szCs w:val="17"/>
               </w:rPr>
-              <w:t xml:space="preserve">배포본 웹·모바일 23번 직접 실행(회차별 날짜·시각·수정 전후 기록)</w:t>
+              <w:t xml:space="preserve">배포본 웹·모바일 25번 직접 실행(회차별 날짜·시각·수정 전후 기록)</w:t>
             </w:r>
           </w:p>
         </w:tc>
@@ -3587,7 +3587,7 @@
                 <w:sz w:val="17"/>
                 <w:szCs w:val="17"/>
               </w:rPr>
-              <w:t xml:space="preserve">지적 65건 중 63건 반영(이메일 2건 계정 대기)</w:t>
+              <w:t xml:space="preserve">지적 68건 중 66건 반영(이메일 2건 계정 대기)</w:t>
             </w:r>
           </w:p>
         </w:tc>
@@ -5294,7 +5294,7 @@
                 <w:sz w:val="17"/>
                 <w:szCs w:val="17"/>
               </w:rPr>
-              <w:t xml:space="preserve">정책 24건 4단계 판정, 정착 할 일 26개, 생활 정보 60곳, 지역말 2,253개, 접수 창구 6단계, 자동 테스트 127개 통과, 대표 TC 6건 × PC·모바일 12회 통과, 팀 자체 테스트 25번·지적 74건 중 72건 반영, 실사용자 4명 문항 평균 4.56/5 · 만족도 4.75/5 · 추천 4/4</w:t>
+              <w:t xml:space="preserve">정책 24건 4단계 판정, 정착 할 일 26개, 생활 정보 60곳, 지역말 2,253개, 접수 창구 6단계, 자동 테스트 127개 통과, 대표 TC 6건 × PC·모바일 12회 통과, 팀 자체 테스트 27번·지적 77건 중 75건 반영, 실사용자 4명 문항 평균 4.56/5 · 만족도 4.75/5 · 추천 4/4</w:t>
             </w:r>
           </w:p>
         </w:tc>

--- a/deliverables/final_report/오이소창원_개발완료보고서_20261004.docx
+++ b/deliverables/final_report/오이소창원_개발완료보고서_20261004.docx
@@ -452,7 +452,7 @@
               </w:rPr>
               <w:t xml:space="preserve">배포 앱 </w:t>
             </w:r>
-            <w:hyperlink w:history="1" r:id="rIdhlov5_7ovus1uumbnf0hj">
+            <w:hyperlink w:history="1" r:id="rIdobwsyl_hssijoj4us4eqm">
               <w:r>
                 <w:rPr>
                   <w:rStyle w:val="Hyperlink"/>
@@ -471,7 +471,7 @@
               </w:rPr>
               <w:t xml:space="preserve"> · 저장소 </w:t>
             </w:r>
-            <w:hyperlink w:history="1" r:id="rIdjborxx-0n1mxl9c28oojz">
+            <w:hyperlink w:history="1" r:id="rId7aqd4pkwycnvodjlfj1rj">
               <w:r>
                 <w:rPr>
                   <w:rStyle w:val="Hyperlink"/>
@@ -3193,8 +3193,8 @@
       </w:tblPr>
       <w:tblGrid>
         <w:gridCol w:w="2860"/>
-        <w:gridCol w:w="4312"/>
-        <w:gridCol w:w="3032"/>
+        <w:gridCol w:w="4407"/>
+        <w:gridCol w:w="2937"/>
       </w:tblGrid>
       <w:tr>
         <w:trPr>
@@ -3237,7 +3237,7 @@
         </w:tc>
         <w:tc>
           <w:tcPr>
-            <w:tcW w:type="dxa" w:w="4312"/>
+            <w:tcW w:type="dxa" w:w="4407"/>
             <w:tcBorders>
               <w:top w:val="single" w:color="C9D3DF" w:sz="4"/>
               <w:left w:val="single" w:color="C9D3DF" w:sz="4"/>
@@ -3271,7 +3271,7 @@
         </w:tc>
         <w:tc>
           <w:tcPr>
-            <w:tcW w:type="dxa" w:w="3032"/>
+            <w:tcW w:type="dxa" w:w="2937"/>
             <w:tcBorders>
               <w:top w:val="single" w:color="C9D3DF" w:sz="4"/>
               <w:left w:val="single" w:color="C9D3DF" w:sz="4"/>
@@ -3341,7 +3341,7 @@
         </w:tc>
         <w:tc>
           <w:tcPr>
-            <w:tcW w:type="dxa" w:w="4312"/>
+            <w:tcW w:type="dxa" w:w="4407"/>
             <w:tcBorders>
               <w:top w:val="single" w:color="C9D3DF" w:sz="4"/>
               <w:left w:val="single" w:color="C9D3DF" w:sz="4"/>
@@ -3371,7 +3371,7 @@
         </w:tc>
         <w:tc>
           <w:tcPr>
-            <w:tcW w:type="dxa" w:w="3032"/>
+            <w:tcW w:type="dxa" w:w="2937"/>
             <w:tcBorders>
               <w:top w:val="single" w:color="C9D3DF" w:sz="4"/>
               <w:left w:val="single" w:color="C9D3DF" w:sz="4"/>
@@ -3437,7 +3437,7 @@
         </w:tc>
         <w:tc>
           <w:tcPr>
-            <w:tcW w:type="dxa" w:w="4312"/>
+            <w:tcW w:type="dxa" w:w="4407"/>
             <w:tcBorders>
               <w:top w:val="single" w:color="C9D3DF" w:sz="4"/>
               <w:left w:val="single" w:color="C9D3DF" w:sz="4"/>
@@ -3467,7 +3467,7 @@
         </w:tc>
         <w:tc>
           <w:tcPr>
-            <w:tcW w:type="dxa" w:w="3032"/>
+            <w:tcW w:type="dxa" w:w="2937"/>
             <w:tcBorders>
               <w:top w:val="single" w:color="C9D3DF" w:sz="4"/>
               <w:left w:val="single" w:color="C9D3DF" w:sz="4"/>
@@ -3533,7 +3533,7 @@
         </w:tc>
         <w:tc>
           <w:tcPr>
-            <w:tcW w:type="dxa" w:w="4312"/>
+            <w:tcW w:type="dxa" w:w="4407"/>
             <w:tcBorders>
               <w:top w:val="single" w:color="C9D3DF" w:sz="4"/>
               <w:left w:val="single" w:color="C9D3DF" w:sz="4"/>
@@ -3563,7 +3563,7 @@
         </w:tc>
         <w:tc>
           <w:tcPr>
-            <w:tcW w:type="dxa" w:w="3032"/>
+            <w:tcW w:type="dxa" w:w="2937"/>
             <w:tcBorders>
               <w:top w:val="single" w:color="C9D3DF" w:sz="4"/>
               <w:left w:val="single" w:color="C9D3DF" w:sz="4"/>
@@ -3629,7 +3629,7 @@
         </w:tc>
         <w:tc>
           <w:tcPr>
-            <w:tcW w:type="dxa" w:w="4312"/>
+            <w:tcW w:type="dxa" w:w="4407"/>
             <w:tcBorders>
               <w:top w:val="single" w:color="C9D3DF" w:sz="4"/>
               <w:left w:val="single" w:color="C9D3DF" w:sz="4"/>
@@ -3659,7 +3659,7 @@
         </w:tc>
         <w:tc>
           <w:tcPr>
-            <w:tcW w:type="dxa" w:w="3032"/>
+            <w:tcW w:type="dxa" w:w="2937"/>
             <w:tcBorders>
               <w:top w:val="single" w:color="C9D3DF" w:sz="4"/>
               <w:left w:val="single" w:color="C9D3DF" w:sz="4"/>
@@ -3719,13 +3719,109 @@
                 <w:sz w:val="17"/>
                 <w:szCs w:val="17"/>
               </w:rPr>
+              <w:t xml:space="preserve">팀 자체 테스트(조준수)</w:t>
+            </w:r>
+          </w:p>
+        </w:tc>
+        <w:tc>
+          <w:tcPr>
+            <w:tcW w:type="dxa" w:w="4407"/>
+            <w:tcBorders>
+              <w:top w:val="single" w:color="C9D3DF" w:sz="4"/>
+              <w:left w:val="single" w:color="C9D3DF" w:sz="4"/>
+              <w:bottom w:val="single" w:color="C9D3DF" w:sz="4"/>
+              <w:right w:val="single" w:color="C9D3DF" w:sz="4"/>
+            </w:tcBorders>
+            <w:tcMar>
+              <w:top w:type="dxa" w:w="50"/>
+              <w:left w:type="dxa" w:w="80"/>
+              <w:bottom w:type="dxa" w:w="50"/>
+              <w:right w:type="dxa" w:w="80"/>
+            </w:tcMar>
+          </w:tcPr>
+          <w:p>
+            <w:pPr>
+              <w:jc w:val="left"/>
+            </w:pPr>
+            <w:r>
+              <w:rPr>
+                <w:rFonts w:ascii="Malgun Gothic" w:cs="Malgun Gothic" w:eastAsia="Malgun Gothic" w:hAnsi="Malgun Gothic"/>
+                <w:sz w:val="17"/>
+                <w:szCs w:val="17"/>
+              </w:rPr>
+              <w:t xml:space="preserve">4번 — AI 연결 인증 오류(10/2 21:46) 확인·키 교체, 배포 앱 기능 확인, UX·UI 개선 요청 2번 + 전체 검수</w:t>
+            </w:r>
+          </w:p>
+        </w:tc>
+        <w:tc>
+          <w:tcPr>
+            <w:tcW w:type="dxa" w:w="2937"/>
+            <w:tcBorders>
+              <w:top w:val="single" w:color="C9D3DF" w:sz="4"/>
+              <w:left w:val="single" w:color="C9D3DF" w:sz="4"/>
+              <w:bottom w:val="single" w:color="C9D3DF" w:sz="4"/>
+              <w:right w:val="single" w:color="C9D3DF" w:sz="4"/>
+            </w:tcBorders>
+            <w:tcMar>
+              <w:top w:type="dxa" w:w="50"/>
+              <w:left w:type="dxa" w:w="80"/>
+              <w:bottom w:type="dxa" w:w="50"/>
+              <w:right w:type="dxa" w:w="80"/>
+            </w:tcMar>
+          </w:tcPr>
+          <w:p>
+            <w:pPr>
+              <w:jc w:val="left"/>
+            </w:pPr>
+            <w:r>
+              <w:rPr>
+                <w:rFonts w:ascii="Malgun Gothic" w:cs="Malgun Gothic" w:eastAsia="Malgun Gothic" w:hAnsi="Malgun Gothic"/>
+                <w:sz w:val="17"/>
+                <w:szCs w:val="17"/>
+              </w:rPr>
+              <w:t xml:space="preserve">3건 모두 반영</w:t>
+            </w:r>
+          </w:p>
+        </w:tc>
+      </w:tr>
+      <w:tr>
+        <w:trPr>
+          <w:cantSplit/>
+          <w:tblHeader w:val="false"/>
+        </w:trPr>
+        <w:tc>
+          <w:tcPr>
+            <w:tcW w:type="dxa" w:w="2860"/>
+            <w:tcBorders>
+              <w:top w:val="single" w:color="C9D3DF" w:sz="4"/>
+              <w:left w:val="single" w:color="C9D3DF" w:sz="4"/>
+              <w:bottom w:val="single" w:color="C9D3DF" w:sz="4"/>
+              <w:right w:val="single" w:color="C9D3DF" w:sz="4"/>
+            </w:tcBorders>
+            <w:tcMar>
+              <w:top w:type="dxa" w:w="50"/>
+              <w:left w:type="dxa" w:w="80"/>
+              <w:bottom w:type="dxa" w:w="50"/>
+              <w:right w:type="dxa" w:w="80"/>
+            </w:tcMar>
+          </w:tcPr>
+          <w:p>
+            <w:pPr>
+              <w:jc w:val="center"/>
+            </w:pPr>
+            <w:r>
+              <w:rPr>
+                <w:rFonts w:ascii="Malgun Gothic" w:cs="Malgun Gothic" w:eastAsia="Malgun Gothic" w:hAnsi="Malgun Gothic"/>
+                <w:sz w:val="17"/>
+                <w:szCs w:val="17"/>
+              </w:rPr>
               <w:t xml:space="preserve">실사용자 테스트</w:t>
             </w:r>
           </w:p>
         </w:tc>
         <w:tc>
           <w:tcPr>
-            <w:tcW w:type="dxa" w:w="4312"/>
+            <w:tcW w:type="dxa" w:w="4407"/>
             <w:tcBorders>
               <w:top w:val="single" w:color="C9D3DF" w:sz="4"/>
               <w:left w:val="single" w:color="C9D3DF" w:sz="4"/>
@@ -3755,7 +3851,7 @@
         </w:tc>
         <w:tc>
           <w:tcPr>
-            <w:tcW w:type="dxa" w:w="3032"/>
+            <w:tcW w:type="dxa" w:w="2937"/>
             <w:tcBorders>
               <w:top w:val="single" w:color="C9D3DF" w:sz="4"/>
               <w:left w:val="single" w:color="C9D3DF" w:sz="4"/>
@@ -5294,7 +5390,7 @@
                 <w:sz w:val="17"/>
                 <w:szCs w:val="17"/>
               </w:rPr>
-              <w:t xml:space="preserve">정책 24건 4단계 판정, 정착 할 일 26개, 생활 정보 60곳, 지역말 2,253개, 접수 창구 6단계, 자동 테스트 127개 통과, 대표 TC 6건 × PC·모바일 12회 통과, 팀 자체 테스트 27번·지적 77건 중 75건 반영, 실사용자 4명 문항 평균 4.56/5 · 만족도 4.75/5 · 추천 4/4</w:t>
+              <w:t xml:space="preserve">정책 24건 4단계 판정, 정착 할 일 26개, 생활 정보 60곳, 지역말 2,253개, 접수 창구 6단계, 자동 테스트 127개 통과, 대표 TC 6건 × PC·모바일 12회 통과, 팀 자체 테스트 31번·지적 80건 중 78건 반영, 실사용자 4명 문항 평균 4.56/5 · 만족도 4.75/5 · 추천 4/4</w:t>
             </w:r>
           </w:p>
         </w:tc>

--- a/deliverables/final_report/오이소창원_개발완료보고서_20261004.docx
+++ b/deliverables/final_report/오이소창원_개발완료보고서_20261004.docx
@@ -452,7 +452,7 @@
               </w:rPr>
               <w:t xml:space="preserve">배포 앱 </w:t>
             </w:r>
-            <w:hyperlink w:history="1" r:id="rIdobwsyl_hssijoj4us4eqm">
+            <w:hyperlink w:history="1" r:id="rId6cbh5pkdqclnpuab8boyq">
               <w:r>
                 <w:rPr>
                   <w:rStyle w:val="Hyperlink"/>
@@ -471,7 +471,7 @@
               </w:rPr>
               <w:t xml:space="preserve"> · 저장소 </w:t>
             </w:r>
-            <w:hyperlink w:history="1" r:id="rId7aqd4pkwycnvodjlfj1rj">
+            <w:hyperlink w:history="1" r:id="rIdci-xdbhn5txnimzbfteac">
               <w:r>
                 <w:rPr>
                   <w:rStyle w:val="Hyperlink"/>
@@ -3193,8 +3193,8 @@
       </w:tblPr>
       <w:tblGrid>
         <w:gridCol w:w="2860"/>
-        <w:gridCol w:w="4407"/>
-        <w:gridCol w:w="2937"/>
+        <w:gridCol w:w="4491"/>
+        <w:gridCol w:w="2853"/>
       </w:tblGrid>
       <w:tr>
         <w:trPr>
@@ -3237,7 +3237,7 @@
         </w:tc>
         <w:tc>
           <w:tcPr>
-            <w:tcW w:type="dxa" w:w="4407"/>
+            <w:tcW w:type="dxa" w:w="4491"/>
             <w:tcBorders>
               <w:top w:val="single" w:color="C9D3DF" w:sz="4"/>
               <w:left w:val="single" w:color="C9D3DF" w:sz="4"/>
@@ -3271,7 +3271,7 @@
         </w:tc>
         <w:tc>
           <w:tcPr>
-            <w:tcW w:type="dxa" w:w="2937"/>
+            <w:tcW w:type="dxa" w:w="2853"/>
             <w:tcBorders>
               <w:top w:val="single" w:color="C9D3DF" w:sz="4"/>
               <w:left w:val="single" w:color="C9D3DF" w:sz="4"/>
@@ -3341,7 +3341,7 @@
         </w:tc>
         <w:tc>
           <w:tcPr>
-            <w:tcW w:type="dxa" w:w="4407"/>
+            <w:tcW w:type="dxa" w:w="4491"/>
             <w:tcBorders>
               <w:top w:val="single" w:color="C9D3DF" w:sz="4"/>
               <w:left w:val="single" w:color="C9D3DF" w:sz="4"/>
@@ -3371,7 +3371,7 @@
         </w:tc>
         <w:tc>
           <w:tcPr>
-            <w:tcW w:type="dxa" w:w="2937"/>
+            <w:tcW w:type="dxa" w:w="2853"/>
             <w:tcBorders>
               <w:top w:val="single" w:color="C9D3DF" w:sz="4"/>
               <w:left w:val="single" w:color="C9D3DF" w:sz="4"/>
@@ -3437,7 +3437,7 @@
         </w:tc>
         <w:tc>
           <w:tcPr>
-            <w:tcW w:type="dxa" w:w="4407"/>
+            <w:tcW w:type="dxa" w:w="4491"/>
             <w:tcBorders>
               <w:top w:val="single" w:color="C9D3DF" w:sz="4"/>
               <w:left w:val="single" w:color="C9D3DF" w:sz="4"/>
@@ -3467,7 +3467,7 @@
         </w:tc>
         <w:tc>
           <w:tcPr>
-            <w:tcW w:type="dxa" w:w="2937"/>
+            <w:tcW w:type="dxa" w:w="2853"/>
             <w:tcBorders>
               <w:top w:val="single" w:color="C9D3DF" w:sz="4"/>
               <w:left w:val="single" w:color="C9D3DF" w:sz="4"/>
@@ -3533,7 +3533,7 @@
         </w:tc>
         <w:tc>
           <w:tcPr>
-            <w:tcW w:type="dxa" w:w="4407"/>
+            <w:tcW w:type="dxa" w:w="4491"/>
             <w:tcBorders>
               <w:top w:val="single" w:color="C9D3DF" w:sz="4"/>
               <w:left w:val="single" w:color="C9D3DF" w:sz="4"/>
@@ -3563,7 +3563,7 @@
         </w:tc>
         <w:tc>
           <w:tcPr>
-            <w:tcW w:type="dxa" w:w="2937"/>
+            <w:tcW w:type="dxa" w:w="2853"/>
             <w:tcBorders>
               <w:top w:val="single" w:color="C9D3DF" w:sz="4"/>
               <w:left w:val="single" w:color="C9D3DF" w:sz="4"/>
@@ -3629,7 +3629,7 @@
         </w:tc>
         <w:tc>
           <w:tcPr>
-            <w:tcW w:type="dxa" w:w="4407"/>
+            <w:tcW w:type="dxa" w:w="4491"/>
             <w:tcBorders>
               <w:top w:val="single" w:color="C9D3DF" w:sz="4"/>
               <w:left w:val="single" w:color="C9D3DF" w:sz="4"/>
@@ -3659,7 +3659,7 @@
         </w:tc>
         <w:tc>
           <w:tcPr>
-            <w:tcW w:type="dxa" w:w="2937"/>
+            <w:tcW w:type="dxa" w:w="2853"/>
             <w:tcBorders>
               <w:top w:val="single" w:color="C9D3DF" w:sz="4"/>
               <w:left w:val="single" w:color="C9D3DF" w:sz="4"/>
@@ -3725,61 +3725,61 @@
         </w:tc>
         <w:tc>
           <w:tcPr>
-            <w:tcW w:type="dxa" w:w="4407"/>
-            <w:tcBorders>
-              <w:top w:val="single" w:color="C9D3DF" w:sz="4"/>
-              <w:left w:val="single" w:color="C9D3DF" w:sz="4"/>
-              <w:bottom w:val="single" w:color="C9D3DF" w:sz="4"/>
-              <w:right w:val="single" w:color="C9D3DF" w:sz="4"/>
-            </w:tcBorders>
-            <w:tcMar>
-              <w:top w:type="dxa" w:w="50"/>
-              <w:left w:type="dxa" w:w="80"/>
-              <w:bottom w:type="dxa" w:w="50"/>
-              <w:right w:type="dxa" w:w="80"/>
-            </w:tcMar>
-          </w:tcPr>
-          <w:p>
-            <w:pPr>
-              <w:jc w:val="left"/>
-            </w:pPr>
-            <w:r>
-              <w:rPr>
-                <w:rFonts w:ascii="Malgun Gothic" w:cs="Malgun Gothic" w:eastAsia="Malgun Gothic" w:hAnsi="Malgun Gothic"/>
-                <w:sz w:val="17"/>
-                <w:szCs w:val="17"/>
-              </w:rPr>
-              <w:t xml:space="preserve">4번 — AI 연결 인증 오류(10/2 21:46) 확인·키 교체, 배포 앱 기능 확인, UX·UI 개선 요청 2번 + 전체 검수</w:t>
-            </w:r>
-          </w:p>
-        </w:tc>
-        <w:tc>
-          <w:tcPr>
-            <w:tcW w:type="dxa" w:w="2937"/>
-            <w:tcBorders>
-              <w:top w:val="single" w:color="C9D3DF" w:sz="4"/>
-              <w:left w:val="single" w:color="C9D3DF" w:sz="4"/>
-              <w:bottom w:val="single" w:color="C9D3DF" w:sz="4"/>
-              <w:right w:val="single" w:color="C9D3DF" w:sz="4"/>
-            </w:tcBorders>
-            <w:tcMar>
-              <w:top w:type="dxa" w:w="50"/>
-              <w:left w:type="dxa" w:w="80"/>
-              <w:bottom w:type="dxa" w:w="50"/>
-              <w:right w:type="dxa" w:w="80"/>
-            </w:tcMar>
-          </w:tcPr>
-          <w:p>
-            <w:pPr>
-              <w:jc w:val="left"/>
-            </w:pPr>
-            <w:r>
-              <w:rPr>
-                <w:rFonts w:ascii="Malgun Gothic" w:cs="Malgun Gothic" w:eastAsia="Malgun Gothic" w:hAnsi="Malgun Gothic"/>
-                <w:sz w:val="17"/>
-                <w:szCs w:val="17"/>
-              </w:rPr>
-              <w:t xml:space="preserve">3건 모두 반영</w:t>
+            <w:tcW w:type="dxa" w:w="4491"/>
+            <w:tcBorders>
+              <w:top w:val="single" w:color="C9D3DF" w:sz="4"/>
+              <w:left w:val="single" w:color="C9D3DF" w:sz="4"/>
+              <w:bottom w:val="single" w:color="C9D3DF" w:sz="4"/>
+              <w:right w:val="single" w:color="C9D3DF" w:sz="4"/>
+            </w:tcBorders>
+            <w:tcMar>
+              <w:top w:type="dxa" w:w="50"/>
+              <w:left w:type="dxa" w:w="80"/>
+              <w:bottom w:type="dxa" w:w="50"/>
+              <w:right w:type="dxa" w:w="80"/>
+            </w:tcMar>
+          </w:tcPr>
+          <w:p>
+            <w:pPr>
+              <w:jc w:val="left"/>
+            </w:pPr>
+            <w:r>
+              <w:rPr>
+                <w:rFonts w:ascii="Malgun Gothic" w:cs="Malgun Gothic" w:eastAsia="Malgun Gothic" w:hAnsi="Malgun Gothic"/>
+                <w:sz w:val="17"/>
+                <w:szCs w:val="17"/>
+              </w:rPr>
+              <w:t xml:space="preserve">4번 — UX·UI 개선 요청·기능 체크(10/2 18:24), AI 연결 인증 오류 확인·키 교체(10/2 21:46), UX·UI 개선 요청(10/3 16:24), 배포 앱 기능 확인(10/3 20:45) + 전체 검수</w:t>
+            </w:r>
+          </w:p>
+        </w:tc>
+        <w:tc>
+          <w:tcPr>
+            <w:tcW w:type="dxa" w:w="2853"/>
+            <w:tcBorders>
+              <w:top w:val="single" w:color="C9D3DF" w:sz="4"/>
+              <w:left w:val="single" w:color="C9D3DF" w:sz="4"/>
+              <w:bottom w:val="single" w:color="C9D3DF" w:sz="4"/>
+              <w:right w:val="single" w:color="C9D3DF" w:sz="4"/>
+            </w:tcBorders>
+            <w:tcMar>
+              <w:top w:type="dxa" w:w="50"/>
+              <w:left w:type="dxa" w:w="80"/>
+              <w:bottom w:type="dxa" w:w="50"/>
+              <w:right w:type="dxa" w:w="80"/>
+            </w:tcMar>
+          </w:tcPr>
+          <w:p>
+            <w:pPr>
+              <w:jc w:val="left"/>
+            </w:pPr>
+            <w:r>
+              <w:rPr>
+                <w:rFonts w:ascii="Malgun Gothic" w:cs="Malgun Gothic" w:eastAsia="Malgun Gothic" w:hAnsi="Malgun Gothic"/>
+                <w:sz w:val="17"/>
+                <w:szCs w:val="17"/>
+              </w:rPr>
+              <w:t xml:space="preserve">4건 모두 반영</w:t>
             </w:r>
           </w:p>
         </w:tc>
@@ -3821,7 +3821,7 @@
         </w:tc>
         <w:tc>
           <w:tcPr>
-            <w:tcW w:type="dxa" w:w="4407"/>
+            <w:tcW w:type="dxa" w:w="4491"/>
             <w:tcBorders>
               <w:top w:val="single" w:color="C9D3DF" w:sz="4"/>
               <w:left w:val="single" w:color="C9D3DF" w:sz="4"/>
@@ -3851,7 +3851,7 @@
         </w:tc>
         <w:tc>
           <w:tcPr>
-            <w:tcW w:type="dxa" w:w="2937"/>
+            <w:tcW w:type="dxa" w:w="2853"/>
             <w:tcBorders>
               <w:top w:val="single" w:color="C9D3DF" w:sz="4"/>
               <w:left w:val="single" w:color="C9D3DF" w:sz="4"/>
@@ -5390,7 +5390,7 @@
                 <w:sz w:val="17"/>
                 <w:szCs w:val="17"/>
               </w:rPr>
-              <w:t xml:space="preserve">정책 24건 4단계 판정, 정착 할 일 26개, 생활 정보 60곳, 지역말 2,253개, 접수 창구 6단계, 자동 테스트 127개 통과, 대표 TC 6건 × PC·모바일 12회 통과, 팀 자체 테스트 31번·지적 80건 중 78건 반영, 실사용자 4명 문항 평균 4.56/5 · 만족도 4.75/5 · 추천 4/4</w:t>
+              <w:t xml:space="preserve">정책 24건 4단계 판정, 정착 할 일 26개, 생활 정보 60곳, 지역말 2,253개, 접수 창구 6단계, 자동 테스트 127개 통과, 대표 TC 6건 × PC·모바일 12회 통과, 팀 자체 테스트 31번·지적 81건 중 79건 반영, 실사용자 4명 문항 평균 4.56/5 · 만족도 4.75/5 · 추천 4/4</w:t>
             </w:r>
           </w:p>
         </w:tc>

--- a/deliverables/final_report/오이소창원_개발완료보고서_20261004.docx
+++ b/deliverables/final_report/오이소창원_개발완료보고서_20261004.docx
@@ -452,7 +452,7 @@
               </w:rPr>
               <w:t xml:space="preserve">배포 앱 </w:t>
             </w:r>
-            <w:hyperlink w:history="1" r:id="rId6cbh5pkdqclnpuab8boyq">
+            <w:hyperlink w:history="1" r:id="rIdpdds7up4dgoiib59rsith">
               <w:r>
                 <w:rPr>
                   <w:rStyle w:val="Hyperlink"/>
@@ -471,7 +471,7 @@
               </w:rPr>
               <w:t xml:space="preserve"> · 저장소 </w:t>
             </w:r>
-            <w:hyperlink w:history="1" r:id="rIdci-xdbhn5txnimzbfteac">
+            <w:hyperlink w:history="1" r:id="rId9plchekoertzgnnbmkwoj">
               <w:r>
                 <w:rPr>
                   <w:rStyle w:val="Hyperlink"/>
@@ -4959,7 +4959,7 @@
           <w:sz w:val="19"/>
           <w:szCs w:val="19"/>
         </w:rPr>
-        <w:t xml:space="preserve"> 개발 중 screenshots/during_development/(AI 테스트 26장, 작업 과정 31장) · 개발 후 screenshots/after_development/team_self_test/20261003/(37장).</w:t>
+        <w:t xml:space="preserve"> 구현 과정 screenshots/during_development/(AI 테스트 26장, 작업 과정 27장, 팀 자체 테스트 37장, 화면 다듬기 11장, 배포 확인 15장) · 구현 완료 screenshots/after_development/최종구현사진/(18장).</w:t>
       </w:r>
     </w:p>
     <w:p>

--- a/deliverables/final_report/오이소창원_개발완료보고서_20261004.docx
+++ b/deliverables/final_report/오이소창원_개발완료보고서_20261004.docx
@@ -452,7 +452,7 @@
               </w:rPr>
               <w:t xml:space="preserve">배포 앱 </w:t>
             </w:r>
-            <w:hyperlink w:history="1" r:id="rIdpdds7up4dgoiib59rsith">
+            <w:hyperlink w:history="1" r:id="rIdddsfengacsqenn45lrdiz">
               <w:r>
                 <w:rPr>
                   <w:rStyle w:val="Hyperlink"/>
@@ -471,7 +471,7 @@
               </w:rPr>
               <w:t xml:space="preserve"> · 저장소 </w:t>
             </w:r>
-            <w:hyperlink w:history="1" r:id="rId9plchekoertzgnnbmkwoj">
+            <w:hyperlink w:history="1" r:id="rIdauyiyaugrhlbmdmqs_4gm">
               <w:r>
                 <w:rPr>
                   <w:rStyle w:val="Hyperlink"/>
@@ -3749,7 +3749,7 @@
                 <w:sz w:val="17"/>
                 <w:szCs w:val="17"/>
               </w:rPr>
-              <w:t xml:space="preserve">4번 — UX·UI 개선 요청·기능 체크(10/2 18:24), AI 연결 인증 오류 확인·키 교체(10/2 21:46), UX·UI 개선 요청(10/3 16:24), 배포 앱 기능 확인(10/3 20:45) + 전체 검수</w:t>
+              <w:t xml:space="preserve">5번 — UX·UI 개선 요청·기능 체크(10/2 18:24), AI 연결 인증 오류 확인·키 교체(10/2 21:46), UX·UI 개선 요청(10/3 16:24), 배포 앱 기능 확인(10/3 20:45), 휴대폰 검수(10/4 19:52) + 전체 검수</w:t>
             </w:r>
           </w:p>
         </w:tc>
@@ -3779,7 +3779,7 @@
                 <w:sz w:val="17"/>
                 <w:szCs w:val="17"/>
               </w:rPr>
-              <w:t xml:space="preserve">4건 모두 반영</w:t>
+              <w:t xml:space="preserve">5건 모두 반영</w:t>
             </w:r>
           </w:p>
         </w:tc>
@@ -5390,7 +5390,7 @@
                 <w:sz w:val="17"/>
                 <w:szCs w:val="17"/>
               </w:rPr>
-              <w:t xml:space="preserve">정책 24건 4단계 판정, 정착 할 일 26개, 생활 정보 60곳, 지역말 2,253개, 접수 창구 6단계, 자동 테스트 127개 통과, 대표 TC 6건 × PC·모바일 12회 통과, 팀 자체 테스트 31번·지적 81건 중 79건 반영, 실사용자 4명 문항 평균 4.56/5 · 만족도 4.75/5 · 추천 4/4</w:t>
+              <w:t xml:space="preserve">정책 24건 4단계 판정, 정착 할 일 26개, 생활 정보 60곳, 지역말 2,253개, 접수 창구 6단계, 자동 테스트 127개 통과, 대표 TC 6건 × PC·모바일 12회 통과, 팀 자체 테스트 32번·지적 82건 중 80건 반영, 실사용자 4명 문항 평균 4.56/5 · 만족도 4.75/5 · 추천 4/4</w:t>
             </w:r>
           </w:p>
         </w:tc>

--- a/deliverables/final_report/오이소창원_개발완료보고서_20261004.docx
+++ b/deliverables/final_report/오이소창원_개발완료보고서_20261004.docx
@@ -452,7 +452,7 @@
               </w:rPr>
               <w:t xml:space="preserve">배포 앱 </w:t>
             </w:r>
-            <w:hyperlink w:history="1" r:id="rIdddsfengacsqenn45lrdiz">
+            <w:hyperlink w:history="1" r:id="rIdrnp3vf4apzoxtqeila39k">
               <w:r>
                 <w:rPr>
                   <w:rStyle w:val="Hyperlink"/>
@@ -471,7 +471,7 @@
               </w:rPr>
               <w:t xml:space="preserve"> · 저장소 </w:t>
             </w:r>
-            <w:hyperlink w:history="1" r:id="rIdauyiyaugrhlbmdmqs_4gm">
+            <w:hyperlink w:history="1" r:id="rIdzkwuvesyn2s3al0bgytns">
               <w:r>
                 <w:rPr>
                   <w:rStyle w:val="Hyperlink"/>

--- a/deliverables/final_report/오이소창원_개발완료보고서_20261004.docx
+++ b/deliverables/final_report/오이소창원_개발완료보고서_20261004.docx
@@ -452,7 +452,7 @@
               </w:rPr>
               <w:t xml:space="preserve">배포 앱 </w:t>
             </w:r>
-            <w:hyperlink w:history="1" r:id="rIdrnp3vf4apzoxtqeila39k">
+            <w:hyperlink w:history="1" r:id="rIdddwehjmbluvyrcvbphfo3">
               <w:r>
                 <w:rPr>
                   <w:rStyle w:val="Hyperlink"/>
@@ -471,7 +471,7 @@
               </w:rPr>
               <w:t xml:space="preserve"> · 저장소 </w:t>
             </w:r>
-            <w:hyperlink w:history="1" r:id="rIdzkwuvesyn2s3al0bgytns">
+            <w:hyperlink w:history="1" r:id="rId-wxsrgytdpc6oyxua4hjg">
               <w:r>
                 <w:rPr>
                   <w:rStyle w:val="Hyperlink"/>

--- a/deliverables/final_report/오이소창원_개발완료보고서_20261004.docx
+++ b/deliverables/final_report/오이소창원_개발완료보고서_20261004.docx
@@ -452,7 +452,7 @@
               </w:rPr>
               <w:t xml:space="preserve">배포 앱 </w:t>
             </w:r>
-            <w:hyperlink w:history="1" r:id="rIdddwehjmbluvyrcvbphfo3">
+            <w:hyperlink w:history="1" r:id="rIdfcegcoxyhpvy7tzilwnks">
               <w:r>
                 <w:rPr>
                   <w:rStyle w:val="Hyperlink"/>
@@ -471,7 +471,7 @@
               </w:rPr>
               <w:t xml:space="preserve"> · 저장소 </w:t>
             </w:r>
-            <w:hyperlink w:history="1" r:id="rId-wxsrgytdpc6oyxua4hjg">
+            <w:hyperlink w:history="1" r:id="rId5d4cgdflakt6stjhb9wiy">
               <w:r>
                 <w:rPr>
                   <w:rStyle w:val="Hyperlink"/>
@@ -2740,6 +2740,265 @@
     </w:p>
     <w:p>
       <w:pPr>
+        <w:pStyle w:val="Heading2"/>
+        <w:keepNext/>
+        <w:spacing w:after="60" w:before="160"/>
+      </w:pPr>
+      <w:r>
+        <w:rPr>
+          <w:rFonts w:ascii="Malgun Gothic" w:cs="Malgun Gothic" w:eastAsia="Malgun Gothic" w:hAnsi="Malgun Gothic"/>
+          <w:b/>
+          <w:bCs/>
+          <w:color w:val="2E9E6B"/>
+          <w:sz w:val="21"/>
+          <w:szCs w:val="21"/>
+        </w:rPr>
+        <w:t xml:space="preserve">3-4. 기존자산과 8일 신규개발분</w:t>
+      </w:r>
+    </w:p>
+    <w:tbl>
+      <w:tblPr>
+        <w:tblW w:type="dxa" w:w="10204"/>
+        <w:tblBorders>
+          <w:top w:val="single" w:color="auto" w:sz="4"/>
+          <w:left w:val="single" w:color="auto" w:sz="4"/>
+          <w:bottom w:val="single" w:color="auto" w:sz="4"/>
+          <w:right w:val="single" w:color="auto" w:sz="4"/>
+          <w:insideH w:val="single" w:color="auto" w:sz="4"/>
+          <w:insideV w:val="single" w:color="auto" w:sz="4"/>
+        </w:tblBorders>
+      </w:tblPr>
+      <w:tblGrid>
+        <w:gridCol w:w="2860"/>
+        <w:gridCol w:w="7344"/>
+      </w:tblGrid>
+      <w:tr>
+        <w:trPr>
+          <w:cantSplit/>
+          <w:tblHeader/>
+        </w:trPr>
+        <w:tc>
+          <w:tcPr>
+            <w:tcW w:type="dxa" w:w="2860"/>
+            <w:tcBorders>
+              <w:top w:val="single" w:color="C9D3DF" w:sz="4"/>
+              <w:left w:val="single" w:color="C9D3DF" w:sz="4"/>
+              <w:bottom w:val="single" w:color="C9D3DF" w:sz="4"/>
+              <w:right w:val="single" w:color="C9D3DF" w:sz="4"/>
+            </w:tcBorders>
+            <w:shd w:fill="EEF4FB" w:color="auto" w:val="clear"/>
+            <w:tcMar>
+              <w:top w:type="dxa" w:w="50"/>
+              <w:left w:type="dxa" w:w="80"/>
+              <w:bottom w:type="dxa" w:w="50"/>
+              <w:right w:type="dxa" w:w="80"/>
+            </w:tcMar>
+          </w:tcPr>
+          <w:p>
+            <w:pPr>
+              <w:jc w:val="center"/>
+            </w:pPr>
+            <w:r>
+              <w:rPr>
+                <w:rFonts w:ascii="Malgun Gothic" w:cs="Malgun Gothic" w:eastAsia="Malgun Gothic" w:hAnsi="Malgun Gothic"/>
+                <w:b/>
+                <w:bCs/>
+                <w:color w:val="063465"/>
+                <w:sz w:val="17"/>
+                <w:szCs w:val="17"/>
+              </w:rPr>
+              <w:t xml:space="preserve">구분</w:t>
+            </w:r>
+          </w:p>
+        </w:tc>
+        <w:tc>
+          <w:tcPr>
+            <w:tcW w:type="dxa" w:w="7344"/>
+            <w:tcBorders>
+              <w:top w:val="single" w:color="C9D3DF" w:sz="4"/>
+              <w:left w:val="single" w:color="C9D3DF" w:sz="4"/>
+              <w:bottom w:val="single" w:color="C9D3DF" w:sz="4"/>
+              <w:right w:val="single" w:color="C9D3DF" w:sz="4"/>
+            </w:tcBorders>
+            <w:shd w:fill="EEF4FB" w:color="auto" w:val="clear"/>
+            <w:tcMar>
+              <w:top w:type="dxa" w:w="50"/>
+              <w:left w:type="dxa" w:w="80"/>
+              <w:bottom w:type="dxa" w:w="50"/>
+              <w:right w:type="dxa" w:w="80"/>
+            </w:tcMar>
+          </w:tcPr>
+          <w:p>
+            <w:pPr>
+              <w:jc w:val="center"/>
+            </w:pPr>
+            <w:r>
+              <w:rPr>
+                <w:rFonts w:ascii="Malgun Gothic" w:cs="Malgun Gothic" w:eastAsia="Malgun Gothic" w:hAnsi="Malgun Gothic"/>
+                <w:b/>
+                <w:bCs/>
+                <w:color w:val="063465"/>
+                <w:sz w:val="17"/>
+                <w:szCs w:val="17"/>
+              </w:rPr>
+              <w:t xml:space="preserve">내용</w:t>
+            </w:r>
+          </w:p>
+        </w:tc>
+      </w:tr>
+      <w:tr>
+        <w:trPr>
+          <w:cantSplit/>
+          <w:tblHeader w:val="false"/>
+        </w:trPr>
+        <w:tc>
+          <w:tcPr>
+            <w:tcW w:type="dxa" w:w="2860"/>
+            <w:tcBorders>
+              <w:top w:val="single" w:color="C9D3DF" w:sz="4"/>
+              <w:left w:val="single" w:color="C9D3DF" w:sz="4"/>
+              <w:bottom w:val="single" w:color="C9D3DF" w:sz="4"/>
+              <w:right w:val="single" w:color="C9D3DF" w:sz="4"/>
+            </w:tcBorders>
+            <w:tcMar>
+              <w:top w:type="dxa" w:w="50"/>
+              <w:left w:type="dxa" w:w="80"/>
+              <w:bottom w:type="dxa" w:w="50"/>
+              <w:right w:type="dxa" w:w="80"/>
+            </w:tcMar>
+          </w:tcPr>
+          <w:p>
+            <w:pPr>
+              <w:jc w:val="center"/>
+            </w:pPr>
+            <w:r>
+              <w:rPr>
+                <w:rFonts w:ascii="Malgun Gothic" w:cs="Malgun Gothic" w:eastAsia="Malgun Gothic" w:hAnsi="Malgun Gothic"/>
+                <w:sz w:val="17"/>
+                <w:szCs w:val="17"/>
+              </w:rPr>
+              <w:t xml:space="preserve">기존자산(주제 공개 전)</w:t>
+            </w:r>
+          </w:p>
+        </w:tc>
+        <w:tc>
+          <w:tcPr>
+            <w:tcW w:type="dxa" w:w="7344"/>
+            <w:tcBorders>
+              <w:top w:val="single" w:color="C9D3DF" w:sz="4"/>
+              <w:left w:val="single" w:color="C9D3DF" w:sz="4"/>
+              <w:bottom w:val="single" w:color="C9D3DF" w:sz="4"/>
+              <w:right w:val="single" w:color="C9D3DF" w:sz="4"/>
+            </w:tcBorders>
+            <w:tcMar>
+              <w:top w:type="dxa" w:w="50"/>
+              <w:left w:type="dxa" w:w="80"/>
+              <w:bottom w:type="dxa" w:w="50"/>
+              <w:right w:type="dxa" w:w="80"/>
+            </w:tcMar>
+          </w:tcPr>
+          <w:p>
+            <w:pPr>
+              <w:jc w:val="left"/>
+            </w:pPr>
+            <w:r>
+              <w:rPr>
+                <w:rFonts w:ascii="Malgun Gothic" w:cs="Malgun Gothic" w:eastAsia="Malgun Gothic" w:hAnsi="Malgun Gothic"/>
+                <w:sz w:val="17"/>
+                <w:szCs w:val="17"/>
+              </w:rPr>
+              <w:t xml:space="preserve">서비스 아이디어·참가 신청서(9/28), 공개 자료(창원시 정책 자료·공공 통계·국립국어원 우리말샘 등), 오픈소스·외부 서비스(Python, Streamlit, python-dateutil, OpenAI SDK, SQLite)</w:t>
+            </w:r>
+          </w:p>
+        </w:tc>
+      </w:tr>
+      <w:tr>
+        <w:trPr>
+          <w:cantSplit/>
+          <w:tblHeader w:val="false"/>
+        </w:trPr>
+        <w:tc>
+          <w:tcPr>
+            <w:tcW w:type="dxa" w:w="2860"/>
+            <w:tcBorders>
+              <w:top w:val="single" w:color="C9D3DF" w:sz="4"/>
+              <w:left w:val="single" w:color="C9D3DF" w:sz="4"/>
+              <w:bottom w:val="single" w:color="C9D3DF" w:sz="4"/>
+              <w:right w:val="single" w:color="C9D3DF" w:sz="4"/>
+            </w:tcBorders>
+            <w:tcMar>
+              <w:top w:type="dxa" w:w="50"/>
+              <w:left w:type="dxa" w:w="80"/>
+              <w:bottom w:type="dxa" w:w="50"/>
+              <w:right w:type="dxa" w:w="80"/>
+            </w:tcMar>
+          </w:tcPr>
+          <w:p>
+            <w:pPr>
+              <w:jc w:val="center"/>
+            </w:pPr>
+            <w:r>
+              <w:rPr>
+                <w:rFonts w:ascii="Malgun Gothic" w:cs="Malgun Gothic" w:eastAsia="Malgun Gothic" w:hAnsi="Malgun Gothic"/>
+                <w:sz w:val="17"/>
+                <w:szCs w:val="17"/>
+              </w:rPr>
+              <w:t xml:space="preserve">신규개발(9/29~)</w:t>
+            </w:r>
+          </w:p>
+        </w:tc>
+        <w:tc>
+          <w:tcPr>
+            <w:tcW w:type="dxa" w:w="7344"/>
+            <w:tcBorders>
+              <w:top w:val="single" w:color="C9D3DF" w:sz="4"/>
+              <w:left w:val="single" w:color="C9D3DF" w:sz="4"/>
+              <w:bottom w:val="single" w:color="C9D3DF" w:sz="4"/>
+              <w:right w:val="single" w:color="C9D3DF" w:sz="4"/>
+            </w:tcBorders>
+            <w:tcMar>
+              <w:top w:type="dxa" w:w="50"/>
+              <w:left w:type="dxa" w:w="80"/>
+              <w:bottom w:type="dxa" w:w="50"/>
+              <w:right w:type="dxa" w:w="80"/>
+            </w:tcMar>
+          </w:tcPr>
+          <w:p>
+            <w:pPr>
+              <w:jc w:val="left"/>
+            </w:pPr>
+            <w:r>
+              <w:rPr>
+                <w:rFonts w:ascii="Malgun Gothic" w:cs="Malgun Gothic" w:eastAsia="Malgun Gothic" w:hAnsi="Malgun Gothic"/>
+                <w:sz w:val="17"/>
+                <w:szCs w:val="17"/>
+              </w:rPr>
+              <w:t xml:space="preserve">기획안, 데이터 수집·출처 검증(정책·할 일·생활 정보·지역말·접수 창구 JSON), 앱 전체 코드(app.py, src/ 모듈 12개, 약 4,700줄), 자동 테스트 127개(약 2,500줄), 정책 4단계 판정 엔진, Agent 도구 루프·답변 검증, 정착 일정·저장, 캘린더·리포트·이메일 알림, 화면 설계, 설문·평가지, 테스트 체크리스트</w:t>
+            </w:r>
+          </w:p>
+        </w:tc>
+      </w:tr>
+    </w:tbl>
+    <w:p>
+      <w:pPr>
+        <w:spacing w:after="80"/>
+      </w:pPr>
+    </w:p>
+    <w:p>
+      <w:pPr>
+        <w:spacing w:after="60"/>
+      </w:pPr>
+      <w:r>
+        <w:rPr>
+          <w:rFonts w:ascii="Malgun Gothic" w:cs="Malgun Gothic" w:eastAsia="Malgun Gothic" w:hAnsi="Malgun Gothic"/>
+          <w:sz w:val="19"/>
+          <w:szCs w:val="19"/>
+        </w:rPr>
+        <w:t xml:space="preserve">날짜별 내역은 저장소 README ‘개발 작업 과정’과 GitHub 커밋 기록에서 확인할 수 있습니다. AI·데이터 출처는 「출처·AI 활용 신고서」에 적었습니다.</w:t>
+      </w:r>
+    </w:p>
+    <w:p>
+      <w:pPr>
         <w:pStyle w:val="Heading1"/>
         <w:keepNext/>
         <w:spacing w:after="80" w:before="220"/>
@@ -4977,7 +5236,25 @@
           <w:sz w:val="24"/>
           <w:szCs w:val="24"/>
         </w:rPr>
-        <w:t xml:space="preserve">5. 기존자산과 신규개발분</w:t>
+        <w:t xml:space="preserve">5. 기대효과 · 성과 · 한계</w:t>
+      </w:r>
+    </w:p>
+    <w:p>
+      <w:pPr>
+        <w:pStyle w:val="Heading2"/>
+        <w:keepNext/>
+        <w:spacing w:after="60" w:before="160"/>
+      </w:pPr>
+      <w:r>
+        <w:rPr>
+          <w:rFonts w:ascii="Malgun Gothic" w:cs="Malgun Gothic" w:eastAsia="Malgun Gothic" w:hAnsi="Malgun Gothic"/>
+          <w:b/>
+          <w:bCs/>
+          <w:color w:val="2E9E6B"/>
+          <w:sz w:val="21"/>
+          <w:szCs w:val="21"/>
+        </w:rPr>
+        <w:t xml:space="preserve">5-1. 기대효과</w:t>
       </w:r>
     </w:p>
     <w:tbl>
@@ -4993,8 +5270,8 @@
         </w:tblBorders>
       </w:tblPr>
       <w:tblGrid>
-        <w:gridCol w:w="2860"/>
-        <w:gridCol w:w="7344"/>
+        <w:gridCol w:w="1460"/>
+        <w:gridCol w:w="8744"/>
       </w:tblGrid>
       <w:tr>
         <w:trPr>
@@ -5003,7 +5280,7 @@
         </w:trPr>
         <w:tc>
           <w:tcPr>
-            <w:tcW w:type="dxa" w:w="2860"/>
+            <w:tcW w:type="dxa" w:w="1460"/>
             <w:tcBorders>
               <w:top w:val="single" w:color="C9D3DF" w:sz="4"/>
               <w:left w:val="single" w:color="C9D3DF" w:sz="4"/>
@@ -5031,13 +5308,13 @@
                 <w:sz w:val="17"/>
                 <w:szCs w:val="17"/>
               </w:rPr>
-              <w:t xml:space="preserve">구분</w:t>
-            </w:r>
-          </w:p>
-        </w:tc>
-        <w:tc>
-          <w:tcPr>
-            <w:tcW w:type="dxa" w:w="7344"/>
+              <w:t xml:space="preserve">대상</w:t>
+            </w:r>
+          </w:p>
+        </w:tc>
+        <w:tc>
+          <w:tcPr>
+            <w:tcW w:type="dxa" w:w="8744"/>
             <w:tcBorders>
               <w:top w:val="single" w:color="C9D3DF" w:sz="4"/>
               <w:left w:val="single" w:color="C9D3DF" w:sz="4"/>
@@ -5065,7 +5342,7 @@
                 <w:sz w:val="17"/>
                 <w:szCs w:val="17"/>
               </w:rPr>
-              <w:t xml:space="preserve">내용</w:t>
+              <w:t xml:space="preserve">기대효과</w:t>
             </w:r>
           </w:p>
         </w:tc>
@@ -5077,61 +5354,61 @@
         </w:trPr>
         <w:tc>
           <w:tcPr>
-            <w:tcW w:type="dxa" w:w="2860"/>
-            <w:tcBorders>
-              <w:top w:val="single" w:color="C9D3DF" w:sz="4"/>
-              <w:left w:val="single" w:color="C9D3DF" w:sz="4"/>
-              <w:bottom w:val="single" w:color="C9D3DF" w:sz="4"/>
-              <w:right w:val="single" w:color="C9D3DF" w:sz="4"/>
-            </w:tcBorders>
-            <w:tcMar>
-              <w:top w:type="dxa" w:w="50"/>
-              <w:left w:type="dxa" w:w="80"/>
-              <w:bottom w:type="dxa" w:w="50"/>
-              <w:right w:type="dxa" w:w="80"/>
-            </w:tcMar>
-          </w:tcPr>
-          <w:p>
-            <w:pPr>
-              <w:jc w:val="center"/>
-            </w:pPr>
-            <w:r>
-              <w:rPr>
-                <w:rFonts w:ascii="Malgun Gothic" w:cs="Malgun Gothic" w:eastAsia="Malgun Gothic" w:hAnsi="Malgun Gothic"/>
-                <w:sz w:val="17"/>
-                <w:szCs w:val="17"/>
-              </w:rPr>
-              <w:t xml:space="preserve">기존자산(주제 공개 전)</w:t>
-            </w:r>
-          </w:p>
-        </w:tc>
-        <w:tc>
-          <w:tcPr>
-            <w:tcW w:type="dxa" w:w="7344"/>
-            <w:tcBorders>
-              <w:top w:val="single" w:color="C9D3DF" w:sz="4"/>
-              <w:left w:val="single" w:color="C9D3DF" w:sz="4"/>
-              <w:bottom w:val="single" w:color="C9D3DF" w:sz="4"/>
-              <w:right w:val="single" w:color="C9D3DF" w:sz="4"/>
-            </w:tcBorders>
-            <w:tcMar>
-              <w:top w:type="dxa" w:w="50"/>
-              <w:left w:type="dxa" w:w="80"/>
-              <w:bottom w:type="dxa" w:w="50"/>
-              <w:right w:type="dxa" w:w="80"/>
-            </w:tcMar>
-          </w:tcPr>
-          <w:p>
-            <w:pPr>
-              <w:jc w:val="left"/>
-            </w:pPr>
-            <w:r>
-              <w:rPr>
-                <w:rFonts w:ascii="Malgun Gothic" w:cs="Malgun Gothic" w:eastAsia="Malgun Gothic" w:hAnsi="Malgun Gothic"/>
-                <w:sz w:val="17"/>
-                <w:szCs w:val="17"/>
-              </w:rPr>
-              <w:t xml:space="preserve">서비스 아이디어·참가 신청서(9/28), 공개 자료(창원시 정책 자료·공공 통계·국립국어원 우리말샘 등), 오픈소스·외부 서비스(Python, Streamlit, python-dateutil, OpenAI SDK, SQLite)</w:t>
+            <w:tcW w:type="dxa" w:w="1460"/>
+            <w:tcBorders>
+              <w:top w:val="single" w:color="C9D3DF" w:sz="4"/>
+              <w:left w:val="single" w:color="C9D3DF" w:sz="4"/>
+              <w:bottom w:val="single" w:color="C9D3DF" w:sz="4"/>
+              <w:right w:val="single" w:color="C9D3DF" w:sz="4"/>
+            </w:tcBorders>
+            <w:tcMar>
+              <w:top w:type="dxa" w:w="50"/>
+              <w:left w:type="dxa" w:w="80"/>
+              <w:bottom w:type="dxa" w:w="50"/>
+              <w:right w:type="dxa" w:w="80"/>
+            </w:tcMar>
+          </w:tcPr>
+          <w:p>
+            <w:pPr>
+              <w:jc w:val="center"/>
+            </w:pPr>
+            <w:r>
+              <w:rPr>
+                <w:rFonts w:ascii="Malgun Gothic" w:cs="Malgun Gothic" w:eastAsia="Malgun Gothic" w:hAnsi="Malgun Gothic"/>
+                <w:sz w:val="17"/>
+                <w:szCs w:val="17"/>
+              </w:rPr>
+              <w:t xml:space="preserve">전입 청년</w:t>
+            </w:r>
+          </w:p>
+        </w:tc>
+        <w:tc>
+          <w:tcPr>
+            <w:tcW w:type="dxa" w:w="8744"/>
+            <w:tcBorders>
+              <w:top w:val="single" w:color="C9D3DF" w:sz="4"/>
+              <w:left w:val="single" w:color="C9D3DF" w:sz="4"/>
+              <w:bottom w:val="single" w:color="C9D3DF" w:sz="4"/>
+              <w:right w:val="single" w:color="C9D3DF" w:sz="4"/>
+            </w:tcBorders>
+            <w:tcMar>
+              <w:top w:type="dxa" w:w="50"/>
+              <w:left w:type="dxa" w:w="80"/>
+              <w:bottom w:type="dxa" w:w="50"/>
+              <w:right w:type="dxa" w:w="80"/>
+            </w:tcMar>
+          </w:tcPr>
+          <w:p>
+            <w:pPr>
+              <w:jc w:val="left"/>
+            </w:pPr>
+            <w:r>
+              <w:rPr>
+                <w:rFonts w:ascii="Malgun Gothic" w:cs="Malgun Gothic" w:eastAsia="Malgun Gothic" w:hAnsi="Malgun Gothic"/>
+                <w:sz w:val="17"/>
+                <w:szCs w:val="17"/>
+              </w:rPr>
+              <w:t xml:space="preserve">흩어진 혜택·할 일을 한 화면에서 내 조건으로 확인, 신청 기한(예: 전입 후 6개월)을 캘린더 알림으로 놓치지 않음, 대중교통·지역말·불편 접수 창구까지 한곳에서 해결</w:t>
             </w:r>
           </w:p>
         </w:tc>
@@ -5143,61 +5420,61 @@
         </w:trPr>
         <w:tc>
           <w:tcPr>
-            <w:tcW w:type="dxa" w:w="2860"/>
-            <w:tcBorders>
-              <w:top w:val="single" w:color="C9D3DF" w:sz="4"/>
-              <w:left w:val="single" w:color="C9D3DF" w:sz="4"/>
-              <w:bottom w:val="single" w:color="C9D3DF" w:sz="4"/>
-              <w:right w:val="single" w:color="C9D3DF" w:sz="4"/>
-            </w:tcBorders>
-            <w:tcMar>
-              <w:top w:type="dxa" w:w="50"/>
-              <w:left w:type="dxa" w:w="80"/>
-              <w:bottom w:type="dxa" w:w="50"/>
-              <w:right w:type="dxa" w:w="80"/>
-            </w:tcMar>
-          </w:tcPr>
-          <w:p>
-            <w:pPr>
-              <w:jc w:val="center"/>
-            </w:pPr>
-            <w:r>
-              <w:rPr>
-                <w:rFonts w:ascii="Malgun Gothic" w:cs="Malgun Gothic" w:eastAsia="Malgun Gothic" w:hAnsi="Malgun Gothic"/>
-                <w:sz w:val="17"/>
-                <w:szCs w:val="17"/>
-              </w:rPr>
-              <w:t xml:space="preserve">신규개발(9/29~)</w:t>
-            </w:r>
-          </w:p>
-        </w:tc>
-        <w:tc>
-          <w:tcPr>
-            <w:tcW w:type="dxa" w:w="7344"/>
-            <w:tcBorders>
-              <w:top w:val="single" w:color="C9D3DF" w:sz="4"/>
-              <w:left w:val="single" w:color="C9D3DF" w:sz="4"/>
-              <w:bottom w:val="single" w:color="C9D3DF" w:sz="4"/>
-              <w:right w:val="single" w:color="C9D3DF" w:sz="4"/>
-            </w:tcBorders>
-            <w:tcMar>
-              <w:top w:type="dxa" w:w="50"/>
-              <w:left w:type="dxa" w:w="80"/>
-              <w:bottom w:type="dxa" w:w="50"/>
-              <w:right w:type="dxa" w:w="80"/>
-            </w:tcMar>
-          </w:tcPr>
-          <w:p>
-            <w:pPr>
-              <w:jc w:val="left"/>
-            </w:pPr>
-            <w:r>
-              <w:rPr>
-                <w:rFonts w:ascii="Malgun Gothic" w:cs="Malgun Gothic" w:eastAsia="Malgun Gothic" w:hAnsi="Malgun Gothic"/>
-                <w:sz w:val="17"/>
-                <w:szCs w:val="17"/>
-              </w:rPr>
-              <w:t xml:space="preserve">기획안, 데이터 수집·출처 검증(정책·할 일·생활 정보·지역말·접수 창구 JSON), 앱 전체 코드(app.py, src/ 모듈 12개, 약 4,700줄), 자동 테스트 127개(약 2,500줄), 정책 4단계 판정 엔진, Agent 도구 루프·답변 검증, 정착 일정·저장, 캘린더·리포트·이메일 알림, 화면 설계, 설문·평가지, 테스트 체크리스트</w:t>
+            <w:tcW w:type="dxa" w:w="1460"/>
+            <w:tcBorders>
+              <w:top w:val="single" w:color="C9D3DF" w:sz="4"/>
+              <w:left w:val="single" w:color="C9D3DF" w:sz="4"/>
+              <w:bottom w:val="single" w:color="C9D3DF" w:sz="4"/>
+              <w:right w:val="single" w:color="C9D3DF" w:sz="4"/>
+            </w:tcBorders>
+            <w:tcMar>
+              <w:top w:type="dxa" w:w="50"/>
+              <w:left w:type="dxa" w:w="80"/>
+              <w:bottom w:type="dxa" w:w="50"/>
+              <w:right w:type="dxa" w:w="80"/>
+            </w:tcMar>
+          </w:tcPr>
+          <w:p>
+            <w:pPr>
+              <w:jc w:val="center"/>
+            </w:pPr>
+            <w:r>
+              <w:rPr>
+                <w:rFonts w:ascii="Malgun Gothic" w:cs="Malgun Gothic" w:eastAsia="Malgun Gothic" w:hAnsi="Malgun Gothic"/>
+                <w:sz w:val="17"/>
+                <w:szCs w:val="17"/>
+              </w:rPr>
+              <w:t xml:space="preserve">창원시·기관</w:t>
+            </w:r>
+          </w:p>
+        </w:tc>
+        <w:tc>
+          <w:tcPr>
+            <w:tcW w:type="dxa" w:w="8744"/>
+            <w:tcBorders>
+              <w:top w:val="single" w:color="C9D3DF" w:sz="4"/>
+              <w:left w:val="single" w:color="C9D3DF" w:sz="4"/>
+              <w:bottom w:val="single" w:color="C9D3DF" w:sz="4"/>
+              <w:right w:val="single" w:color="C9D3DF" w:sz="4"/>
+            </w:tcBorders>
+            <w:tcMar>
+              <w:top w:type="dxa" w:w="50"/>
+              <w:left w:type="dxa" w:w="80"/>
+              <w:bottom w:type="dxa" w:w="50"/>
+              <w:right w:type="dxa" w:w="80"/>
+            </w:tcMar>
+          </w:tcPr>
+          <w:p>
+            <w:pPr>
+              <w:jc w:val="left"/>
+            </w:pPr>
+            <w:r>
+              <w:rPr>
+                <w:rFonts w:ascii="Malgun Gothic" w:cs="Malgun Gothic" w:eastAsia="Malgun Gothic" w:hAnsi="Malgun Gothic"/>
+                <w:sz w:val="17"/>
+                <w:szCs w:val="17"/>
+              </w:rPr>
+              <w:t xml:space="preserve">청년 정책 안내를 공식 링크·확인일과 함께 전달해 문의 부담 감소, 전입 초기 정착을 도와 청년 유출 완화에 기여, 경남 시군 확산(B2G) 가능</w:t>
             </w:r>
           </w:p>
         </w:tc>
@@ -5210,33 +5487,20 @@
     </w:p>
     <w:p>
       <w:pPr>
-        <w:spacing w:after="60"/>
-      </w:pPr>
-      <w:r>
-        <w:rPr>
-          <w:rFonts w:ascii="Malgun Gothic" w:cs="Malgun Gothic" w:eastAsia="Malgun Gothic" w:hAnsi="Malgun Gothic"/>
-          <w:sz w:val="19"/>
-          <w:szCs w:val="19"/>
-        </w:rPr>
-        <w:t xml:space="preserve">날짜별 내역은 저장소 README ‘개발 작업 과정’과 GitHub 커밋 기록에서 확인할 수 있습니다. AI·데이터 출처는 「출처·AI 활용 신고서」에 적었습니다.</w:t>
-      </w:r>
-    </w:p>
-    <w:p>
-      <w:pPr>
-        <w:pStyle w:val="Heading1"/>
+        <w:pStyle w:val="Heading2"/>
         <w:keepNext/>
-        <w:spacing w:after="80" w:before="220"/>
+        <w:spacing w:after="60" w:before="160"/>
       </w:pPr>
       <w:r>
         <w:rPr>
           <w:rFonts w:ascii="Malgun Gothic" w:cs="Malgun Gothic" w:eastAsia="Malgun Gothic" w:hAnsi="Malgun Gothic"/>
           <w:b/>
           <w:bCs/>
-          <w:color w:val="063465"/>
-          <w:sz w:val="24"/>
-          <w:szCs w:val="24"/>
+          <w:color w:val="2E9E6B"/>
+          <w:sz w:val="21"/>
+          <w:szCs w:val="21"/>
         </w:rPr>
-        <w:t xml:space="preserve">6. 성과</w:t>
+        <w:t xml:space="preserve">5-2. 성과</w:t>
       </w:r>
     </w:p>
     <w:tbl>
@@ -5469,20 +5733,20 @@
     </w:p>
     <w:p>
       <w:pPr>
-        <w:pStyle w:val="Heading1"/>
+        <w:pStyle w:val="Heading2"/>
         <w:keepNext/>
-        <w:spacing w:after="80" w:before="220"/>
+        <w:spacing w:after="60" w:before="160"/>
       </w:pPr>
       <w:r>
         <w:rPr>
           <w:rFonts w:ascii="Malgun Gothic" w:cs="Malgun Gothic" w:eastAsia="Malgun Gothic" w:hAnsi="Malgun Gothic"/>
           <w:b/>
           <w:bCs/>
-          <w:color w:val="063465"/>
-          <w:sz w:val="24"/>
-          <w:szCs w:val="24"/>
+          <w:color w:val="2E9E6B"/>
+          <w:sz w:val="21"/>
+          <w:szCs w:val="21"/>
         </w:rPr>
-        <w:t xml:space="preserve">7. 한계 및 향후 계획</w:t>
+        <w:t xml:space="preserve">5-3. 한계 및 향후 계획</w:t>
       </w:r>
     </w:p>
     <w:tbl>

--- a/deliverables/final_report/오이소창원_개발완료보고서_20261004.docx
+++ b/deliverables/final_report/오이소창원_개발완료보고서_20261004.docx
@@ -2,6 +2,51 @@
 <file path=word/document.xml><?xml version="1.0" encoding="utf-8"?>
 <w:document xmlns:wpc="http://schemas.microsoft.com/office/word/2010/wordprocessingCanvas" xmlns:mc="http://schemas.openxmlformats.org/markup-compatibility/2006" xmlns:o="urn:schemas-microsoft-com:office:office" xmlns:r="http://schemas.openxmlformats.org/officeDocument/2006/relationships" xmlns:m="http://schemas.openxmlformats.org/officeDocument/2006/math" xmlns:v="urn:schemas-microsoft-com:vml" xmlns:wp14="http://schemas.microsoft.com/office/word/2010/wordprocessingDrawing" xmlns:wp="http://schemas.openxmlformats.org/drawingml/2006/wordprocessingDrawing" xmlns:w10="urn:schemas-microsoft-com:office:word" xmlns:w="http://schemas.openxmlformats.org/wordprocessingml/2006/main" xmlns:w14="http://schemas.microsoft.com/office/word/2010/wordml" xmlns:w15="http://schemas.microsoft.com/office/word/2012/wordml" xmlns:wpg="http://schemas.microsoft.com/office/word/2010/wordprocessingGroup" xmlns:wpi="http://schemas.microsoft.com/office/word/2010/wordprocessingInk" xmlns:wne="http://schemas.microsoft.com/office/word/2006/wordml" xmlns:wps="http://schemas.microsoft.com/office/word/2010/wordprocessingShape" xmlns:cx="http://schemas.microsoft.com/office/drawing/2014/chartex" xmlns:cx1="http://schemas.microsoft.com/office/drawing/2015/9/8/chartex" xmlns:cx2="http://schemas.microsoft.com/office/drawing/2015/10/21/chartex" xmlns:cx3="http://schemas.microsoft.com/office/drawing/2016/5/9/chartex" xmlns:cx4="http://schemas.microsoft.com/office/drawing/2016/5/10/chartex" xmlns:cx5="http://schemas.microsoft.com/office/drawing/2016/5/11/chartex" xmlns:cx6="http://schemas.microsoft.com/office/drawing/2016/5/12/chartex" xmlns:cx7="http://schemas.microsoft.com/office/drawing/2016/5/13/chartex" xmlns:cx8="http://schemas.microsoft.com/office/drawing/2016/5/14/chartex" xmlns:aink="http://schemas.microsoft.com/office/drawing/2016/ink" xmlns:am3d="http://schemas.microsoft.com/office/drawing/2017/model3d" xmlns:w16cex="http://schemas.microsoft.com/office/word/2018/wordml/cex" xmlns:w16cid="http://schemas.microsoft.com/office/word/2016/wordml/cid" xmlns:w16="http://schemas.microsoft.com/office/word/2018/wordml" xmlns:w16sdtdh="http://schemas.microsoft.com/office/word/2020/wordml/sdtdatahash" xmlns:w16se="http://schemas.microsoft.com/office/word/2015/wordml/symex" mc:Ignorable="w14 w15 wp14">
   <w:body>
+    <w:p>
+      <w:pPr>
+        <w:spacing w:after="80"/>
+      </w:pPr>
+      <w:r>
+        <w:drawing>
+          <wp:inline distT="0" distB="0" distL="0" distR="0">
+            <wp:extent cx="1428750" cy="361950"/>
+            <wp:effectExtent t="0" r="0" b="0" l="0"/>
+            <wp:docPr id="1" name="" descr="" title=""/>
+            <wp:cNvGraphicFramePr>
+              <a:graphicFrameLocks xmlns:a="http://schemas.openxmlformats.org/drawingml/2006/main" noChangeAspect="1"/>
+            </wp:cNvGraphicFramePr>
+            <a:graphic xmlns:a="http://schemas.openxmlformats.org/drawingml/2006/main">
+              <a:graphicData uri="http://schemas.openxmlformats.org/drawingml/2006/picture">
+                <pic:pic xmlns:pic="http://schemas.openxmlformats.org/drawingml/2006/picture">
+                  <pic:nvPicPr>
+                    <pic:cNvPr id="0" name="" descr=""/>
+                    <pic:cNvPicPr>
+                      <a:picLocks noChangeAspect="1" noChangeArrowheads="1"/>
+                    </pic:cNvPicPr>
+                  </pic:nvPicPr>
+                  <pic:blipFill>
+                    <a:blip r:embed="rId8" cstate="none"/>
+                    <a:srcRect/>
+                    <a:stretch>
+                      <a:fillRect/>
+                    </a:stretch>
+                  </pic:blipFill>
+                  <pic:spPr bwMode="auto">
+                    <a:xfrm>
+                      <a:off x="0" y="0"/>
+                      <a:ext cx="1428750" cy="361950"/>
+                    </a:xfrm>
+                    <a:prstGeom prst="rect">
+                      <a:avLst/>
+                    </a:prstGeom>
+                  </pic:spPr>
+                </pic:pic>
+              </a:graphicData>
+            </a:graphic>
+          </wp:inline>
+        </w:drawing>
+      </w:r>
+    </w:p>
     <w:p>
       <w:pPr>
         <w:pStyle w:val="Title"/>
@@ -48,7 +93,7 @@
                     </pic:cNvPicPr>
                   </pic:nvPicPr>
                   <pic:blipFill>
-                    <a:blip r:embed="rId8" cstate="none"/>
+                    <a:blip r:embed="rId9" cstate="none"/>
                     <a:srcRect/>
                     <a:stretch>
                       <a:fillRect/>
@@ -452,7 +497,7 @@
               </w:rPr>
               <w:t xml:space="preserve">배포 앱 </w:t>
             </w:r>
-            <w:hyperlink w:history="1" r:id="rIdfcegcoxyhpvy7tzilwnks">
+            <w:hyperlink w:history="1" r:id="rIdstp0hg6w7bwizkar__ac9">
               <w:r>
                 <w:rPr>
                   <w:rStyle w:val="Hyperlink"/>
@@ -471,7 +516,7 @@
               </w:rPr>
               <w:t xml:space="preserve"> · 저장소 </w:t>
             </w:r>
-            <w:hyperlink w:history="1" r:id="rId5d4cgdflakt6stjhb9wiy">
+            <w:hyperlink w:history="1" r:id="rId7sla_qmy6jra8ffhy_ki2">
               <w:r>
                 <w:rPr>
                   <w:rStyle w:val="Hyperlink"/>
@@ -1397,7 +1442,7 @@
                     </pic:cNvPicPr>
                   </pic:nvPicPr>
                   <pic:blipFill>
-                    <a:blip r:embed="rId9" cstate="none"/>
+                    <a:blip r:embed="rId10" cstate="none"/>
                     <a:srcRect/>
                     <a:stretch>
                       <a:fillRect/>
@@ -3038,7 +3083,7 @@
                     </pic:cNvPicPr>
                   </pic:nvPicPr>
                   <pic:blipFill>
-                    <a:blip r:embed="rId10" cstate="none"/>
+                    <a:blip r:embed="rId11" cstate="none"/>
                     <a:srcRect/>
                     <a:stretch>
                       <a:fillRect/>
@@ -3452,8 +3497,8 @@
       </w:tblPr>
       <w:tblGrid>
         <w:gridCol w:w="2860"/>
-        <w:gridCol w:w="4491"/>
-        <w:gridCol w:w="2853"/>
+        <w:gridCol w:w="4561"/>
+        <w:gridCol w:w="2783"/>
       </w:tblGrid>
       <w:tr>
         <w:trPr>
@@ -3496,7 +3541,7 @@
         </w:tc>
         <w:tc>
           <w:tcPr>
-            <w:tcW w:type="dxa" w:w="4491"/>
+            <w:tcW w:type="dxa" w:w="4561"/>
             <w:tcBorders>
               <w:top w:val="single" w:color="C9D3DF" w:sz="4"/>
               <w:left w:val="single" w:color="C9D3DF" w:sz="4"/>
@@ -3530,7 +3575,7 @@
         </w:tc>
         <w:tc>
           <w:tcPr>
-            <w:tcW w:type="dxa" w:w="2853"/>
+            <w:tcW w:type="dxa" w:w="2783"/>
             <w:tcBorders>
               <w:top w:val="single" w:color="C9D3DF" w:sz="4"/>
               <w:left w:val="single" w:color="C9D3DF" w:sz="4"/>
@@ -3600,7 +3645,7 @@
         </w:tc>
         <w:tc>
           <w:tcPr>
-            <w:tcW w:type="dxa" w:w="4491"/>
+            <w:tcW w:type="dxa" w:w="4561"/>
             <w:tcBorders>
               <w:top w:val="single" w:color="C9D3DF" w:sz="4"/>
               <w:left w:val="single" w:color="C9D3DF" w:sz="4"/>
@@ -3630,7 +3675,7 @@
         </w:tc>
         <w:tc>
           <w:tcPr>
-            <w:tcW w:type="dxa" w:w="2853"/>
+            <w:tcW w:type="dxa" w:w="2783"/>
             <w:tcBorders>
               <w:top w:val="single" w:color="C9D3DF" w:sz="4"/>
               <w:left w:val="single" w:color="C9D3DF" w:sz="4"/>
@@ -3696,7 +3741,7 @@
         </w:tc>
         <w:tc>
           <w:tcPr>
-            <w:tcW w:type="dxa" w:w="4491"/>
+            <w:tcW w:type="dxa" w:w="4561"/>
             <w:tcBorders>
               <w:top w:val="single" w:color="C9D3DF" w:sz="4"/>
               <w:left w:val="single" w:color="C9D3DF" w:sz="4"/>
@@ -3726,7 +3771,7 @@
         </w:tc>
         <w:tc>
           <w:tcPr>
-            <w:tcW w:type="dxa" w:w="2853"/>
+            <w:tcW w:type="dxa" w:w="2783"/>
             <w:tcBorders>
               <w:top w:val="single" w:color="C9D3DF" w:sz="4"/>
               <w:left w:val="single" w:color="C9D3DF" w:sz="4"/>
@@ -3792,7 +3837,7 @@
         </w:tc>
         <w:tc>
           <w:tcPr>
-            <w:tcW w:type="dxa" w:w="4491"/>
+            <w:tcW w:type="dxa" w:w="4561"/>
             <w:tcBorders>
               <w:top w:val="single" w:color="C9D3DF" w:sz="4"/>
               <w:left w:val="single" w:color="C9D3DF" w:sz="4"/>
@@ -3822,31 +3867,31 @@
         </w:tc>
         <w:tc>
           <w:tcPr>
-            <w:tcW w:type="dxa" w:w="2853"/>
-            <w:tcBorders>
-              <w:top w:val="single" w:color="C9D3DF" w:sz="4"/>
-              <w:left w:val="single" w:color="C9D3DF" w:sz="4"/>
-              <w:bottom w:val="single" w:color="C9D3DF" w:sz="4"/>
-              <w:right w:val="single" w:color="C9D3DF" w:sz="4"/>
-            </w:tcBorders>
-            <w:tcMar>
-              <w:top w:type="dxa" w:w="50"/>
-              <w:left w:type="dxa" w:w="80"/>
-              <w:bottom w:type="dxa" w:w="50"/>
-              <w:right w:type="dxa" w:w="80"/>
-            </w:tcMar>
-          </w:tcPr>
-          <w:p>
-            <w:pPr>
-              <w:jc w:val="left"/>
-            </w:pPr>
-            <w:r>
-              <w:rPr>
-                <w:rFonts w:ascii="Malgun Gothic" w:cs="Malgun Gothic" w:eastAsia="Malgun Gothic" w:hAnsi="Malgun Gothic"/>
-                <w:sz w:val="17"/>
-                <w:szCs w:val="17"/>
-              </w:rPr>
-              <w:t xml:space="preserve">지적 68건 중 66건 반영(이메일 2건 계정 대기)</w:t>
+            <w:tcW w:type="dxa" w:w="2783"/>
+            <w:tcBorders>
+              <w:top w:val="single" w:color="C9D3DF" w:sz="4"/>
+              <w:left w:val="single" w:color="C9D3DF" w:sz="4"/>
+              <w:bottom w:val="single" w:color="C9D3DF" w:sz="4"/>
+              <w:right w:val="single" w:color="C9D3DF" w:sz="4"/>
+            </w:tcBorders>
+            <w:tcMar>
+              <w:top w:type="dxa" w:w="50"/>
+              <w:left w:type="dxa" w:w="80"/>
+              <w:bottom w:type="dxa" w:w="50"/>
+              <w:right w:type="dxa" w:w="80"/>
+            </w:tcMar>
+          </w:tcPr>
+          <w:p>
+            <w:pPr>
+              <w:jc w:val="left"/>
+            </w:pPr>
+            <w:r>
+              <w:rPr>
+                <w:rFonts w:ascii="Malgun Gothic" w:cs="Malgun Gothic" w:eastAsia="Malgun Gothic" w:hAnsi="Malgun Gothic"/>
+                <w:sz w:val="17"/>
+                <w:szCs w:val="17"/>
+              </w:rPr>
+              <w:t xml:space="preserve">지적 68건 중 68건 반영</w:t>
             </w:r>
           </w:p>
         </w:tc>
@@ -3888,7 +3933,7 @@
         </w:tc>
         <w:tc>
           <w:tcPr>
-            <w:tcW w:type="dxa" w:w="4491"/>
+            <w:tcW w:type="dxa" w:w="4561"/>
             <w:tcBorders>
               <w:top w:val="single" w:color="C9D3DF" w:sz="4"/>
               <w:left w:val="single" w:color="C9D3DF" w:sz="4"/>
@@ -3918,7 +3963,7 @@
         </w:tc>
         <w:tc>
           <w:tcPr>
-            <w:tcW w:type="dxa" w:w="2853"/>
+            <w:tcW w:type="dxa" w:w="2783"/>
             <w:tcBorders>
               <w:top w:val="single" w:color="C9D3DF" w:sz="4"/>
               <w:left w:val="single" w:color="C9D3DF" w:sz="4"/>
@@ -3984,61 +4029,61 @@
         </w:tc>
         <w:tc>
           <w:tcPr>
-            <w:tcW w:type="dxa" w:w="4491"/>
-            <w:tcBorders>
-              <w:top w:val="single" w:color="C9D3DF" w:sz="4"/>
-              <w:left w:val="single" w:color="C9D3DF" w:sz="4"/>
-              <w:bottom w:val="single" w:color="C9D3DF" w:sz="4"/>
-              <w:right w:val="single" w:color="C9D3DF" w:sz="4"/>
-            </w:tcBorders>
-            <w:tcMar>
-              <w:top w:type="dxa" w:w="50"/>
-              <w:left w:type="dxa" w:w="80"/>
-              <w:bottom w:type="dxa" w:w="50"/>
-              <w:right w:type="dxa" w:w="80"/>
-            </w:tcMar>
-          </w:tcPr>
-          <w:p>
-            <w:pPr>
-              <w:jc w:val="left"/>
-            </w:pPr>
-            <w:r>
-              <w:rPr>
-                <w:rFonts w:ascii="Malgun Gothic" w:cs="Malgun Gothic" w:eastAsia="Malgun Gothic" w:hAnsi="Malgun Gothic"/>
-                <w:sz w:val="17"/>
-                <w:szCs w:val="17"/>
-              </w:rPr>
-              <w:t xml:space="preserve">5번 — UX·UI 개선 요청·기능 체크(10/2 18:24), AI 연결 인증 오류 확인·키 교체(10/2 21:46), UX·UI 개선 요청(10/3 16:24), 배포 앱 기능 확인(10/3 20:45), 휴대폰 검수(10/4 19:52) + 전체 검수</w:t>
-            </w:r>
-          </w:p>
-        </w:tc>
-        <w:tc>
-          <w:tcPr>
-            <w:tcW w:type="dxa" w:w="2853"/>
-            <w:tcBorders>
-              <w:top w:val="single" w:color="C9D3DF" w:sz="4"/>
-              <w:left w:val="single" w:color="C9D3DF" w:sz="4"/>
-              <w:bottom w:val="single" w:color="C9D3DF" w:sz="4"/>
-              <w:right w:val="single" w:color="C9D3DF" w:sz="4"/>
-            </w:tcBorders>
-            <w:tcMar>
-              <w:top w:type="dxa" w:w="50"/>
-              <w:left w:type="dxa" w:w="80"/>
-              <w:bottom w:type="dxa" w:w="50"/>
-              <w:right w:type="dxa" w:w="80"/>
-            </w:tcMar>
-          </w:tcPr>
-          <w:p>
-            <w:pPr>
-              <w:jc w:val="left"/>
-            </w:pPr>
-            <w:r>
-              <w:rPr>
-                <w:rFonts w:ascii="Malgun Gothic" w:cs="Malgun Gothic" w:eastAsia="Malgun Gothic" w:hAnsi="Malgun Gothic"/>
-                <w:sz w:val="17"/>
-                <w:szCs w:val="17"/>
-              </w:rPr>
-              <w:t xml:space="preserve">5건 모두 반영</w:t>
+            <w:tcW w:type="dxa" w:w="4561"/>
+            <w:tcBorders>
+              <w:top w:val="single" w:color="C9D3DF" w:sz="4"/>
+              <w:left w:val="single" w:color="C9D3DF" w:sz="4"/>
+              <w:bottom w:val="single" w:color="C9D3DF" w:sz="4"/>
+              <w:right w:val="single" w:color="C9D3DF" w:sz="4"/>
+            </w:tcBorders>
+            <w:tcMar>
+              <w:top w:type="dxa" w:w="50"/>
+              <w:left w:type="dxa" w:w="80"/>
+              <w:bottom w:type="dxa" w:w="50"/>
+              <w:right w:type="dxa" w:w="80"/>
+            </w:tcMar>
+          </w:tcPr>
+          <w:p>
+            <w:pPr>
+              <w:jc w:val="left"/>
+            </w:pPr>
+            <w:r>
+              <w:rPr>
+                <w:rFonts w:ascii="Malgun Gothic" w:cs="Malgun Gothic" w:eastAsia="Malgun Gothic" w:hAnsi="Malgun Gothic"/>
+                <w:sz w:val="17"/>
+                <w:szCs w:val="17"/>
+              </w:rPr>
+              <w:t xml:space="preserve">6번 — UX·UI 개선 요청·기능 체크(10/2 18:24), AI 연결 인증 오류 확인·키 교체(10/2 21:46), UX·UI 개선 요청(10/3 16:24), 배포 앱 기능 확인(10/3 20:45), 휴대폰 검수(10/4 19:52), 이메일 알림 테스트·점검(10/4 22:10) + 전체 검수</w:t>
+            </w:r>
+          </w:p>
+        </w:tc>
+        <w:tc>
+          <w:tcPr>
+            <w:tcW w:type="dxa" w:w="2783"/>
+            <w:tcBorders>
+              <w:top w:val="single" w:color="C9D3DF" w:sz="4"/>
+              <w:left w:val="single" w:color="C9D3DF" w:sz="4"/>
+              <w:bottom w:val="single" w:color="C9D3DF" w:sz="4"/>
+              <w:right w:val="single" w:color="C9D3DF" w:sz="4"/>
+            </w:tcBorders>
+            <w:tcMar>
+              <w:top w:type="dxa" w:w="50"/>
+              <w:left w:type="dxa" w:w="80"/>
+              <w:bottom w:type="dxa" w:w="50"/>
+              <w:right w:type="dxa" w:w="80"/>
+            </w:tcMar>
+          </w:tcPr>
+          <w:p>
+            <w:pPr>
+              <w:jc w:val="left"/>
+            </w:pPr>
+            <w:r>
+              <w:rPr>
+                <w:rFonts w:ascii="Malgun Gothic" w:cs="Malgun Gothic" w:eastAsia="Malgun Gothic" w:hAnsi="Malgun Gothic"/>
+                <w:sz w:val="17"/>
+                <w:szCs w:val="17"/>
+              </w:rPr>
+              <w:t xml:space="preserve">6건 모두 반영</w:t>
             </w:r>
           </w:p>
         </w:tc>
@@ -4080,7 +4125,7 @@
         </w:tc>
         <w:tc>
           <w:tcPr>
-            <w:tcW w:type="dxa" w:w="4491"/>
+            <w:tcW w:type="dxa" w:w="4561"/>
             <w:tcBorders>
               <w:top w:val="single" w:color="C9D3DF" w:sz="4"/>
               <w:left w:val="single" w:color="C9D3DF" w:sz="4"/>
@@ -4110,7 +4155,7 @@
         </w:tc>
         <w:tc>
           <w:tcPr>
-            <w:tcW w:type="dxa" w:w="2853"/>
+            <w:tcW w:type="dxa" w:w="2783"/>
             <w:tcBorders>
               <w:top w:val="single" w:color="C9D3DF" w:sz="4"/>
               <w:left w:val="single" w:color="C9D3DF" w:sz="4"/>
@@ -5108,7 +5153,7 @@
                     </pic:cNvPicPr>
                   </pic:nvPicPr>
                   <pic:blipFill>
-                    <a:blip r:embed="rId11" cstate="none"/>
+                    <a:blip r:embed="rId12" cstate="none"/>
                     <a:srcRect/>
                     <a:stretch>
                       <a:fillRect/>
@@ -5153,7 +5198,7 @@
                     </pic:cNvPicPr>
                   </pic:nvPicPr>
                   <pic:blipFill>
-                    <a:blip r:embed="rId12" cstate="none"/>
+                    <a:blip r:embed="rId13" cstate="none"/>
                     <a:srcRect/>
                     <a:stretch>
                       <a:fillRect/>
@@ -5218,7 +5263,7 @@
           <w:sz w:val="19"/>
           <w:szCs w:val="19"/>
         </w:rPr>
-        <w:t xml:space="preserve"> 구현 과정 screenshots/during_development/(AI 테스트 26장, 작업 과정 27장, 팀 자체 테스트 37장, 화면 다듬기 11장, 배포 확인 15장) · 구현 완료 screenshots/after_development/최종구현사진/(18장).</w:t>
+        <w:t xml:space="preserve"> 구현 과정 screenshots/during_development/(AI 테스트 26장, 작업 과정 27장, 팀 자체 테스트 37장, 화면 다듬기 11장, 배포 확인 15장) · 구현 완료 screenshots/after_development/최종구현사진/(21장, 19–21 이메일 알림).</w:t>
       </w:r>
     </w:p>
     <w:p>
@@ -5654,7 +5699,7 @@
                 <w:sz w:val="17"/>
                 <w:szCs w:val="17"/>
               </w:rPr>
-              <w:t xml:space="preserve">정책 24건 4단계 판정, 정착 할 일 26개, 생활 정보 60곳, 지역말 2,253개, 접수 창구 6단계, 자동 테스트 127개 통과, 대표 TC 6건 × PC·모바일 12회 통과, 팀 자체 테스트 32번·지적 82건 중 80건 반영, 실사용자 4명 문항 평균 4.56/5 · 만족도 4.75/5 · 추천 4/4</w:t>
+              <w:t xml:space="preserve">정책 24건 4단계 판정, 정착 할 일 26개, 생활 정보 60곳, 지역말 2,253개, 접수 창구 6단계, 자동 테스트 127개 통과, 대표 TC 6건 × PC·모바일 12회 통과, 팀 자체 테스트 33번·지적 83건 중 83건 반영, 실사용자 4명 문항 평균 4.56/5 · 만족도 4.75/5 · 추천 4/4</w:t>
             </w:r>
           </w:p>
         </w:tc>
@@ -5762,8 +5807,8 @@
         </w:tblBorders>
       </w:tblPr>
       <w:tblGrid>
-        <w:gridCol w:w="5519"/>
-        <w:gridCol w:w="4685"/>
+        <w:gridCol w:w="5393"/>
+        <w:gridCol w:w="4811"/>
       </w:tblGrid>
       <w:tr>
         <w:trPr>
@@ -5772,7 +5817,7 @@
         </w:trPr>
         <w:tc>
           <w:tcPr>
-            <w:tcW w:type="dxa" w:w="5519"/>
+            <w:tcW w:type="dxa" w:w="5393"/>
             <w:tcBorders>
               <w:top w:val="single" w:color="C9D3DF" w:sz="4"/>
               <w:left w:val="single" w:color="C9D3DF" w:sz="4"/>
@@ -5806,7 +5851,7 @@
         </w:tc>
         <w:tc>
           <w:tcPr>
-            <w:tcW w:type="dxa" w:w="4685"/>
+            <w:tcW w:type="dxa" w:w="4811"/>
             <w:tcBorders>
               <w:top w:val="single" w:color="C9D3DF" w:sz="4"/>
               <w:left w:val="single" w:color="C9D3DF" w:sz="4"/>
@@ -5846,61 +5891,61 @@
         </w:trPr>
         <w:tc>
           <w:tcPr>
-            <w:tcW w:type="dxa" w:w="5519"/>
-            <w:tcBorders>
-              <w:top w:val="single" w:color="C9D3DF" w:sz="4"/>
-              <w:left w:val="single" w:color="C9D3DF" w:sz="4"/>
-              <w:bottom w:val="single" w:color="C9D3DF" w:sz="4"/>
-              <w:right w:val="single" w:color="C9D3DF" w:sz="4"/>
-            </w:tcBorders>
-            <w:tcMar>
-              <w:top w:type="dxa" w:w="50"/>
-              <w:left w:type="dxa" w:w="80"/>
-              <w:bottom w:type="dxa" w:w="50"/>
-              <w:right w:type="dxa" w:w="80"/>
-            </w:tcMar>
-          </w:tcPr>
-          <w:p>
-            <w:pPr>
-              <w:jc w:val="left"/>
-            </w:pPr>
-            <w:r>
-              <w:rPr>
-                <w:rFonts w:ascii="Malgun Gothic" w:cs="Malgun Gothic" w:eastAsia="Malgun Gothic" w:hAnsi="Malgun Gothic"/>
-                <w:sz w:val="17"/>
-                <w:szCs w:val="17"/>
-              </w:rPr>
-              <w:t xml:space="preserve">이메일 알림은 코드·동의 절차가 완성됐으나, 배포 서버에서 Gmail 로그인 단계 연결이 끊겨 발송 계정 확인 중(실패 시 이메일을 저장하지 않고 캘린더 알림 안내)</w:t>
-            </w:r>
-          </w:p>
-        </w:tc>
-        <w:tc>
-          <w:tcPr>
-            <w:tcW w:type="dxa" w:w="4685"/>
-            <w:tcBorders>
-              <w:top w:val="single" w:color="C9D3DF" w:sz="4"/>
-              <w:left w:val="single" w:color="C9D3DF" w:sz="4"/>
-              <w:bottom w:val="single" w:color="C9D3DF" w:sz="4"/>
-              <w:right w:val="single" w:color="C9D3DF" w:sz="4"/>
-            </w:tcBorders>
-            <w:tcMar>
-              <w:top w:type="dxa" w:w="50"/>
-              <w:left w:type="dxa" w:w="80"/>
-              <w:bottom w:type="dxa" w:w="50"/>
-              <w:right w:type="dxa" w:w="80"/>
-            </w:tcMar>
-          </w:tcPr>
-          <w:p>
-            <w:pPr>
-              <w:jc w:val="left"/>
-            </w:pPr>
-            <w:r>
-              <w:rPr>
-                <w:rFonts w:ascii="Malgun Gothic" w:cs="Malgun Gothic" w:eastAsia="Malgun Gothic" w:hAnsi="Malgun Gothic"/>
-                <w:sz w:val="17"/>
-                <w:szCs w:val="17"/>
-              </w:rPr>
-              <w:t xml:space="preserve">보내는 계정 보안 확인·앱 비밀번호 재발급 후 재검증, 예약 발송 서비스 검토</w:t>
+            <w:tcW w:type="dxa" w:w="5393"/>
+            <w:tcBorders>
+              <w:top w:val="single" w:color="C9D3DF" w:sz="4"/>
+              <w:left w:val="single" w:color="C9D3DF" w:sz="4"/>
+              <w:bottom w:val="single" w:color="C9D3DF" w:sz="4"/>
+              <w:right w:val="single" w:color="C9D3DF" w:sz="4"/>
+            </w:tcBorders>
+            <w:tcMar>
+              <w:top w:type="dxa" w:w="50"/>
+              <w:left w:type="dxa" w:w="80"/>
+              <w:bottom w:type="dxa" w:w="50"/>
+              <w:right w:type="dxa" w:w="80"/>
+            </w:tcMar>
+          </w:tcPr>
+          <w:p>
+            <w:pPr>
+              <w:jc w:val="left"/>
+            </w:pPr>
+            <w:r>
+              <w:rPr>
+                <w:rFonts w:ascii="Malgun Gothic" w:cs="Malgun Gothic" w:eastAsia="Malgun Gothic" w:hAnsi="Malgun Gothic"/>
+                <w:sz w:val="17"/>
+                <w:szCs w:val="17"/>
+              </w:rPr>
+              <w:t xml:space="preserve">이메일 알림은 무료 서버가 깨어 있을 때 보내져 늦어질 수 있음(10/4 22:10 발송·수신 확인 완료)</w:t>
+            </w:r>
+          </w:p>
+        </w:tc>
+        <w:tc>
+          <w:tcPr>
+            <w:tcW w:type="dxa" w:w="4811"/>
+            <w:tcBorders>
+              <w:top w:val="single" w:color="C9D3DF" w:sz="4"/>
+              <w:left w:val="single" w:color="C9D3DF" w:sz="4"/>
+              <w:bottom w:val="single" w:color="C9D3DF" w:sz="4"/>
+              <w:right w:val="single" w:color="C9D3DF" w:sz="4"/>
+            </w:tcBorders>
+            <w:tcMar>
+              <w:top w:type="dxa" w:w="50"/>
+              <w:left w:type="dxa" w:w="80"/>
+              <w:bottom w:type="dxa" w:w="50"/>
+              <w:right w:type="dxa" w:w="80"/>
+            </w:tcMar>
+          </w:tcPr>
+          <w:p>
+            <w:pPr>
+              <w:jc w:val="left"/>
+            </w:pPr>
+            <w:r>
+              <w:rPr>
+                <w:rFonts w:ascii="Malgun Gothic" w:cs="Malgun Gothic" w:eastAsia="Malgun Gothic" w:hAnsi="Malgun Gothic"/>
+                <w:sz w:val="17"/>
+                <w:szCs w:val="17"/>
+              </w:rPr>
+              <w:t xml:space="preserve">예약 발송 서비스 검토, 지금은 캘린더 파일(하루 전 오전 9시 알림)을 함께 안내</w:t>
             </w:r>
           </w:p>
         </w:tc>
@@ -5912,7 +5957,7 @@
         </w:trPr>
         <w:tc>
           <w:tcPr>
-            <w:tcW w:type="dxa" w:w="5519"/>
+            <w:tcW w:type="dxa" w:w="5393"/>
             <w:tcBorders>
               <w:top w:val="single" w:color="C9D3DF" w:sz="4"/>
               <w:left w:val="single" w:color="C9D3DF" w:sz="4"/>
@@ -5942,7 +5987,7 @@
         </w:tc>
         <w:tc>
           <w:tcPr>
-            <w:tcW w:type="dxa" w:w="4685"/>
+            <w:tcW w:type="dxa" w:w="4811"/>
             <w:tcBorders>
               <w:top w:val="single" w:color="C9D3DF" w:sz="4"/>
               <w:left w:val="single" w:color="C9D3DF" w:sz="4"/>
@@ -5978,7 +6023,7 @@
         </w:trPr>
         <w:tc>
           <w:tcPr>
-            <w:tcW w:type="dxa" w:w="5519"/>
+            <w:tcW w:type="dxa" w:w="5393"/>
             <w:tcBorders>
               <w:top w:val="single" w:color="C9D3DF" w:sz="4"/>
               <w:left w:val="single" w:color="C9D3DF" w:sz="4"/>
@@ -6008,7 +6053,7 @@
         </w:tc>
         <w:tc>
           <w:tcPr>
-            <w:tcW w:type="dxa" w:w="4685"/>
+            <w:tcW w:type="dxa" w:w="4811"/>
             <w:tcBorders>
               <w:top w:val="single" w:color="C9D3DF" w:sz="4"/>
               <w:left w:val="single" w:color="C9D3DF" w:sz="4"/>
@@ -6044,7 +6089,7 @@
         </w:trPr>
         <w:tc>
           <w:tcPr>
-            <w:tcW w:type="dxa" w:w="5519"/>
+            <w:tcW w:type="dxa" w:w="5393"/>
             <w:tcBorders>
               <w:top w:val="single" w:color="C9D3DF" w:sz="4"/>
               <w:left w:val="single" w:color="C9D3DF" w:sz="4"/>
@@ -6074,7 +6119,7 @@
         </w:tc>
         <w:tc>
           <w:tcPr>
-            <w:tcW w:type="dxa" w:w="4685"/>
+            <w:tcW w:type="dxa" w:w="4811"/>
             <w:tcBorders>
               <w:top w:val="single" w:color="C9D3DF" w:sz="4"/>
               <w:left w:val="single" w:color="C9D3DF" w:sz="4"/>
@@ -6110,7 +6155,7 @@
         </w:trPr>
         <w:tc>
           <w:tcPr>
-            <w:tcW w:type="dxa" w:w="5519"/>
+            <w:tcW w:type="dxa" w:w="5393"/>
             <w:tcBorders>
               <w:top w:val="single" w:color="C9D3DF" w:sz="4"/>
               <w:left w:val="single" w:color="C9D3DF" w:sz="4"/>
@@ -6140,7 +6185,7 @@
         </w:tc>
         <w:tc>
           <w:tcPr>
-            <w:tcW w:type="dxa" w:w="4685"/>
+            <w:tcW w:type="dxa" w:w="4811"/>
             <w:tcBorders>
               <w:top w:val="single" w:color="C9D3DF" w:sz="4"/>
               <w:left w:val="single" w:color="C9D3DF" w:sz="4"/>

--- a/deliverables/final_report/오이소창원_개발완료보고서_20261004.docx
+++ b/deliverables/final_report/오이소창원_개발완료보고서_20261004.docx
@@ -497,7 +497,7 @@
               </w:rPr>
               <w:t xml:space="preserve">배포 앱 </w:t>
             </w:r>
-            <w:hyperlink w:history="1" r:id="rIdstp0hg6w7bwizkar__ac9">
+            <w:hyperlink w:history="1" r:id="rIdkvgk30gwzw9ty6kcdyj2f">
               <w:r>
                 <w:rPr>
                   <w:rStyle w:val="Hyperlink"/>
@@ -516,7 +516,7 @@
               </w:rPr>
               <w:t xml:space="preserve"> · 저장소 </w:t>
             </w:r>
-            <w:hyperlink w:history="1" r:id="rId7sla_qmy6jra8ffhy_ki2">
+            <w:hyperlink w:history="1" r:id="rIdubry8s1y24-jzmxqzi9sd">
               <w:r>
                 <w:rPr>
                   <w:rStyle w:val="Hyperlink"/>

--- a/deliverables/final_report/오이소창원_개발완료보고서_20261004.docx
+++ b/deliverables/final_report/오이소창원_개발완료보고서_20261004.docx
@@ -497,7 +497,7 @@
               </w:rPr>
               <w:t xml:space="preserve">배포 앱 </w:t>
             </w:r>
-            <w:hyperlink w:history="1" r:id="rIdkvgk30gwzw9ty6kcdyj2f">
+            <w:hyperlink w:history="1" r:id="rIdpb8mwar3upi-77tx5azhh">
               <w:r>
                 <w:rPr>
                   <w:rStyle w:val="Hyperlink"/>
@@ -516,7 +516,7 @@
               </w:rPr>
               <w:t xml:space="preserve"> · 저장소 </w:t>
             </w:r>
-            <w:hyperlink w:history="1" r:id="rIdubry8s1y24-jzmxqzi9sd">
+            <w:hyperlink w:history="1" r:id="rIdid314tkodle3bt01erwi3">
               <w:r>
                 <w:rPr>
                   <w:rStyle w:val="Hyperlink"/>

--- a/deliverables/final_report/오이소창원_개발완료보고서_20261004.docx
+++ b/deliverables/final_report/오이소창원_개발완료보고서_20261004.docx
@@ -497,7 +497,7 @@
               </w:rPr>
               <w:t xml:space="preserve">배포 앱 </w:t>
             </w:r>
-            <w:hyperlink w:history="1" r:id="rIdpb8mwar3upi-77tx5azhh">
+            <w:hyperlink w:history="1" r:id="rIdubxxujkv3kmid6mxufbfa">
               <w:r>
                 <w:rPr>
                   <w:rStyle w:val="Hyperlink"/>
@@ -516,7 +516,7 @@
               </w:rPr>
               <w:t xml:space="preserve"> · 저장소 </w:t>
             </w:r>
-            <w:hyperlink w:history="1" r:id="rIdid314tkodle3bt01erwi3">
+            <w:hyperlink w:history="1" r:id="rIdncbbj587nok1yv7p0pgv7">
               <w:r>
                 <w:rPr>
                   <w:rStyle w:val="Hyperlink"/>

--- a/deliverables/final_report/오이소창원_개발완료보고서_20261004.docx
+++ b/deliverables/final_report/오이소창원_개발완료보고서_20261004.docx
@@ -497,7 +497,7 @@
               </w:rPr>
               <w:t xml:space="preserve">배포 앱 </w:t>
             </w:r>
-            <w:hyperlink w:history="1" r:id="rIdubxxujkv3kmid6mxufbfa">
+            <w:hyperlink w:history="1" r:id="rIddntjz0_jlfeodfl-mafh3">
               <w:r>
                 <w:rPr>
                   <w:rStyle w:val="Hyperlink"/>
@@ -516,7 +516,7 @@
               </w:rPr>
               <w:t xml:space="preserve"> · 저장소 </w:t>
             </w:r>
-            <w:hyperlink w:history="1" r:id="rIdncbbj587nok1yv7p0pgv7">
+            <w:hyperlink w:history="1" r:id="rIdye0zentreugkpjcq1rj7g">
               <w:r>
                 <w:rPr>
                   <w:rStyle w:val="Hyperlink"/>
@@ -2574,7 +2574,7 @@
                 <w:sz w:val="17"/>
                 <w:szCs w:val="17"/>
               </w:rPr>
-              <w:t xml:space="preserve">주로 GPT와 Claude — 코드 작성·수정, 자동 테스트, 문서 작성 보조. 기획·데이터 검증·결정·검수는 팀(「출처·AI 활용 신고서」에 기재)</w:t>
+              <w:t xml:space="preserve">주로 Claude Opus 5.5(추론 수준 중간)와 GPT — 코드 작성·수정, 자동 테스트, 문서 작성 보조. 기획·데이터 검증·결정·검수는 팀(「출처·AI 활용 신고서」에 기재)</w:t>
             </w:r>
           </w:p>
         </w:tc>

--- a/deliverables/final_report/오이소창원_개발완료보고서_20261004.docx
+++ b/deliverables/final_report/오이소창원_개발완료보고서_20261004.docx
@@ -497,7 +497,7 @@
               </w:rPr>
               <w:t xml:space="preserve">배포 앱 </w:t>
             </w:r>
-            <w:hyperlink w:history="1" r:id="rIddntjz0_jlfeodfl-mafh3">
+            <w:hyperlink w:history="1" r:id="rIdewxya4iwijipntmthrpgw">
               <w:r>
                 <w:rPr>
                   <w:rStyle w:val="Hyperlink"/>
@@ -516,7 +516,7 @@
               </w:rPr>
               <w:t xml:space="preserve"> · 저장소 </w:t>
             </w:r>
-            <w:hyperlink w:history="1" r:id="rIdye0zentreugkpjcq1rj7g">
+            <w:hyperlink w:history="1" r:id="rIdkryhnuko0e-h40gk9jsie">
               <w:r>
                 <w:rPr>
                   <w:rStyle w:val="Hyperlink"/>
@@ -527,6 +527,14 @@
                 <w:t xml:space="preserve">https://github.com/jojunsu98/oiso_changwon</w:t>
               </w:r>
             </w:hyperlink>
+            <w:r>
+              <w:rPr>
+                <w:rFonts w:ascii="Malgun Gothic" w:cs="Malgun Gothic" w:eastAsia="Malgun Gothic" w:hAnsi="Malgun Gothic"/>
+                <w:sz w:val="17"/>
+                <w:szCs w:val="17"/>
+              </w:rPr>
+              <w:t xml:space="preserve"> · 시연영상(10/5 웹·모바일 촬영, 2분 59초)·발표자료(10/5 제작, 10장)</w:t>
+            </w:r>
           </w:p>
         </w:tc>
       </w:tr>

--- a/deliverables/final_report/오이소창원_개발완료보고서_20261004.docx
+++ b/deliverables/final_report/오이소창원_개발완료보고서_20261004.docx
@@ -497,7 +497,7 @@
               </w:rPr>
               <w:t xml:space="preserve">배포 앱 </w:t>
             </w:r>
-            <w:hyperlink w:history="1" r:id="rIdewxya4iwijipntmthrpgw">
+            <w:hyperlink w:history="1" r:id="rIdanixantindhkj9kckif5v">
               <w:r>
                 <w:rPr>
                   <w:rStyle w:val="Hyperlink"/>
@@ -516,7 +516,7 @@
               </w:rPr>
               <w:t xml:space="preserve"> · 저장소 </w:t>
             </w:r>
-            <w:hyperlink w:history="1" r:id="rIdkryhnuko0e-h40gk9jsie">
+            <w:hyperlink w:history="1" r:id="rIdzt-lqw49zxy3gqxqymidg">
               <w:r>
                 <w:rPr>
                   <w:rStyle w:val="Hyperlink"/>

--- a/deliverables/final_report/오이소창원_개발완료보고서_20261004.docx
+++ b/deliverables/final_report/오이소창원_개발완료보고서_20261004.docx
@@ -64,7 +64,7 @@
           <w:sz w:val="34"/>
           <w:szCs w:val="34"/>
         </w:rPr>
-        <w:t xml:space="preserve">개발완료보고서 — 오이소창원</w:t>
+        <w:t xml:space="preserve">완료보고서(제출1) — 오이소창원</w:t>
       </w:r>
       <w:r>
         <w:drawing>
@@ -125,7 +125,7 @@
           <w:sz w:val="19"/>
           <w:szCs w:val="19"/>
         </w:rPr>
-        <w:t xml:space="preserve">AI 기반 창원 정착 지원 Agent · 제4회 경남 AI·SW 경진대회 일반부 · 지정주제 01 사회문제 해결형 AI Agent · 2026-10-04 작성</w:t>
+        <w:t xml:space="preserve">AI 기반 창원 정착 지원 Agent · 제4회 경남 AI·SW 경진대회 일반부 · 지정주제 01 사회문제 해결형 AI Agent · 별지 4 개발완료보고서 · 2026-10-05 갱신</w:t>
       </w:r>
     </w:p>
     <w:p>
@@ -429,7 +429,7 @@
                 <w:sz w:val="17"/>
                 <w:szCs w:val="17"/>
               </w:rPr>
-              <w:t xml:space="preserve">오이소창원 — 조준수(팀장, A: 전체 자료 최종 점검·수정) · 이혜경(B: 기획·데이터·일정 알림 기능 개발·문서) · 이미영(C: 기능별 화면 점검·개선 리포트)</w:t>
+              <w:t xml:space="preserve">오이소창원 — 조준수(팀장, A: 전체 검수·UX/UI 개선·시연동영상 편집) · 이혜경(B: 기획·데이터·일정 알림 기능 개발·문서) · 이미영(C: 화면 점검·개선 리포트·실사용자 섭외·발표자료)</w:t>
             </w:r>
           </w:p>
         </w:tc>
@@ -497,7 +497,7 @@
               </w:rPr>
               <w:t xml:space="preserve">배포 앱 </w:t>
             </w:r>
-            <w:hyperlink w:history="1" r:id="rIdanixantindhkj9kckif5v">
+            <w:hyperlink w:history="1" r:id="rIdont5avgkaq2bavzqsplzc">
               <w:r>
                 <w:rPr>
                   <w:rStyle w:val="Hyperlink"/>
@@ -516,7 +516,7 @@
               </w:rPr>
               <w:t xml:space="preserve"> · 저장소 </w:t>
             </w:r>
-            <w:hyperlink w:history="1" r:id="rIdzt-lqw49zxy3gqxqymidg">
+            <w:hyperlink w:history="1" r:id="rIdtjtn7r0ojw49zqytwvxwr">
               <w:r>
                 <w:rPr>
                   <w:rStyle w:val="Hyperlink"/>
@@ -533,7 +533,7 @@
                 <w:sz w:val="17"/>
                 <w:szCs w:val="17"/>
               </w:rPr>
-              <w:t xml:space="preserve"> · 시연영상(10/5 웹·모바일 촬영, 2분 59초)·발표자료(10/5 제작, 10장)</w:t>
+              <w:t xml:space="preserve"> · 시연동영상(제출4, 10/5 웹·모바일 촬영, 2분 59초)·발표자료(제출5, 10/5 제작, 10장)</w:t>
             </w:r>
           </w:p>
         </w:tc>
@@ -2516,7 +2516,7 @@
                 <w:sz w:val="17"/>
                 <w:szCs w:val="17"/>
               </w:rPr>
-              <w:t xml:space="preserve">OpenAI GPT-4.1 mini(도구 호출), 키는 Streamlit Secrets에만 보관. 연결 실패 시 규칙 기반 안내로 자동 전환</w:t>
+              <w:t xml:space="preserve">OpenAI GPT-4.1 mini(모델 ID gpt-4.1-mini, OpenAI API — 외부 API 모델로 가중치 미제출, 도구 호출), 키는 Streamlit Secrets에만 보관. 연결 실패 시 규칙 기반 안내로 자동 전환</w:t>
             </w:r>
           </w:p>
         </w:tc>
@@ -2582,7 +2582,7 @@
                 <w:sz w:val="17"/>
                 <w:szCs w:val="17"/>
               </w:rPr>
-              <w:t xml:space="preserve">주로 Claude Opus 5.5(추론 수준 중간)와 GPT — 코드 작성·수정, 자동 테스트, 문서 작성 보조. 기획·데이터 검증·결정·검수는 팀(「출처·AI 활용 신고서」에 기재)</w:t>
+              <w:t xml:space="preserve">주로 Claude Opus 5.5(추론 수준 중간)와 GPT — 코드 작성·수정, 자동 테스트, 문서 작성 보조. 10/5 UX/UI 개선은 ChatGPT(GPT-5.6 Sol)·OpenAI Codex(기능 변경 없음). 기획·데이터 검증·결정·검수는 팀(「출처·AI 활용 신고서」에 기재)</w:t>
             </w:r>
           </w:p>
         </w:tc>
@@ -3488,7 +3488,7 @@
           <w:sz w:val="21"/>
           <w:szCs w:val="21"/>
         </w:rPr>
-        <w:t xml:space="preserve">4-1. 테스트 — AI 자동 · 팀 자체 · 실사용자</w:t>
+        <w:t xml:space="preserve">4-1. 테스트 3종 — AI 자동 12회 · 팀 자체 37회 · 실사용자 4회(총 53회)</w:t>
       </w:r>
     </w:p>
     <w:tbl>
@@ -3505,8 +3505,8 @@
       </w:tblPr>
       <w:tblGrid>
         <w:gridCol w:w="2860"/>
-        <w:gridCol w:w="4561"/>
-        <w:gridCol w:w="2783"/>
+        <w:gridCol w:w="4453"/>
+        <w:gridCol w:w="2891"/>
       </w:tblGrid>
       <w:tr>
         <w:trPr>
@@ -3549,7 +3549,7 @@
         </w:tc>
         <w:tc>
           <w:tcPr>
-            <w:tcW w:type="dxa" w:w="4561"/>
+            <w:tcW w:type="dxa" w:w="4453"/>
             <w:tcBorders>
               <w:top w:val="single" w:color="C9D3DF" w:sz="4"/>
               <w:left w:val="single" w:color="C9D3DF" w:sz="4"/>
@@ -3583,7 +3583,7 @@
         </w:tc>
         <w:tc>
           <w:tcPr>
-            <w:tcW w:type="dxa" w:w="2783"/>
+            <w:tcW w:type="dxa" w:w="2891"/>
             <w:tcBorders>
               <w:top w:val="single" w:color="C9D3DF" w:sz="4"/>
               <w:left w:val="single" w:color="C9D3DF" w:sz="4"/>
@@ -3653,7 +3653,7 @@
         </w:tc>
         <w:tc>
           <w:tcPr>
-            <w:tcW w:type="dxa" w:w="4561"/>
+            <w:tcW w:type="dxa" w:w="4453"/>
             <w:tcBorders>
               <w:top w:val="single" w:color="C9D3DF" w:sz="4"/>
               <w:left w:val="single" w:color="C9D3DF" w:sz="4"/>
@@ -3683,31 +3683,31 @@
         </w:tc>
         <w:tc>
           <w:tcPr>
-            <w:tcW w:type="dxa" w:w="2783"/>
-            <w:tcBorders>
-              <w:top w:val="single" w:color="C9D3DF" w:sz="4"/>
-              <w:left w:val="single" w:color="C9D3DF" w:sz="4"/>
-              <w:bottom w:val="single" w:color="C9D3DF" w:sz="4"/>
-              <w:right w:val="single" w:color="C9D3DF" w:sz="4"/>
-            </w:tcBorders>
-            <w:tcMar>
-              <w:top w:type="dxa" w:w="50"/>
-              <w:left w:type="dxa" w:w="80"/>
-              <w:bottom w:type="dxa" w:w="50"/>
-              <w:right w:type="dxa" w:w="80"/>
-            </w:tcMar>
-          </w:tcPr>
-          <w:p>
-            <w:pPr>
-              <w:jc w:val="left"/>
-            </w:pPr>
-            <w:r>
-              <w:rPr>
-                <w:rFonts w:ascii="Malgun Gothic" w:cs="Malgun Gothic" w:eastAsia="Malgun Gothic" w:hAnsi="Malgun Gothic"/>
-                <w:sz w:val="17"/>
-                <w:szCs w:val="17"/>
-              </w:rPr>
-              <w:t xml:space="preserve">127개 통과</w:t>
+            <w:tcW w:type="dxa" w:w="2891"/>
+            <w:tcBorders>
+              <w:top w:val="single" w:color="C9D3DF" w:sz="4"/>
+              <w:left w:val="single" w:color="C9D3DF" w:sz="4"/>
+              <w:bottom w:val="single" w:color="C9D3DF" w:sz="4"/>
+              <w:right w:val="single" w:color="C9D3DF" w:sz="4"/>
+            </w:tcBorders>
+            <w:tcMar>
+              <w:top w:type="dxa" w:w="50"/>
+              <w:left w:type="dxa" w:w="80"/>
+              <w:bottom w:type="dxa" w:w="50"/>
+              <w:right w:type="dxa" w:w="80"/>
+            </w:tcMar>
+          </w:tcPr>
+          <w:p>
+            <w:pPr>
+              <w:jc w:val="left"/>
+            </w:pPr>
+            <w:r>
+              <w:rPr>
+                <w:rFonts w:ascii="Malgun Gothic" w:cs="Malgun Gothic" w:eastAsia="Malgun Gothic" w:hAnsi="Malgun Gothic"/>
+                <w:sz w:val="17"/>
+                <w:szCs w:val="17"/>
+              </w:rPr>
+              <w:t xml:space="preserve">127개 통과(10/5 UX/UI 개선 후 재확인)</w:t>
             </w:r>
           </w:p>
         </w:tc>
@@ -3749,7 +3749,7 @@
         </w:tc>
         <w:tc>
           <w:tcPr>
-            <w:tcW w:type="dxa" w:w="4561"/>
+            <w:tcW w:type="dxa" w:w="4453"/>
             <w:tcBorders>
               <w:top w:val="single" w:color="C9D3DF" w:sz="4"/>
               <w:left w:val="single" w:color="C9D3DF" w:sz="4"/>
@@ -3779,7 +3779,7 @@
         </w:tc>
         <w:tc>
           <w:tcPr>
-            <w:tcW w:type="dxa" w:w="2783"/>
+            <w:tcW w:type="dxa" w:w="2891"/>
             <w:tcBorders>
               <w:top w:val="single" w:color="C9D3DF" w:sz="4"/>
               <w:left w:val="single" w:color="C9D3DF" w:sz="4"/>
@@ -3845,7 +3845,7 @@
         </w:tc>
         <w:tc>
           <w:tcPr>
-            <w:tcW w:type="dxa" w:w="4561"/>
+            <w:tcW w:type="dxa" w:w="4453"/>
             <w:tcBorders>
               <w:top w:val="single" w:color="C9D3DF" w:sz="4"/>
               <w:left w:val="single" w:color="C9D3DF" w:sz="4"/>
@@ -3875,7 +3875,7 @@
         </w:tc>
         <w:tc>
           <w:tcPr>
-            <w:tcW w:type="dxa" w:w="2783"/>
+            <w:tcW w:type="dxa" w:w="2891"/>
             <w:tcBorders>
               <w:top w:val="single" w:color="C9D3DF" w:sz="4"/>
               <w:left w:val="single" w:color="C9D3DF" w:sz="4"/>
@@ -3941,7 +3941,7 @@
         </w:tc>
         <w:tc>
           <w:tcPr>
-            <w:tcW w:type="dxa" w:w="4561"/>
+            <w:tcW w:type="dxa" w:w="4453"/>
             <w:tcBorders>
               <w:top w:val="single" w:color="C9D3DF" w:sz="4"/>
               <w:left w:val="single" w:color="C9D3DF" w:sz="4"/>
@@ -3971,7 +3971,7 @@
         </w:tc>
         <w:tc>
           <w:tcPr>
-            <w:tcW w:type="dxa" w:w="2783"/>
+            <w:tcW w:type="dxa" w:w="2891"/>
             <w:tcBorders>
               <w:top w:val="single" w:color="C9D3DF" w:sz="4"/>
               <w:left w:val="single" w:color="C9D3DF" w:sz="4"/>
@@ -4037,61 +4037,61 @@
         </w:tc>
         <w:tc>
           <w:tcPr>
-            <w:tcW w:type="dxa" w:w="4561"/>
-            <w:tcBorders>
-              <w:top w:val="single" w:color="C9D3DF" w:sz="4"/>
-              <w:left w:val="single" w:color="C9D3DF" w:sz="4"/>
-              <w:bottom w:val="single" w:color="C9D3DF" w:sz="4"/>
-              <w:right w:val="single" w:color="C9D3DF" w:sz="4"/>
-            </w:tcBorders>
-            <w:tcMar>
-              <w:top w:type="dxa" w:w="50"/>
-              <w:left w:type="dxa" w:w="80"/>
-              <w:bottom w:type="dxa" w:w="50"/>
-              <w:right w:type="dxa" w:w="80"/>
-            </w:tcMar>
-          </w:tcPr>
-          <w:p>
-            <w:pPr>
-              <w:jc w:val="left"/>
-            </w:pPr>
-            <w:r>
-              <w:rPr>
-                <w:rFonts w:ascii="Malgun Gothic" w:cs="Malgun Gothic" w:eastAsia="Malgun Gothic" w:hAnsi="Malgun Gothic"/>
-                <w:sz w:val="17"/>
-                <w:szCs w:val="17"/>
-              </w:rPr>
-              <w:t xml:space="preserve">6번 — UX·UI 개선 요청·기능 체크(10/2 18:24), AI 연결 인증 오류 확인·키 교체(10/2 21:46), UX·UI 개선 요청(10/3 16:24), 배포 앱 기능 확인(10/3 20:45), 휴대폰 검수(10/4 19:52), 이메일 알림 테스트·점검(10/4 22:10) + 전체 검수</w:t>
-            </w:r>
-          </w:p>
-        </w:tc>
-        <w:tc>
-          <w:tcPr>
-            <w:tcW w:type="dxa" w:w="2783"/>
-            <w:tcBorders>
-              <w:top w:val="single" w:color="C9D3DF" w:sz="4"/>
-              <w:left w:val="single" w:color="C9D3DF" w:sz="4"/>
-              <w:bottom w:val="single" w:color="C9D3DF" w:sz="4"/>
-              <w:right w:val="single" w:color="C9D3DF" w:sz="4"/>
-            </w:tcBorders>
-            <w:tcMar>
-              <w:top w:type="dxa" w:w="50"/>
-              <w:left w:type="dxa" w:w="80"/>
-              <w:bottom w:type="dxa" w:w="50"/>
-              <w:right w:type="dxa" w:w="80"/>
-            </w:tcMar>
-          </w:tcPr>
-          <w:p>
-            <w:pPr>
-              <w:jc w:val="left"/>
-            </w:pPr>
-            <w:r>
-              <w:rPr>
-                <w:rFonts w:ascii="Malgun Gothic" w:cs="Malgun Gothic" w:eastAsia="Malgun Gothic" w:hAnsi="Malgun Gothic"/>
-                <w:sz w:val="17"/>
-                <w:szCs w:val="17"/>
-              </w:rPr>
-              <w:t xml:space="preserve">6건 모두 반영</w:t>
+            <w:tcW w:type="dxa" w:w="4453"/>
+            <w:tcBorders>
+              <w:top w:val="single" w:color="C9D3DF" w:sz="4"/>
+              <w:left w:val="single" w:color="C9D3DF" w:sz="4"/>
+              <w:bottom w:val="single" w:color="C9D3DF" w:sz="4"/>
+              <w:right w:val="single" w:color="C9D3DF" w:sz="4"/>
+            </w:tcBorders>
+            <w:tcMar>
+              <w:top w:type="dxa" w:w="50"/>
+              <w:left w:type="dxa" w:w="80"/>
+              <w:bottom w:type="dxa" w:w="50"/>
+              <w:right w:type="dxa" w:w="80"/>
+            </w:tcMar>
+          </w:tcPr>
+          <w:p>
+            <w:pPr>
+              <w:jc w:val="left"/>
+            </w:pPr>
+            <w:r>
+              <w:rPr>
+                <w:rFonts w:ascii="Malgun Gothic" w:cs="Malgun Gothic" w:eastAsia="Malgun Gothic" w:hAnsi="Malgun Gothic"/>
+                <w:sz w:val="17"/>
+                <w:szCs w:val="17"/>
+              </w:rPr>
+              <w:t xml:space="preserve">10번 — UX·UI 개선 요청·기능 체크(10/2 18:24), AI 연결 인증 오류 확인·키 교체(10/2 21:46), UX·UI 개선 요청(10/3 16:24), 배포 앱 기능 확인(10/3 20:45), 휴대폰 검수(10/4 19:52), 이메일 알림 테스트·점검(10/4 22:10), 10/5 노트북·휴대폰 전체 검수 후 UX/UI 개선 4번(10:07·10:16·15:17·16:11, 기능 변경 없음) + 전체 검수</w:t>
+            </w:r>
+          </w:p>
+        </w:tc>
+        <w:tc>
+          <w:tcPr>
+            <w:tcW w:type="dxa" w:w="2891"/>
+            <w:tcBorders>
+              <w:top w:val="single" w:color="C9D3DF" w:sz="4"/>
+              <w:left w:val="single" w:color="C9D3DF" w:sz="4"/>
+              <w:bottom w:val="single" w:color="C9D3DF" w:sz="4"/>
+              <w:right w:val="single" w:color="C9D3DF" w:sz="4"/>
+            </w:tcBorders>
+            <w:tcMar>
+              <w:top w:type="dxa" w:w="50"/>
+              <w:left w:type="dxa" w:w="80"/>
+              <w:bottom w:type="dxa" w:w="50"/>
+              <w:right w:type="dxa" w:w="80"/>
+            </w:tcMar>
+          </w:tcPr>
+          <w:p>
+            <w:pPr>
+              <w:jc w:val="left"/>
+            </w:pPr>
+            <w:r>
+              <w:rPr>
+                <w:rFonts w:ascii="Malgun Gothic" w:cs="Malgun Gothic" w:eastAsia="Malgun Gothic" w:hAnsi="Malgun Gothic"/>
+                <w:sz w:val="17"/>
+                <w:szCs w:val="17"/>
+              </w:rPr>
+              <w:t xml:space="preserve">10건 모두 반영</w:t>
             </w:r>
           </w:p>
         </w:tc>
@@ -4133,7 +4133,7 @@
         </w:tc>
         <w:tc>
           <w:tcPr>
-            <w:tcW w:type="dxa" w:w="4561"/>
+            <w:tcW w:type="dxa" w:w="4453"/>
             <w:tcBorders>
               <w:top w:val="single" w:color="C9D3DF" w:sz="4"/>
               <w:left w:val="single" w:color="C9D3DF" w:sz="4"/>
@@ -4163,7 +4163,7 @@
         </w:tc>
         <w:tc>
           <w:tcPr>
-            <w:tcW w:type="dxa" w:w="2783"/>
+            <w:tcW w:type="dxa" w:w="2891"/>
             <w:tcBorders>
               <w:top w:val="single" w:color="C9D3DF" w:sz="4"/>
               <w:left w:val="single" w:color="C9D3DF" w:sz="4"/>
@@ -5248,7 +5248,7 @@
           <w:sz w:val="19"/>
           <w:szCs w:val="19"/>
         </w:rPr>
-        <w:t xml:space="preserve"> 가장 높은 항목은 ‘내 상황에 맞춘 안내’·‘생활 정보 유용’·‘캘린더·리포트 도움’(4.75), 가장 낮은 항목은 ‘화면 보기 편함’(4.25)입니다. 4명 모두 ① 맞춤 혜택을 가장 유용한 기능으로, ② 생활 정보 둘러보기를 가장 개선이 필요한 기능으로 꼽았습니다. 완료가 가장 적은 과제는 캘린더·리포트 저장(모바일 2/4, PC 0/2)이고, 미완료는 모바일 1·2·6단계 각 1건입니다. 의견에 따라 타지역 거주기간이 필요한 이유 표시, 첫 화면 디자인 정리, 생활 정보 안내·목록 돌아가기, 휴대폰에서 파일 여는 법 안내를 반영했고, ‘질문 문항이 많음’(U04)과 모바일 미완료 원인은 응답자 확인 후 보완합니다.</w:t>
+        <w:t xml:space="preserve"> 가장 높은 항목은 ‘내 상황에 맞춘 안내’·‘생활 정보 유용’·‘캘린더·리포트 도움’(4.75), 가장 낮은 항목은 ‘화면 보기 편함’(4.25)입니다. 4명 모두 ① 맞춤 혜택을 가장 유용한 기능으로, ② 생활 정보 둘러보기를 가장 개선이 필요한 기능으로 꼽았습니다. 완료가 가장 적은 과제는 캘린더·리포트 저장(모바일 2/4, PC 0/2)이고, 미완료는 모바일 1·2·6단계 각 1건입니다. 의견에 따라 타지역 거주기간이 필요한 이유 표시, 첫 화면·세부 화면 디자인 정리(10/4 새 디자인, 10/5 팀장 UX/UI 개선), 생활 정보 안내·목록 돌아가기, 휴대폰에서 파일 여는 법 안내를 반영했고, ‘질문 문항이 많음’(U04)과 모바일 미완료 원인은 응답자 확인 후 보완합니다.</w:t>
       </w:r>
     </w:p>
     <w:p>
@@ -5271,7 +5271,7 @@
           <w:sz w:val="19"/>
           <w:szCs w:val="19"/>
         </w:rPr>
-        <w:t xml:space="preserve"> 구현 과정 screenshots/during_development/(AI 테스트 26장, 작업 과정 27장, 팀 자체 테스트 37장, 화면 다듬기 11장, 배포 확인 15장) · 구현 완료 screenshots/after_development/최종구현사진/(21장, 19–21 이메일 알림).</w:t>
+        <w:t xml:space="preserve"> 구현 과정 screenshots/during_development/(AI 테스트 26장, 작업 과정 27장, 팀 자체 테스트 37장, 화면 다듬기 11장, 배포 확인 15장, 10/4 새 디자인 5장, 10/4 최종 구현 21장 — 19–21 이메일 알림) · 구현 완료 screenshots/after_development/최종완료사진_1005/(10/5 최종 화면).</w:t>
       </w:r>
     </w:p>
     <w:p>
@@ -5707,7 +5707,7 @@
                 <w:sz w:val="17"/>
                 <w:szCs w:val="17"/>
               </w:rPr>
-              <w:t xml:space="preserve">정책 24건 4단계 판정, 정착 할 일 26개, 생활 정보 60곳, 지역말 2,253개, 접수 창구 6단계, 자동 테스트 127개 통과, 대표 TC 6건 × PC·모바일 12회 통과, 팀 자체 테스트 33번·지적 83건 중 83건 반영, 실사용자 4명 문항 평균 4.56/5 · 만족도 4.75/5 · 추천 4/4</w:t>
+              <w:t xml:space="preserve">정책 24건 4단계 판정, 정착 할 일 26개, 생활 정보 60곳, 지역말 2,253개, 접수 창구 6단계, 자동 테스트 127개 통과, 대표 TC 6건 × PC·모바일 12회 통과, 팀 자체 테스트 37번·지적 87건 중 87건 반영, 실사용자 4명 문항 평균 4.56/5 · 만족도 4.75/5 · 추천 4/4</w:t>
             </w:r>
           </w:p>
         </w:tc>

--- a/deliverables/final_report/오이소창원_개발완료보고서_20261004.docx
+++ b/deliverables/final_report/오이소창원_개발완료보고서_20261004.docx
@@ -497,7 +497,7 @@
               </w:rPr>
               <w:t xml:space="preserve">배포 앱 </w:t>
             </w:r>
-            <w:hyperlink w:history="1" r:id="rIdont5avgkaq2bavzqsplzc">
+            <w:hyperlink w:history="1" r:id="rIdxw0oq5lz82hxjzess_fsf">
               <w:r>
                 <w:rPr>
                   <w:rStyle w:val="Hyperlink"/>
@@ -516,7 +516,7 @@
               </w:rPr>
               <w:t xml:space="preserve"> · 저장소 </w:t>
             </w:r>
-            <w:hyperlink w:history="1" r:id="rIdtjtn7r0ojw49zqytwvxwr">
+            <w:hyperlink w:history="1" r:id="rIdvuz4td2nxo7lx_gjyru6w">
               <w:r>
                 <w:rPr>
                   <w:rStyle w:val="Hyperlink"/>
@@ -3075,7 +3075,7 @@
       <w:r>
         <w:drawing>
           <wp:inline distT="0" distB="0" distL="0" distR="0">
-            <wp:extent cx="6096000" cy="3190875"/>
+            <wp:extent cx="6096000" cy="3228975"/>
             <wp:effectExtent t="0" r="0" b="0" l="0"/>
             <wp:docPr id="1" name="" descr="" title=""/>
             <wp:cNvGraphicFramePr>
@@ -3100,7 +3100,7 @@
                   <pic:spPr bwMode="auto">
                     <a:xfrm>
                       <a:off x="0" y="0"/>
-                      <a:ext cx="6096000" cy="3190875"/>
+                      <a:ext cx="6096000" cy="3228975"/>
                     </a:xfrm>
                     <a:prstGeom prst="rect">
                       <a:avLst/>
@@ -3488,7 +3488,7 @@
           <w:sz w:val="21"/>
           <w:szCs w:val="21"/>
         </w:rPr>
-        <w:t xml:space="preserve">4-1. 테스트 3종 — AI 자동 12회 · 팀 자체 37회 · 실사용자 4회(총 53회)</w:t>
+        <w:t xml:space="preserve">4-1. 테스트 3종 — AI 자동 12회 · 팀 자체 38회 · 실사용자 4회(총 54회)</w:t>
       </w:r>
     </w:p>
     <w:tbl>
@@ -4061,7 +4061,7 @@
                 <w:sz w:val="17"/>
                 <w:szCs w:val="17"/>
               </w:rPr>
-              <w:t xml:space="preserve">10번 — UX·UI 개선 요청·기능 체크(10/2 18:24), AI 연결 인증 오류 확인·키 교체(10/2 21:46), UX·UI 개선 요청(10/3 16:24), 배포 앱 기능 확인(10/3 20:45), 휴대폰 검수(10/4 19:52), 이메일 알림 테스트·점검(10/4 22:10), 10/5 노트북·휴대폰 전체 검수 후 UX/UI 개선 4번(10:07·10:16·15:17·16:11, 기능 변경 없음) + 전체 검수</w:t>
+              <w:t xml:space="preserve">11번 — UX·UI 개선 요청·기능 체크(10/2 18:24), AI 연결 인증 오류 확인·키 교체(10/2 21:46), UX·UI 개선 요청(10/3 16:24), 배포 앱 기능 확인(10/3 20:45), 휴대폰 검수(10/4 19:52), 이메일 알림 테스트·점검(10/4 22:10), 10/5 노트북·휴대폰 전체 검수 후 UX/UI 개선 5번(10:07·10:16·15:17·16:11·16:34, 기능 변경 없음) + 전체 검수</w:t>
             </w:r>
           </w:p>
         </w:tc>
@@ -4091,7 +4091,7 @@
                 <w:sz w:val="17"/>
                 <w:szCs w:val="17"/>
               </w:rPr>
-              <w:t xml:space="preserve">10건 모두 반영</w:t>
+              <w:t xml:space="preserve">11건 모두 반영</w:t>
             </w:r>
           </w:p>
         </w:tc>
@@ -5271,7 +5271,7 @@
           <w:sz w:val="19"/>
           <w:szCs w:val="19"/>
         </w:rPr>
-        <w:t xml:space="preserve"> 구현 과정 screenshots/during_development/(AI 테스트 26장, 작업 과정 27장, 팀 자체 테스트 37장, 화면 다듬기 11장, 배포 확인 15장, 10/4 새 디자인 5장, 10/4 최종 구현 21장 — 19–21 이메일 알림) · 구현 완료 screenshots/after_development/최종완료사진_1005/(10/5 최종 화면).</w:t>
+        <w:t xml:space="preserve"> 구현 과정 screenshots/during_development/(AI 테스트 26장, 작업 과정 27장, 팀 자체 테스트 37장, 화면 다듬기 11장, 배포 확인 15장, 10/4 새 디자인 5장, 10/4 최종 구현 21장 — 19–21 이메일 알림) · 구현 완료 screenshots/after_development/최종완료사진_1005/(수신·추가 대기, 현재 체크아웃에 해당 폴더 없음). 최신 UI 및 검증 결과는 [종합 인계 기록](../../handoff/team_share/오이소창원_UXUI_오류수정_검증_최종기록_20261005.md)을 참고합니다.</w:t>
       </w:r>
     </w:p>
     <w:p>
@@ -5707,7 +5707,7 @@
                 <w:sz w:val="17"/>
                 <w:szCs w:val="17"/>
               </w:rPr>
-              <w:t xml:space="preserve">정책 24건 4단계 판정, 정착 할 일 26개, 생활 정보 60곳, 지역말 2,253개, 접수 창구 6단계, 자동 테스트 127개 통과, 대표 TC 6건 × PC·모바일 12회 통과, 팀 자체 테스트 37번·지적 87건 중 87건 반영, 실사용자 4명 문항 평균 4.56/5 · 만족도 4.75/5 · 추천 4/4</w:t>
+              <w:t xml:space="preserve">정책 24건 4단계 판정, 정착 할 일 26개, 생활 정보 60곳, 지역말 2,253개, 접수 창구 6단계, 자동 테스트 127개 통과, 대표 TC 6건 × PC·모바일 12회 통과, 팀 자체 테스트 38번·지적 88건 중 88건 반영, 실사용자 4명 문항 평균 4.56/5 · 만족도 4.75/5 · 추천 4/4</w:t>
             </w:r>
           </w:p>
         </w:tc>

--- a/deliverables/final_report/오이소창원_개발완료보고서_20261004.docx
+++ b/deliverables/final_report/오이소창원_개발완료보고서_20261004.docx
@@ -497,7 +497,7 @@
               </w:rPr>
               <w:t xml:space="preserve">배포 앱 </w:t>
             </w:r>
-            <w:hyperlink w:history="1" r:id="rIdxw0oq5lz82hxjzess_fsf">
+            <w:hyperlink w:history="1" r:id="rIdk--scfnbygqsl96nww-cl">
               <w:r>
                 <w:rPr>
                   <w:rStyle w:val="Hyperlink"/>
@@ -516,7 +516,7 @@
               </w:rPr>
               <w:t xml:space="preserve"> · 저장소 </w:t>
             </w:r>
-            <w:hyperlink w:history="1" r:id="rIdvuz4td2nxo7lx_gjyru6w">
+            <w:hyperlink w:history="1" r:id="rIdupkcphq-b_4nvmy2i5jwt">
               <w:r>
                 <w:rPr>
                   <w:rStyle w:val="Hyperlink"/>
@@ -5271,7 +5271,7 @@
           <w:sz w:val="19"/>
           <w:szCs w:val="19"/>
         </w:rPr>
-        <w:t xml:space="preserve"> 구현 과정 screenshots/during_development/(AI 테스트 26장, 작업 과정 27장, 팀 자체 테스트 37장, 화면 다듬기 11장, 배포 확인 15장, 10/4 새 디자인 5장, 10/4 최종 구현 21장 — 19–21 이메일 알림) · 구현 완료 screenshots/after_development/최종완료사진_1005/(수신·추가 대기, 현재 체크아웃에 해당 폴더 없음). 최신 UI 및 검증 결과는 [종합 인계 기록](../../handoff/team_share/오이소창원_UXUI_오류수정_검증_최종기록_20261005.md)을 참고합니다.</w:t>
+        <w:t xml:space="preserve"> 구현 과정 screenshots/during_development/(AI 테스트 26장, 작업 과정 27장, 팀 자체 테스트 37장, 화면 다듬기 11장, 배포 확인 15장, 10/4 새 디자인 5장, 10/4 최종 구현 21장 — 19–21 이메일 알림) · 구현 완료 screenshots/after_development/최종완료사진_1005/(10/5 최종 화면 PC 10장·휴대폰 11장). 최신 UI 및 검증 결과는 [종합 인계 기록](../../handoff/team_share/오이소창원_UXUI_오류수정_검증_최종기록_20261005.md)을 참고합니다.</w:t>
       </w:r>
     </w:p>
     <w:p>
